--- a/8-资源管理/流程制度规范类文件/080102-服务台管理制度.docx
+++ b/8-资源管理/流程制度规范类文件/080102-服务台管理制度.docx
@@ -1,14 +1,13 @@
 
 <file path=word/document.xml><?xml version="1.0" encoding="utf-8"?>
-<w:document xmlns:wpc="http://schemas.microsoft.com/office/word/2010/wordprocessingCanvas" xmlns:mc="http://schemas.openxmlformats.org/markup-compatibility/2006" xmlns:o="urn:schemas-microsoft-com:office:office" xmlns:r="http://schemas.openxmlformats.org/officeDocument/2006/relationships" xmlns:m="http://schemas.openxmlformats.org/officeDocument/2006/math" xmlns:v="urn:schemas-microsoft-com:vml" xmlns:wp14="http://schemas.microsoft.com/office/word/2010/wordprocessingDrawing" xmlns:wp="http://schemas.openxmlformats.org/drawingml/2006/wordprocessingDrawing" xmlns:w10="urn:schemas-microsoft-com:office:word" xmlns:w="http://schemas.openxmlformats.org/wordprocessingml/2006/main" xmlns:w14="http://schemas.microsoft.com/office/word/2010/wordml" xmlns:w15="http://schemas.microsoft.com/office/word/2012/wordml" xmlns:wne="http://schemas.microsoft.com/office/word/2006/wordml" xmlns:wpg="http://schemas.microsoft.com/office/word/2010/wordprocessingGroup" xmlns:wpi="http://schemas.microsoft.com/office/word/2010/wordprocessingInk" xmlns:wps="http://schemas.microsoft.com/office/word/2010/wordprocessingShape" mc:Ignorable="w14 w15 wp14">
-  <!-- Generated by Aspose.Words for .NET 13.3.0.1 -->
+<w:document xmlns:wpc="http://schemas.microsoft.com/office/word/2010/wordprocessingCanvas" xmlns:mc="http://schemas.openxmlformats.org/markup-compatibility/2006" xmlns:o="urn:schemas-microsoft-com:office:office" xmlns:r="http://schemas.openxmlformats.org/officeDocument/2006/relationships" xmlns:m="http://schemas.openxmlformats.org/officeDocument/2006/math" xmlns:v="urn:schemas-microsoft-com:vml" xmlns:wp14="http://schemas.microsoft.com/office/word/2010/wordprocessingDrawing" xmlns:wp="http://schemas.openxmlformats.org/drawingml/2006/wordprocessingDrawing" xmlns:w="http://schemas.openxmlformats.org/wordprocessingml/2006/main" xmlns:w14="http://schemas.microsoft.com/office/word/2010/wordml" xmlns:w10="urn:schemas-microsoft-com:office:word" xmlns:w15="http://schemas.microsoft.com/office/word/2012/wordml" xmlns:wpg="http://schemas.microsoft.com/office/word/2010/wordprocessingGroup" xmlns:wpi="http://schemas.microsoft.com/office/word/2010/wordprocessingInk" xmlns:wne="http://schemas.microsoft.com/office/word/2006/wordml" xmlns:wps="http://schemas.microsoft.com/office/word/2010/wordprocessingShape" xmlns:wpsCustomData="http://www.wps.cn/officeDocument/2013/wpsCustomData" mc:Ignorable="w14 w15 wp14">
   <w:body>
     <w:p>
       <w:pPr>
         <w:spacing w:before="78" w:line="219" w:lineRule="auto"/>
         <w:ind w:left="25"/>
         <w:rPr>
-          <w:rFonts w:ascii="宋体" w:eastAsia="宋体" w:hAnsi="宋体" w:cs="宋体" w:hint="default"/>
+          <w:rFonts w:hint="default" w:ascii="宋体" w:hAnsi="宋体" w:eastAsia="宋体" w:cs="宋体"/>
           <w:sz w:val="24"/>
           <w:szCs w:val="24"/>
           <w:lang w:val="en-US" w:eastAsia="zh-CN"/>
@@ -16,7 +15,7 @@
       </w:pPr>
       <w:r>
         <w:rPr>
-          <w:rFonts w:ascii="宋体" w:eastAsia="宋体" w:hAnsi="宋体" w:cs="宋体"/>
+          <w:rFonts w:ascii="宋体" w:hAnsi="宋体" w:eastAsia="宋体" w:cs="宋体"/>
           <w:b/>
           <w:bCs/>
           <w:spacing w:val="-3"/>
@@ -27,7 +26,7 @@
       </w:r>
       <w:r>
         <w:rPr>
-          <w:rFonts w:ascii="宋体" w:eastAsia="宋体" w:hAnsi="宋体" w:cs="宋体" w:hint="eastAsia"/>
+          <w:rFonts w:hint="eastAsia" w:ascii="宋体" w:hAnsi="宋体" w:eastAsia="宋体" w:cs="宋体"/>
           <w:b/>
           <w:bCs/>
           <w:spacing w:val="-3"/>
@@ -39,7 +38,7 @@
       </w:r>
       <w:r>
         <w:rPr>
-          <w:rFonts w:ascii="宋体" w:eastAsia="宋体" w:hAnsi="宋体" w:cs="宋体"/>
+          <w:rFonts w:ascii="宋体" w:hAnsi="宋体" w:eastAsia="宋体" w:cs="宋体"/>
           <w:b/>
           <w:bCs/>
           <w:spacing w:val="-3"/>
@@ -50,7 +49,7 @@
       </w:r>
       <w:r>
         <w:rPr>
-          <w:rFonts w:ascii="宋体" w:eastAsia="宋体" w:hAnsi="宋体" w:cs="宋体" w:hint="eastAsia"/>
+          <w:rFonts w:hint="eastAsia" w:ascii="宋体" w:hAnsi="宋体" w:eastAsia="宋体" w:cs="宋体"/>
           <w:b/>
           <w:bCs/>
           <w:spacing w:val="-3"/>
@@ -80,14 +79,14 @@
         <w:ind w:left="23"/>
         <w:textAlignment w:val="auto"/>
         <w:rPr>
-          <w:rFonts w:ascii="宋体" w:eastAsia="宋体" w:hAnsi="宋体" w:cs="宋体"/>
+          <w:rFonts w:ascii="宋体" w:hAnsi="宋体" w:eastAsia="宋体" w:cs="宋体"/>
           <w:sz w:val="24"/>
           <w:szCs w:val="24"/>
         </w:rPr>
       </w:pPr>
       <w:r>
         <w:rPr>
-          <w:rFonts w:ascii="宋体" w:eastAsia="宋体" w:hAnsi="宋体" w:cs="宋体"/>
+          <w:rFonts w:ascii="宋体" w:hAnsi="宋体" w:eastAsia="宋体" w:cs="宋体"/>
           <w:b/>
           <w:bCs/>
           <w:spacing w:val="240"/>
@@ -99,7 +98,7 @@
       </w:r>
       <w:r>
         <w:rPr>
-          <w:rFonts w:ascii="宋体" w:eastAsia="宋体" w:hAnsi="宋体" w:cs="宋体"/>
+          <w:rFonts w:ascii="宋体" w:hAnsi="宋体" w:eastAsia="宋体" w:cs="宋体"/>
           <w:b/>
           <w:bCs/>
           <w:spacing w:val="0"/>
@@ -111,7 +110,7 @@
       </w:r>
       <w:r>
         <w:rPr>
-          <w:rFonts w:ascii="宋体" w:eastAsia="宋体" w:hAnsi="宋体" w:cs="宋体"/>
+          <w:rFonts w:ascii="宋体" w:hAnsi="宋体" w:eastAsia="宋体" w:cs="宋体"/>
           <w:b/>
           <w:bCs/>
           <w:spacing w:val="-5"/>
@@ -123,7 +122,7 @@
     </w:p>
     <w:p>
       <w:pPr>
-        <w:pStyle w:val="a"/>
+        <w:pStyle w:val="24"/>
         <w:bidi w:val="0"/>
       </w:pPr>
       <w:bookmarkStart w:id="0" w:name="_Toc6079"/>
@@ -138,7 +137,7 @@
     </w:p>
     <w:p>
       <w:pPr>
-        <w:pStyle w:val="a0"/>
+        <w:pStyle w:val="25"/>
         <w:bidi w:val="0"/>
         <w:rPr>
           <w:rFonts w:hint="default"/>
@@ -157,17 +156,18 @@
     </w:p>
     <w:tbl>
       <w:tblPr>
-        <w:tblStyle w:val="TableGrid"/>
+        <w:tblStyle w:val="21"/>
         <w:tblW w:w="0" w:type="auto"/>
         <w:tblInd w:w="2443" w:type="dxa"/>
         <w:tblBorders>
-          <w:top w:val="nil"/>
-          <w:left w:val="nil"/>
-          <w:bottom w:val="nil"/>
-          <w:right w:val="nil"/>
-          <w:insideH w:val="nil"/>
-          <w:insideV w:val="nil"/>
+          <w:top w:val="none" w:color="auto" w:sz="0" w:space="0"/>
+          <w:left w:val="none" w:color="auto" w:sz="0" w:space="0"/>
+          <w:bottom w:val="none" w:color="auto" w:sz="0" w:space="0"/>
+          <w:right w:val="none" w:color="auto" w:sz="0" w:space="0"/>
+          <w:insideH w:val="none" w:color="auto" w:sz="0" w:space="0"/>
+          <w:insideV w:val="none" w:color="auto" w:sz="0" w:space="0"/>
         </w:tblBorders>
+        <w:tblLayout w:type="autofit"/>
         <w:tblCellMar>
           <w:top w:w="0" w:type="dxa"/>
           <w:left w:w="108" w:type="dxa"/>
@@ -181,15 +181,13 @@
       </w:tblGrid>
       <w:tr>
         <w:tblPrEx>
-          <w:tblW w:w="0" w:type="auto"/>
-          <w:tblInd w:w="2443" w:type="dxa"/>
           <w:tblBorders>
-            <w:top w:val="nil"/>
-            <w:left w:val="nil"/>
-            <w:bottom w:val="nil"/>
-            <w:right w:val="nil"/>
-            <w:insideH w:val="nil"/>
-            <w:insideV w:val="nil"/>
+            <w:top w:val="none" w:color="auto" w:sz="0" w:space="0"/>
+            <w:left w:val="none" w:color="auto" w:sz="0" w:space="0"/>
+            <w:bottom w:val="none" w:color="auto" w:sz="0" w:space="0"/>
+            <w:right w:val="none" w:color="auto" w:sz="0" w:space="0"/>
+            <w:insideH w:val="none" w:color="auto" w:sz="0" w:space="0"/>
+            <w:insideV w:val="none" w:color="auto" w:sz="0" w:space="0"/>
           </w:tblBorders>
           <w:tblCellMar>
             <w:top w:w="0" w:type="dxa"/>
@@ -199,7 +197,7 @@
           </w:tblCellMar>
         </w:tblPrEx>
         <w:trPr>
-          <w:trHeight w:val="810"/>
+          <w:trHeight w:val="810" w:hRule="atLeast"/>
         </w:trPr>
         <w:tc>
           <w:tcPr>
@@ -230,7 +228,7 @@
             </w:r>
             <w:r>
               <w:rPr>
-                <w:rFonts w:asciiTheme="minorAscii" w:eastAsiaTheme="minorEastAsia" w:hAnsiTheme="minorAscii" w:hint="default"/>
+                <w:rFonts w:hint="default" w:asciiTheme="minorAscii" w:hAnsiTheme="minorAscii" w:eastAsiaTheme="minorEastAsia"/>
                 <w:spacing w:val="227"/>
                 <w:sz w:val="21"/>
                 <w:vertAlign w:val="baseline"/>
@@ -272,7 +270,7 @@
             </w:r>
             <w:r>
               <w:rPr>
-                <w:rFonts w:asciiTheme="minorAscii" w:eastAsiaTheme="minorEastAsia" w:hAnsiTheme="minorAscii" w:hint="eastAsia"/>
+                <w:rFonts w:hint="eastAsia" w:asciiTheme="minorAscii" w:hAnsiTheme="minorAscii" w:eastAsiaTheme="minorEastAsia"/>
                 <w:spacing w:val="227"/>
                 <w:sz w:val="21"/>
                 <w:vertAlign w:val="baseline"/>
@@ -294,8 +292,14 @@
       </w:tr>
       <w:tr>
         <w:tblPrEx>
-          <w:tblW w:w="0" w:type="auto"/>
-          <w:tblInd w:w="2443" w:type="dxa"/>
+          <w:tblBorders>
+            <w:top w:val="none" w:color="auto" w:sz="0" w:space="0"/>
+            <w:left w:val="none" w:color="auto" w:sz="0" w:space="0"/>
+            <w:bottom w:val="none" w:color="auto" w:sz="0" w:space="0"/>
+            <w:right w:val="none" w:color="auto" w:sz="0" w:space="0"/>
+            <w:insideH w:val="none" w:color="auto" w:sz="0" w:space="0"/>
+            <w:insideV w:val="none" w:color="auto" w:sz="0" w:space="0"/>
+          </w:tblBorders>
           <w:tblCellMar>
             <w:top w:w="0" w:type="dxa"/>
             <w:left w:w="108" w:type="dxa"/>
@@ -304,7 +308,7 @@
           </w:tblCellMar>
         </w:tblPrEx>
         <w:trPr>
-          <w:trHeight w:val="810"/>
+          <w:trHeight w:val="810" w:hRule="atLeast"/>
         </w:trPr>
         <w:tc>
           <w:tcPr>
@@ -321,7 +325,7 @@
               <w:overflowPunct/>
               <w:bidi w:val="0"/>
               <w:rPr>
-                <w:rFonts w:ascii="Arial" w:eastAsia="Arial" w:hAnsi="Arial" w:cs="Arial" w:hint="eastAsia"/>
+                <w:rFonts w:hint="eastAsia" w:ascii="Arial" w:hAnsi="Arial" w:eastAsia="Arial" w:cs="Arial"/>
                 <w:snapToGrid w:val="0"/>
                 <w:color w:val="000000"/>
                 <w:kern w:val="0"/>
@@ -341,7 +345,7 @@
             </w:r>
             <w:r>
               <w:rPr>
-                <w:rFonts w:asciiTheme="minorAscii" w:eastAsiaTheme="minorEastAsia" w:hAnsiTheme="minorAscii" w:hint="default"/>
+                <w:rFonts w:hint="default" w:asciiTheme="minorAscii" w:hAnsiTheme="minorAscii" w:eastAsiaTheme="minorEastAsia"/>
                 <w:spacing w:val="227"/>
                 <w:sz w:val="21"/>
                 <w:vertAlign w:val="baseline"/>
@@ -368,7 +372,7 @@
             <w:pPr>
               <w:widowControl w:val="0"/>
               <w:rPr>
-                <w:rFonts w:ascii="Arial" w:eastAsia="Arial" w:hAnsi="Arial" w:cs="Arial" w:hint="eastAsia"/>
+                <w:rFonts w:hint="eastAsia" w:ascii="Arial" w:hAnsi="Arial" w:eastAsia="Arial" w:cs="Arial"/>
                 <w:snapToGrid w:val="0"/>
                 <w:color w:val="000000"/>
                 <w:kern w:val="0"/>
@@ -384,11 +388,21 @@
                 <w:vertAlign w:val="baseline"/>
                 <w:lang w:val="en-US" w:eastAsia="zh-CN"/>
               </w:rPr>
-              <w:t>编制时间</w:t>
+              <w:t>审核</w:t>
+            </w:r>
+            <w:bookmarkStart w:id="36" w:name="_GoBack"/>
+            <w:bookmarkEnd w:id="36"/>
+            <w:r>
+              <w:rPr>
+                <w:rFonts w:hint="eastAsia"/>
+                <w:vertAlign w:val="baseline"/>
+                <w:lang w:val="en-US" w:eastAsia="zh-CN"/>
+              </w:rPr>
+              <w:t>时间</w:t>
             </w:r>
             <w:r>
               <w:rPr>
-                <w:rFonts w:asciiTheme="minorAscii" w:eastAsiaTheme="minorEastAsia" w:hAnsiTheme="minorAscii" w:hint="eastAsia"/>
+                <w:rFonts w:hint="eastAsia" w:asciiTheme="minorAscii" w:hAnsiTheme="minorAscii" w:eastAsiaTheme="minorEastAsia"/>
                 <w:spacing w:val="227"/>
                 <w:sz w:val="21"/>
                 <w:vertAlign w:val="baseline"/>
@@ -410,8 +424,14 @@
       </w:tr>
       <w:tr>
         <w:tblPrEx>
-          <w:tblW w:w="0" w:type="auto"/>
-          <w:tblInd w:w="2443" w:type="dxa"/>
+          <w:tblBorders>
+            <w:top w:val="none" w:color="auto" w:sz="0" w:space="0"/>
+            <w:left w:val="none" w:color="auto" w:sz="0" w:space="0"/>
+            <w:bottom w:val="none" w:color="auto" w:sz="0" w:space="0"/>
+            <w:right w:val="none" w:color="auto" w:sz="0" w:space="0"/>
+            <w:insideH w:val="none" w:color="auto" w:sz="0" w:space="0"/>
+            <w:insideV w:val="none" w:color="auto" w:sz="0" w:space="0"/>
+          </w:tblBorders>
           <w:tblCellMar>
             <w:top w:w="0" w:type="dxa"/>
             <w:left w:w="108" w:type="dxa"/>
@@ -420,7 +440,7 @@
           </w:tblCellMar>
         </w:tblPrEx>
         <w:trPr>
-          <w:trHeight w:val="635"/>
+          <w:trHeight w:val="635" w:hRule="atLeast"/>
         </w:trPr>
         <w:tc>
           <w:tcPr>
@@ -445,7 +465,7 @@
             </w:r>
             <w:r>
               <w:rPr>
-                <w:rFonts w:asciiTheme="minorAscii" w:eastAsiaTheme="minorEastAsia" w:hAnsiTheme="minorAscii" w:hint="eastAsia"/>
+                <w:rFonts w:hint="eastAsia" w:asciiTheme="minorAscii" w:hAnsiTheme="minorAscii" w:eastAsiaTheme="minorEastAsia"/>
                 <w:spacing w:val="227"/>
                 <w:sz w:val="21"/>
                 <w:vertAlign w:val="baseline"/>
@@ -486,7 +506,7 @@
             </w:r>
             <w:r>
               <w:rPr>
-                <w:rFonts w:asciiTheme="minorAscii" w:eastAsiaTheme="minorEastAsia" w:hAnsiTheme="minorAscii" w:hint="eastAsia"/>
+                <w:rFonts w:hint="eastAsia" w:asciiTheme="minorAscii" w:hAnsiTheme="minorAscii" w:eastAsiaTheme="minorEastAsia"/>
                 <w:spacing w:val="227"/>
                 <w:sz w:val="21"/>
                 <w:vertAlign w:val="baseline"/>
@@ -517,14 +537,14 @@
         <w:spacing w:before="153" w:line="225" w:lineRule="auto"/>
         <w:ind w:left="3634"/>
         <w:rPr>
-          <w:rFonts w:ascii="宋体" w:eastAsia="宋体" w:hAnsi="宋体" w:cs="宋体"/>
+          <w:rFonts w:ascii="宋体" w:hAnsi="宋体" w:eastAsia="宋体" w:cs="宋体"/>
           <w:sz w:val="31"/>
           <w:szCs w:val="31"/>
         </w:rPr>
       </w:pPr>
       <w:r>
         <w:rPr>
-          <w:rFonts w:ascii="宋体" w:eastAsia="宋体" w:hAnsi="宋体" w:cs="宋体"/>
+          <w:rFonts w:ascii="宋体" w:hAnsi="宋体" w:eastAsia="宋体" w:cs="宋体"/>
           <w:b/>
           <w:bCs/>
           <w:spacing w:val="4"/>
@@ -536,16 +556,16 @@
     </w:p>
     <w:tbl>
       <w:tblPr>
-        <w:tblStyle w:val="TableNormal0"/>
+        <w:tblStyle w:val="26"/>
         <w:tblW w:w="8301" w:type="dxa"/>
         <w:tblInd w:w="2" w:type="dxa"/>
         <w:tblBorders>
-          <w:top w:val="single" w:sz="2" w:space="0" w:color="000000"/>
-          <w:left w:val="single" w:sz="2" w:space="0" w:color="000000"/>
-          <w:bottom w:val="single" w:sz="2" w:space="0" w:color="000000"/>
-          <w:right w:val="single" w:sz="2" w:space="0" w:color="000000"/>
-          <w:insideH w:val="single" w:sz="2" w:space="0" w:color="000000"/>
-          <w:insideV w:val="single" w:sz="2" w:space="0" w:color="000000"/>
+          <w:top w:val="single" w:color="000000" w:sz="2" w:space="0"/>
+          <w:left w:val="single" w:color="000000" w:sz="2" w:space="0"/>
+          <w:bottom w:val="single" w:color="000000" w:sz="2" w:space="0"/>
+          <w:right w:val="single" w:color="000000" w:sz="2" w:space="0"/>
+          <w:insideH w:val="single" w:color="000000" w:sz="2" w:space="0"/>
+          <w:insideV w:val="single" w:color="000000" w:sz="2" w:space="0"/>
         </w:tblBorders>
         <w:tblLayout w:type="fixed"/>
         <w:tblCellMar>
@@ -565,17 +585,14 @@
       </w:tblGrid>
       <w:tr>
         <w:tblPrEx>
-          <w:tblW w:w="8301" w:type="dxa"/>
-          <w:tblInd w:w="2" w:type="dxa"/>
           <w:tblBorders>
-            <w:top w:val="single" w:sz="2" w:space="0" w:color="000000"/>
-            <w:left w:val="single" w:sz="2" w:space="0" w:color="000000"/>
-            <w:bottom w:val="single" w:sz="2" w:space="0" w:color="000000"/>
-            <w:right w:val="single" w:sz="2" w:space="0" w:color="000000"/>
-            <w:insideH w:val="single" w:sz="2" w:space="0" w:color="000000"/>
-            <w:insideV w:val="single" w:sz="2" w:space="0" w:color="000000"/>
+            <w:top w:val="single" w:color="000000" w:sz="2" w:space="0"/>
+            <w:left w:val="single" w:color="000000" w:sz="2" w:space="0"/>
+            <w:bottom w:val="single" w:color="000000" w:sz="2" w:space="0"/>
+            <w:right w:val="single" w:color="000000" w:sz="2" w:space="0"/>
+            <w:insideH w:val="single" w:color="000000" w:sz="2" w:space="0"/>
+            <w:insideV w:val="single" w:color="000000" w:sz="2" w:space="0"/>
           </w:tblBorders>
-          <w:tblLayout w:type="fixed"/>
           <w:tblCellMar>
             <w:top w:w="0" w:type="dxa"/>
             <w:left w:w="0" w:type="dxa"/>
@@ -584,7 +601,7 @@
           </w:tblCellMar>
         </w:tblPrEx>
         <w:trPr>
-          <w:trHeight w:val="593"/>
+          <w:trHeight w:val="593" w:hRule="atLeast"/>
         </w:trPr>
         <w:tc>
           <w:tcPr>
@@ -595,14 +612,14 @@
               <w:spacing w:before="176" w:line="228" w:lineRule="auto"/>
               <w:ind w:left="607"/>
               <w:rPr>
-                <w:rFonts w:ascii="宋体" w:eastAsia="宋体" w:hAnsi="宋体" w:cs="宋体"/>
+                <w:rFonts w:ascii="宋体" w:hAnsi="宋体" w:eastAsia="宋体" w:cs="宋体"/>
                 <w:sz w:val="20"/>
                 <w:szCs w:val="20"/>
               </w:rPr>
             </w:pPr>
             <w:r>
               <w:rPr>
-                <w:rFonts w:ascii="宋体" w:eastAsia="宋体" w:hAnsi="宋体" w:cs="宋体"/>
+                <w:rFonts w:ascii="宋体" w:hAnsi="宋体" w:eastAsia="宋体" w:cs="宋体"/>
                 <w:spacing w:val="-14"/>
                 <w:sz w:val="20"/>
                 <w:szCs w:val="20"/>
@@ -620,14 +637,14 @@
               <w:spacing w:before="175" w:line="227" w:lineRule="auto"/>
               <w:ind w:left="253"/>
               <w:rPr>
-                <w:rFonts w:ascii="宋体" w:eastAsia="宋体" w:hAnsi="宋体" w:cs="宋体"/>
+                <w:rFonts w:ascii="宋体" w:hAnsi="宋体" w:eastAsia="宋体" w:cs="宋体"/>
                 <w:sz w:val="20"/>
                 <w:szCs w:val="20"/>
               </w:rPr>
             </w:pPr>
             <w:r>
               <w:rPr>
-                <w:rFonts w:ascii="宋体" w:eastAsia="宋体" w:hAnsi="宋体" w:cs="宋体"/>
+                <w:rFonts w:ascii="宋体" w:hAnsi="宋体" w:eastAsia="宋体" w:cs="宋体"/>
                 <w:spacing w:val="4"/>
                 <w:sz w:val="20"/>
                 <w:szCs w:val="20"/>
@@ -645,14 +662,14 @@
               <w:spacing w:before="175" w:line="228" w:lineRule="auto"/>
               <w:ind w:left="730"/>
               <w:rPr>
-                <w:rFonts w:ascii="宋体" w:eastAsia="宋体" w:hAnsi="宋体" w:cs="宋体"/>
+                <w:rFonts w:ascii="宋体" w:hAnsi="宋体" w:eastAsia="宋体" w:cs="宋体"/>
                 <w:sz w:val="20"/>
                 <w:szCs w:val="20"/>
               </w:rPr>
             </w:pPr>
             <w:r>
               <w:rPr>
-                <w:rFonts w:ascii="宋体" w:eastAsia="宋体" w:hAnsi="宋体" w:cs="宋体"/>
+                <w:rFonts w:ascii="宋体" w:hAnsi="宋体" w:eastAsia="宋体" w:cs="宋体"/>
                 <w:spacing w:val="7"/>
                 <w:sz w:val="20"/>
                 <w:szCs w:val="20"/>
@@ -670,14 +687,14 @@
               <w:spacing w:before="175" w:line="228" w:lineRule="auto"/>
               <w:ind w:left="310"/>
               <w:rPr>
-                <w:rFonts w:ascii="宋体" w:eastAsia="宋体" w:hAnsi="宋体" w:cs="宋体"/>
+                <w:rFonts w:ascii="宋体" w:hAnsi="宋体" w:eastAsia="宋体" w:cs="宋体"/>
                 <w:sz w:val="20"/>
                 <w:szCs w:val="20"/>
               </w:rPr>
             </w:pPr>
             <w:r>
               <w:rPr>
-                <w:rFonts w:ascii="宋体" w:eastAsia="宋体" w:hAnsi="宋体" w:cs="宋体"/>
+                <w:rFonts w:ascii="宋体" w:hAnsi="宋体" w:eastAsia="宋体" w:cs="宋体"/>
                 <w:spacing w:val="6"/>
                 <w:sz w:val="20"/>
                 <w:szCs w:val="20"/>
@@ -695,7 +712,7 @@
               <w:spacing w:before="175" w:line="228" w:lineRule="auto"/>
               <w:ind w:left="310"/>
               <w:rPr>
-                <w:rFonts w:ascii="宋体" w:eastAsia="宋体" w:hAnsi="宋体" w:cs="宋体" w:hint="eastAsia"/>
+                <w:rFonts w:hint="eastAsia" w:ascii="宋体" w:hAnsi="宋体" w:eastAsia="宋体" w:cs="宋体"/>
                 <w:spacing w:val="6"/>
                 <w:sz w:val="20"/>
                 <w:szCs w:val="20"/>
@@ -704,7 +721,7 @@
             </w:pPr>
             <w:r>
               <w:rPr>
-                <w:rFonts w:ascii="宋体" w:eastAsia="宋体" w:hAnsi="宋体" w:cs="宋体" w:hint="eastAsia"/>
+                <w:rFonts w:hint="eastAsia" w:ascii="宋体" w:hAnsi="宋体" w:eastAsia="宋体" w:cs="宋体"/>
                 <w:spacing w:val="6"/>
                 <w:sz w:val="20"/>
                 <w:szCs w:val="20"/>
@@ -723,14 +740,14 @@
               <w:spacing w:before="176" w:line="229" w:lineRule="auto"/>
               <w:ind w:left="311"/>
               <w:rPr>
-                <w:rFonts w:ascii="宋体" w:eastAsia="宋体" w:hAnsi="宋体" w:cs="宋体"/>
+                <w:rFonts w:ascii="宋体" w:hAnsi="宋体" w:eastAsia="宋体" w:cs="宋体"/>
                 <w:sz w:val="20"/>
                 <w:szCs w:val="20"/>
               </w:rPr>
             </w:pPr>
             <w:r>
               <w:rPr>
-                <w:rFonts w:ascii="宋体" w:eastAsia="宋体" w:hAnsi="宋体" w:cs="宋体"/>
+                <w:rFonts w:ascii="宋体" w:hAnsi="宋体" w:eastAsia="宋体" w:cs="宋体"/>
                 <w:spacing w:val="7"/>
                 <w:sz w:val="20"/>
                 <w:szCs w:val="20"/>
@@ -742,9 +759,14 @@
       </w:tr>
       <w:tr>
         <w:tblPrEx>
-          <w:tblW w:w="8301" w:type="dxa"/>
-          <w:tblInd w:w="2" w:type="dxa"/>
-          <w:tblLayout w:type="fixed"/>
+          <w:tblBorders>
+            <w:top w:val="single" w:color="000000" w:sz="2" w:space="0"/>
+            <w:left w:val="single" w:color="000000" w:sz="2" w:space="0"/>
+            <w:bottom w:val="single" w:color="000000" w:sz="2" w:space="0"/>
+            <w:right w:val="single" w:color="000000" w:sz="2" w:space="0"/>
+            <w:insideH w:val="single" w:color="000000" w:sz="2" w:space="0"/>
+            <w:insideV w:val="single" w:color="000000" w:sz="2" w:space="0"/>
+          </w:tblBorders>
           <w:tblCellMar>
             <w:top w:w="0" w:type="dxa"/>
             <w:left w:w="0" w:type="dxa"/>
@@ -753,7 +775,7 @@
           </w:tblCellMar>
         </w:tblPrEx>
         <w:trPr>
-          <w:trHeight w:val="556"/>
+          <w:trHeight w:val="556" w:hRule="atLeast"/>
         </w:trPr>
         <w:tc>
           <w:tcPr>
@@ -764,14 +786,14 @@
               <w:spacing w:before="173" w:line="267" w:lineRule="exact"/>
               <w:ind w:left="260"/>
               <w:rPr>
-                <w:rFonts w:ascii="宋体" w:eastAsia="宋体" w:hAnsi="宋体" w:cs="宋体"/>
+                <w:rFonts w:ascii="宋体" w:hAnsi="宋体" w:eastAsia="宋体" w:cs="宋体"/>
                 <w:sz w:val="20"/>
                 <w:szCs w:val="20"/>
               </w:rPr>
             </w:pPr>
             <w:r>
               <w:rPr>
-                <w:rFonts w:ascii="宋体" w:eastAsia="宋体" w:hAnsi="宋体" w:cs="宋体"/>
+                <w:rFonts w:ascii="宋体" w:hAnsi="宋体" w:eastAsia="宋体" w:cs="宋体"/>
                 <w:spacing w:val="3"/>
                 <w:position w:val="1"/>
                 <w:sz w:val="20"/>
@@ -790,14 +812,14 @@
               <w:spacing w:before="173" w:line="267" w:lineRule="exact"/>
               <w:ind w:left="248"/>
               <w:rPr>
-                <w:rFonts w:ascii="宋体" w:eastAsia="宋体" w:hAnsi="宋体" w:cs="宋体"/>
+                <w:rFonts w:ascii="宋体" w:hAnsi="宋体" w:eastAsia="宋体" w:cs="宋体"/>
                 <w:sz w:val="20"/>
                 <w:szCs w:val="20"/>
               </w:rPr>
             </w:pPr>
             <w:r>
               <w:rPr>
-                <w:rFonts w:ascii="宋体" w:eastAsia="宋体" w:hAnsi="宋体" w:cs="宋体"/>
+                <w:rFonts w:ascii="宋体" w:hAnsi="宋体" w:eastAsia="宋体" w:cs="宋体"/>
                 <w:spacing w:val="4"/>
                 <w:position w:val="1"/>
                 <w:sz w:val="20"/>
@@ -817,14 +839,14 @@
               <w:ind w:left="114"/>
               <w:jc w:val="center"/>
               <w:rPr>
-                <w:rFonts w:ascii="宋体" w:eastAsia="宋体" w:hAnsi="宋体" w:cs="宋体"/>
+                <w:rFonts w:ascii="宋体" w:hAnsi="宋体" w:eastAsia="宋体" w:cs="宋体"/>
                 <w:sz w:val="20"/>
                 <w:szCs w:val="20"/>
               </w:rPr>
             </w:pPr>
             <w:r>
               <w:rPr>
-                <w:rFonts w:ascii="宋体" w:eastAsia="宋体" w:hAnsi="宋体" w:cs="宋体"/>
+                <w:rFonts w:ascii="宋体" w:hAnsi="宋体" w:eastAsia="宋体" w:cs="宋体"/>
                 <w:spacing w:val="7"/>
                 <w:sz w:val="20"/>
                 <w:szCs w:val="20"/>
@@ -849,7 +871,7 @@
               <w:spacing w:before="172" w:line="228" w:lineRule="auto"/>
               <w:ind w:left="313" w:leftChars="0"/>
               <w:rPr>
-                <w:rFonts w:ascii="宋体" w:eastAsia="宋体" w:hAnsi="宋体" w:cs="宋体" w:hint="eastAsia"/>
+                <w:rFonts w:hint="eastAsia" w:ascii="宋体" w:hAnsi="宋体" w:eastAsia="宋体" w:cs="宋体"/>
                 <w:sz w:val="20"/>
                 <w:szCs w:val="20"/>
                 <w:lang w:val="en-US" w:eastAsia="zh-CN"/>
@@ -857,7 +879,7 @@
             </w:pPr>
             <w:r>
               <w:rPr>
-                <w:rFonts w:ascii="宋体" w:hAnsi="宋体" w:cs="宋体" w:hint="eastAsia"/>
+                <w:rFonts w:hint="eastAsia" w:ascii="宋体" w:hAnsi="宋体" w:cs="宋体"/>
                 <w:sz w:val="20"/>
                 <w:szCs w:val="20"/>
                 <w:lang w:val="en-US" w:eastAsia="zh-CN"/>
@@ -882,7 +904,7 @@
               <w:spacing w:before="172" w:line="228" w:lineRule="auto"/>
               <w:ind w:left="313" w:leftChars="0"/>
               <w:rPr>
-                <w:rFonts w:ascii="宋体" w:eastAsia="宋体" w:hAnsi="宋体" w:cs="宋体" w:hint="eastAsia"/>
+                <w:rFonts w:hint="eastAsia" w:ascii="宋体" w:hAnsi="宋体" w:eastAsia="宋体" w:cs="宋体"/>
                 <w:spacing w:val="5"/>
                 <w:sz w:val="20"/>
                 <w:szCs w:val="20"/>
@@ -906,14 +928,14 @@
               <w:spacing w:before="173" w:line="229" w:lineRule="auto"/>
               <w:ind w:left="314"/>
               <w:rPr>
-                <w:rFonts w:ascii="宋体" w:eastAsia="宋体" w:hAnsi="宋体" w:cs="宋体"/>
+                <w:rFonts w:ascii="宋体" w:hAnsi="宋体" w:eastAsia="宋体" w:cs="宋体"/>
                 <w:sz w:val="20"/>
                 <w:szCs w:val="20"/>
               </w:rPr>
             </w:pPr>
             <w:r>
               <w:rPr>
-                <w:rFonts w:ascii="宋体" w:eastAsia="宋体" w:hAnsi="宋体" w:cs="宋体" w:hint="eastAsia"/>
+                <w:rFonts w:hint="eastAsia" w:ascii="宋体" w:hAnsi="宋体" w:eastAsia="宋体" w:cs="宋体"/>
                 <w:spacing w:val="6"/>
                 <w:sz w:val="20"/>
                 <w:szCs w:val="20"/>
@@ -926,9 +948,14 @@
       </w:tr>
       <w:tr>
         <w:tblPrEx>
-          <w:tblW w:w="8301" w:type="dxa"/>
-          <w:tblInd w:w="2" w:type="dxa"/>
-          <w:tblLayout w:type="fixed"/>
+          <w:tblBorders>
+            <w:top w:val="single" w:color="000000" w:sz="2" w:space="0"/>
+            <w:left w:val="single" w:color="000000" w:sz="2" w:space="0"/>
+            <w:bottom w:val="single" w:color="000000" w:sz="2" w:space="0"/>
+            <w:right w:val="single" w:color="000000" w:sz="2" w:space="0"/>
+            <w:insideH w:val="single" w:color="000000" w:sz="2" w:space="0"/>
+            <w:insideV w:val="single" w:color="000000" w:sz="2" w:space="0"/>
+          </w:tblBorders>
           <w:tblCellMar>
             <w:top w:w="0" w:type="dxa"/>
             <w:left w:w="0" w:type="dxa"/>
@@ -937,7 +964,7 @@
           </w:tblCellMar>
         </w:tblPrEx>
         <w:trPr>
-          <w:trHeight w:val="556"/>
+          <w:trHeight w:val="556" w:hRule="atLeast"/>
         </w:trPr>
         <w:tc>
           <w:tcPr>
@@ -945,7 +972,7 @@
           </w:tcPr>
           <w:p>
             <w:pPr>
-              <w:pStyle w:val="TableText"/>
+              <w:pStyle w:val="27"/>
             </w:pPr>
           </w:p>
         </w:tc>
@@ -955,7 +982,7 @@
           </w:tcPr>
           <w:p>
             <w:pPr>
-              <w:pStyle w:val="TableText"/>
+              <w:pStyle w:val="27"/>
             </w:pPr>
           </w:p>
         </w:tc>
@@ -965,7 +992,7 @@
           </w:tcPr>
           <w:p>
             <w:pPr>
-              <w:pStyle w:val="TableText"/>
+              <w:pStyle w:val="27"/>
             </w:pPr>
           </w:p>
         </w:tc>
@@ -997,16 +1024,21 @@
           </w:tcPr>
           <w:p>
             <w:pPr>
-              <w:pStyle w:val="TableText"/>
+              <w:pStyle w:val="27"/>
             </w:pPr>
           </w:p>
         </w:tc>
       </w:tr>
       <w:tr>
         <w:tblPrEx>
-          <w:tblW w:w="8301" w:type="dxa"/>
-          <w:tblInd w:w="2" w:type="dxa"/>
-          <w:tblLayout w:type="fixed"/>
+          <w:tblBorders>
+            <w:top w:val="single" w:color="000000" w:sz="2" w:space="0"/>
+            <w:left w:val="single" w:color="000000" w:sz="2" w:space="0"/>
+            <w:bottom w:val="single" w:color="000000" w:sz="2" w:space="0"/>
+            <w:right w:val="single" w:color="000000" w:sz="2" w:space="0"/>
+            <w:insideH w:val="single" w:color="000000" w:sz="2" w:space="0"/>
+            <w:insideV w:val="single" w:color="000000" w:sz="2" w:space="0"/>
+          </w:tblBorders>
           <w:tblCellMar>
             <w:top w:w="0" w:type="dxa"/>
             <w:left w:w="0" w:type="dxa"/>
@@ -1015,7 +1047,7 @@
           </w:tblCellMar>
         </w:tblPrEx>
         <w:trPr>
-          <w:trHeight w:val="556"/>
+          <w:trHeight w:val="556" w:hRule="atLeast"/>
         </w:trPr>
         <w:tc>
           <w:tcPr>
@@ -1023,7 +1055,7 @@
           </w:tcPr>
           <w:p>
             <w:pPr>
-              <w:pStyle w:val="TableText"/>
+              <w:pStyle w:val="27"/>
             </w:pPr>
           </w:p>
         </w:tc>
@@ -1033,7 +1065,7 @@
           </w:tcPr>
           <w:p>
             <w:pPr>
-              <w:pStyle w:val="TableText"/>
+              <w:pStyle w:val="27"/>
             </w:pPr>
           </w:p>
         </w:tc>
@@ -1043,7 +1075,7 @@
           </w:tcPr>
           <w:p>
             <w:pPr>
-              <w:pStyle w:val="TableText"/>
+              <w:pStyle w:val="27"/>
             </w:pPr>
           </w:p>
         </w:tc>
@@ -1075,16 +1107,21 @@
           </w:tcPr>
           <w:p>
             <w:pPr>
-              <w:pStyle w:val="TableText"/>
+              <w:pStyle w:val="27"/>
             </w:pPr>
           </w:p>
         </w:tc>
       </w:tr>
       <w:tr>
         <w:tblPrEx>
-          <w:tblW w:w="8301" w:type="dxa"/>
-          <w:tblInd w:w="2" w:type="dxa"/>
-          <w:tblLayout w:type="fixed"/>
+          <w:tblBorders>
+            <w:top w:val="single" w:color="000000" w:sz="2" w:space="0"/>
+            <w:left w:val="single" w:color="000000" w:sz="2" w:space="0"/>
+            <w:bottom w:val="single" w:color="000000" w:sz="2" w:space="0"/>
+            <w:right w:val="single" w:color="000000" w:sz="2" w:space="0"/>
+            <w:insideH w:val="single" w:color="000000" w:sz="2" w:space="0"/>
+            <w:insideV w:val="single" w:color="000000" w:sz="2" w:space="0"/>
+          </w:tblBorders>
           <w:tblCellMar>
             <w:top w:w="0" w:type="dxa"/>
             <w:left w:w="0" w:type="dxa"/>
@@ -1093,7 +1130,7 @@
           </w:tblCellMar>
         </w:tblPrEx>
         <w:trPr>
-          <w:trHeight w:val="557"/>
+          <w:trHeight w:val="557" w:hRule="atLeast"/>
         </w:trPr>
         <w:tc>
           <w:tcPr>
@@ -1101,7 +1138,7 @@
           </w:tcPr>
           <w:p>
             <w:pPr>
-              <w:pStyle w:val="TableText"/>
+              <w:pStyle w:val="27"/>
             </w:pPr>
           </w:p>
         </w:tc>
@@ -1111,7 +1148,7 @@
           </w:tcPr>
           <w:p>
             <w:pPr>
-              <w:pStyle w:val="TableText"/>
+              <w:pStyle w:val="27"/>
             </w:pPr>
           </w:p>
         </w:tc>
@@ -1121,7 +1158,7 @@
           </w:tcPr>
           <w:p>
             <w:pPr>
-              <w:pStyle w:val="TableText"/>
+              <w:pStyle w:val="27"/>
             </w:pPr>
           </w:p>
         </w:tc>
@@ -1131,7 +1168,7 @@
           </w:tcPr>
           <w:p>
             <w:pPr>
-              <w:pStyle w:val="TableText"/>
+              <w:pStyle w:val="27"/>
             </w:pPr>
           </w:p>
         </w:tc>
@@ -1141,7 +1178,7 @@
           </w:tcPr>
           <w:p>
             <w:pPr>
-              <w:pStyle w:val="TableText"/>
+              <w:pStyle w:val="27"/>
             </w:pPr>
           </w:p>
         </w:tc>
@@ -1151,16 +1188,21 @@
           </w:tcPr>
           <w:p>
             <w:pPr>
-              <w:pStyle w:val="TableText"/>
+              <w:pStyle w:val="27"/>
             </w:pPr>
           </w:p>
         </w:tc>
       </w:tr>
       <w:tr>
         <w:tblPrEx>
-          <w:tblW w:w="8301" w:type="dxa"/>
-          <w:tblInd w:w="2" w:type="dxa"/>
-          <w:tblLayout w:type="fixed"/>
+          <w:tblBorders>
+            <w:top w:val="single" w:color="000000" w:sz="2" w:space="0"/>
+            <w:left w:val="single" w:color="000000" w:sz="2" w:space="0"/>
+            <w:bottom w:val="single" w:color="000000" w:sz="2" w:space="0"/>
+            <w:right w:val="single" w:color="000000" w:sz="2" w:space="0"/>
+            <w:insideH w:val="single" w:color="000000" w:sz="2" w:space="0"/>
+            <w:insideV w:val="single" w:color="000000" w:sz="2" w:space="0"/>
+          </w:tblBorders>
           <w:tblCellMar>
             <w:top w:w="0" w:type="dxa"/>
             <w:left w:w="0" w:type="dxa"/>
@@ -1169,7 +1211,7 @@
           </w:tblCellMar>
         </w:tblPrEx>
         <w:trPr>
-          <w:trHeight w:val="556"/>
+          <w:trHeight w:val="556" w:hRule="atLeast"/>
         </w:trPr>
         <w:tc>
           <w:tcPr>
@@ -1177,7 +1219,7 @@
           </w:tcPr>
           <w:p>
             <w:pPr>
-              <w:pStyle w:val="TableText"/>
+              <w:pStyle w:val="27"/>
             </w:pPr>
           </w:p>
         </w:tc>
@@ -1187,7 +1229,7 @@
           </w:tcPr>
           <w:p>
             <w:pPr>
-              <w:pStyle w:val="TableText"/>
+              <w:pStyle w:val="27"/>
             </w:pPr>
           </w:p>
         </w:tc>
@@ -1197,7 +1239,7 @@
           </w:tcPr>
           <w:p>
             <w:pPr>
-              <w:pStyle w:val="TableText"/>
+              <w:pStyle w:val="27"/>
             </w:pPr>
           </w:p>
         </w:tc>
@@ -1207,7 +1249,7 @@
           </w:tcPr>
           <w:p>
             <w:pPr>
-              <w:pStyle w:val="TableText"/>
+              <w:pStyle w:val="27"/>
             </w:pPr>
           </w:p>
         </w:tc>
@@ -1217,7 +1259,7 @@
           </w:tcPr>
           <w:p>
             <w:pPr>
-              <w:pStyle w:val="TableText"/>
+              <w:pStyle w:val="27"/>
             </w:pPr>
           </w:p>
         </w:tc>
@@ -1227,16 +1269,21 @@
           </w:tcPr>
           <w:p>
             <w:pPr>
-              <w:pStyle w:val="TableText"/>
+              <w:pStyle w:val="27"/>
             </w:pPr>
           </w:p>
         </w:tc>
       </w:tr>
       <w:tr>
         <w:tblPrEx>
-          <w:tblW w:w="8301" w:type="dxa"/>
-          <w:tblInd w:w="2" w:type="dxa"/>
-          <w:tblLayout w:type="fixed"/>
+          <w:tblBorders>
+            <w:top w:val="single" w:color="000000" w:sz="2" w:space="0"/>
+            <w:left w:val="single" w:color="000000" w:sz="2" w:space="0"/>
+            <w:bottom w:val="single" w:color="000000" w:sz="2" w:space="0"/>
+            <w:right w:val="single" w:color="000000" w:sz="2" w:space="0"/>
+            <w:insideH w:val="single" w:color="000000" w:sz="2" w:space="0"/>
+            <w:insideV w:val="single" w:color="000000" w:sz="2" w:space="0"/>
+          </w:tblBorders>
           <w:tblCellMar>
             <w:top w:w="0" w:type="dxa"/>
             <w:left w:w="0" w:type="dxa"/>
@@ -1245,7 +1292,7 @@
           </w:tblCellMar>
         </w:tblPrEx>
         <w:trPr>
-          <w:trHeight w:val="561"/>
+          <w:trHeight w:val="561" w:hRule="atLeast"/>
         </w:trPr>
         <w:tc>
           <w:tcPr>
@@ -1253,7 +1300,7 @@
           </w:tcPr>
           <w:p>
             <w:pPr>
-              <w:pStyle w:val="TableText"/>
+              <w:pStyle w:val="27"/>
             </w:pPr>
           </w:p>
         </w:tc>
@@ -1263,7 +1310,7 @@
           </w:tcPr>
           <w:p>
             <w:pPr>
-              <w:pStyle w:val="TableText"/>
+              <w:pStyle w:val="27"/>
             </w:pPr>
           </w:p>
         </w:tc>
@@ -1273,7 +1320,7 @@
           </w:tcPr>
           <w:p>
             <w:pPr>
-              <w:pStyle w:val="TableText"/>
+              <w:pStyle w:val="27"/>
             </w:pPr>
           </w:p>
         </w:tc>
@@ -1283,7 +1330,7 @@
           </w:tcPr>
           <w:p>
             <w:pPr>
-              <w:pStyle w:val="TableText"/>
+              <w:pStyle w:val="27"/>
             </w:pPr>
           </w:p>
         </w:tc>
@@ -1293,7 +1340,7 @@
           </w:tcPr>
           <w:p>
             <w:pPr>
-              <w:pStyle w:val="TableText"/>
+              <w:pStyle w:val="27"/>
             </w:pPr>
           </w:p>
         </w:tc>
@@ -1303,7 +1350,7 @@
           </w:tcPr>
           <w:p>
             <w:pPr>
-              <w:pStyle w:val="TableText"/>
+              <w:pStyle w:val="27"/>
             </w:pPr>
           </w:p>
         </w:tc>
@@ -1317,7 +1364,7 @@
     <w:sdt>
       <w:sdtPr>
         <w:rPr>
-          <w:rFonts w:ascii="宋体" w:eastAsia="宋体" w:hAnsi="宋体" w:cs="Arial"/>
+          <w:rFonts w:ascii="宋体" w:hAnsi="宋体" w:eastAsia="宋体" w:cs="Arial"/>
           <w:snapToGrid w:val="0"/>
           <w:color w:val="000000"/>
           <w:kern w:val="0"/>
@@ -1333,7 +1380,7 @@
       </w:sdtPr>
       <w:sdtEndPr>
         <w:rPr>
-          <w:rFonts w:ascii="宋体" w:eastAsia="宋体" w:hAnsi="宋体" w:cs="宋体" w:hint="eastAsia"/>
+          <w:rFonts w:hint="eastAsia" w:ascii="宋体" w:hAnsi="宋体" w:eastAsia="宋体" w:cs="宋体"/>
           <w:snapToGrid w:val="0"/>
           <w:color w:val="000000"/>
           <w:kern w:val="0"/>
@@ -1346,17 +1393,17 @@
         <w:p>
           <w:pPr>
             <w:spacing w:before="0" w:beforeLines="0" w:after="0" w:afterLines="0" w:line="240" w:lineRule="auto"/>
-            <w:ind w:left="0" w:right="0" w:firstLine="0" w:leftChars="0" w:rightChars="0" w:firstLineChars="0"/>
+            <w:ind w:left="0" w:leftChars="0" w:right="0" w:rightChars="0" w:firstLine="0" w:firstLineChars="0"/>
             <w:jc w:val="center"/>
             <w:rPr>
-              <w:rFonts w:ascii="宋体" w:eastAsia="宋体" w:hAnsi="宋体" w:cs="宋体" w:hint="eastAsia"/>
+              <w:rFonts w:hint="eastAsia" w:ascii="宋体" w:hAnsi="宋体" w:eastAsia="宋体" w:cs="宋体"/>
               <w:sz w:val="24"/>
               <w:szCs w:val="24"/>
             </w:rPr>
           </w:pPr>
           <w:r>
             <w:rPr>
-              <w:rFonts w:ascii="宋体" w:eastAsia="宋体" w:hAnsi="宋体" w:cs="宋体" w:hint="eastAsia"/>
+              <w:rFonts w:hint="eastAsia" w:ascii="宋体" w:hAnsi="宋体" w:eastAsia="宋体" w:cs="宋体"/>
               <w:sz w:val="24"/>
               <w:szCs w:val="24"/>
             </w:rPr>
@@ -1365,14 +1412,14 @@
         </w:p>
         <w:p>
           <w:pPr>
-            <w:pStyle w:val="TOC1"/>
+            <w:pStyle w:val="16"/>
             <w:tabs>
               <w:tab w:val="right" w:leader="dot" w:pos="8306"/>
             </w:tabs>
           </w:pPr>
           <w:r>
             <w:rPr>
-              <w:rFonts w:ascii="宋体" w:eastAsia="宋体" w:hAnsi="宋体" w:cs="宋体" w:hint="eastAsia"/>
+              <w:rFonts w:hint="eastAsia" w:ascii="宋体" w:hAnsi="宋体" w:eastAsia="宋体" w:cs="宋体"/>
               <w:sz w:val="24"/>
               <w:szCs w:val="24"/>
             </w:rPr>
@@ -1380,7 +1427,7 @@
           </w:r>
           <w:r>
             <w:rPr>
-              <w:rFonts w:ascii="宋体" w:eastAsia="宋体" w:hAnsi="宋体" w:cs="宋体" w:hint="eastAsia"/>
+              <w:rFonts w:hint="eastAsia" w:ascii="宋体" w:hAnsi="宋体" w:eastAsia="宋体" w:cs="宋体"/>
               <w:sz w:val="24"/>
               <w:szCs w:val="24"/>
             </w:rPr>
@@ -1388,7 +1435,7 @@
           </w:r>
           <w:r>
             <w:rPr>
-              <w:rFonts w:ascii="宋体" w:eastAsia="宋体" w:hAnsi="宋体" w:cs="宋体" w:hint="eastAsia"/>
+              <w:rFonts w:hint="eastAsia" w:ascii="宋体" w:hAnsi="宋体" w:eastAsia="宋体" w:cs="宋体"/>
               <w:sz w:val="24"/>
               <w:szCs w:val="24"/>
             </w:rPr>
@@ -1396,21 +1443,21 @@
           </w:r>
           <w:r>
             <w:rPr>
-              <w:rFonts w:ascii="宋体" w:eastAsia="宋体" w:hAnsi="宋体" w:cs="宋体" w:hint="eastAsia"/>
+              <w:rFonts w:hint="eastAsia" w:ascii="宋体" w:hAnsi="宋体" w:eastAsia="宋体" w:cs="宋体"/>
               <w:szCs w:val="24"/>
             </w:rPr>
             <w:fldChar w:fldCharType="begin"/>
           </w:r>
           <w:r>
             <w:rPr>
-              <w:rFonts w:ascii="宋体" w:eastAsia="宋体" w:hAnsi="宋体" w:cs="宋体" w:hint="eastAsia"/>
+              <w:rFonts w:hint="eastAsia" w:ascii="宋体" w:hAnsi="宋体" w:eastAsia="宋体" w:cs="宋体"/>
               <w:szCs w:val="24"/>
             </w:rPr>
             <w:instrText xml:space="preserve"> HYPERLINK \l _Toc6079 </w:instrText>
           </w:r>
           <w:r>
             <w:rPr>
-              <w:rFonts w:ascii="宋体" w:eastAsia="宋体" w:hAnsi="宋体" w:cs="宋体" w:hint="eastAsia"/>
+              <w:rFonts w:hint="eastAsia" w:ascii="宋体" w:hAnsi="宋体" w:eastAsia="宋体" w:cs="宋体"/>
               <w:szCs w:val="24"/>
             </w:rPr>
             <w:fldChar w:fldCharType="separate"/>
@@ -1442,7 +1489,7 @@
           </w:r>
           <w:r>
             <w:rPr>
-              <w:rFonts w:ascii="宋体" w:eastAsia="宋体" w:hAnsi="宋体" w:cs="宋体" w:hint="eastAsia"/>
+              <w:rFonts w:hint="eastAsia" w:ascii="宋体" w:hAnsi="宋体" w:eastAsia="宋体" w:cs="宋体"/>
               <w:szCs w:val="24"/>
             </w:rPr>
             <w:fldChar w:fldCharType="end"/>
@@ -1450,28 +1497,28 @@
         </w:p>
         <w:p>
           <w:pPr>
-            <w:pStyle w:val="TOC1"/>
+            <w:pStyle w:val="16"/>
             <w:tabs>
               <w:tab w:val="right" w:leader="dot" w:pos="8306"/>
             </w:tabs>
           </w:pPr>
           <w:r>
             <w:rPr>
-              <w:rFonts w:ascii="宋体" w:eastAsia="宋体" w:hAnsi="宋体" w:cs="宋体" w:hint="eastAsia"/>
+              <w:rFonts w:hint="eastAsia" w:ascii="宋体" w:hAnsi="宋体" w:eastAsia="宋体" w:cs="宋体"/>
               <w:szCs w:val="24"/>
             </w:rPr>
             <w:fldChar w:fldCharType="begin"/>
           </w:r>
           <w:r>
             <w:rPr>
-              <w:rFonts w:ascii="宋体" w:eastAsia="宋体" w:hAnsi="宋体" w:cs="宋体" w:hint="eastAsia"/>
+              <w:rFonts w:hint="eastAsia" w:ascii="宋体" w:hAnsi="宋体" w:eastAsia="宋体" w:cs="宋体"/>
               <w:szCs w:val="24"/>
             </w:rPr>
             <w:instrText xml:space="preserve"> HYPERLINK \l _Toc5960 </w:instrText>
           </w:r>
           <w:r>
             <w:rPr>
-              <w:rFonts w:ascii="宋体" w:eastAsia="宋体" w:hAnsi="宋体" w:cs="宋体" w:hint="eastAsia"/>
+              <w:rFonts w:hint="eastAsia" w:ascii="宋体" w:hAnsi="宋体" w:eastAsia="宋体" w:cs="宋体"/>
               <w:szCs w:val="24"/>
             </w:rPr>
             <w:fldChar w:fldCharType="separate"/>
@@ -1503,7 +1550,7 @@
           </w:r>
           <w:r>
             <w:rPr>
-              <w:rFonts w:ascii="宋体" w:eastAsia="宋体" w:hAnsi="宋体" w:cs="宋体" w:hint="eastAsia"/>
+              <w:rFonts w:hint="eastAsia" w:ascii="宋体" w:hAnsi="宋体" w:eastAsia="宋体" w:cs="宋体"/>
               <w:szCs w:val="24"/>
             </w:rPr>
             <w:fldChar w:fldCharType="end"/>
@@ -1511,28 +1558,28 @@
         </w:p>
         <w:p>
           <w:pPr>
-            <w:pStyle w:val="TOC1"/>
+            <w:pStyle w:val="16"/>
             <w:tabs>
               <w:tab w:val="right" w:leader="dot" w:pos="8306"/>
             </w:tabs>
           </w:pPr>
           <w:r>
             <w:rPr>
-              <w:rFonts w:ascii="宋体" w:eastAsia="宋体" w:hAnsi="宋体" w:cs="宋体" w:hint="eastAsia"/>
+              <w:rFonts w:hint="eastAsia" w:ascii="宋体" w:hAnsi="宋体" w:eastAsia="宋体" w:cs="宋体"/>
               <w:szCs w:val="24"/>
             </w:rPr>
             <w:fldChar w:fldCharType="begin"/>
           </w:r>
           <w:r>
             <w:rPr>
-              <w:rFonts w:ascii="宋体" w:eastAsia="宋体" w:hAnsi="宋体" w:cs="宋体" w:hint="eastAsia"/>
+              <w:rFonts w:hint="eastAsia" w:ascii="宋体" w:hAnsi="宋体" w:eastAsia="宋体" w:cs="宋体"/>
               <w:szCs w:val="24"/>
             </w:rPr>
             <w:instrText xml:space="preserve"> HYPERLINK \l _Toc23125 </w:instrText>
           </w:r>
           <w:r>
             <w:rPr>
-              <w:rFonts w:ascii="宋体" w:eastAsia="宋体" w:hAnsi="宋体" w:cs="宋体" w:hint="eastAsia"/>
+              <w:rFonts w:hint="eastAsia" w:ascii="宋体" w:hAnsi="宋体" w:eastAsia="宋体" w:cs="宋体"/>
               <w:szCs w:val="24"/>
             </w:rPr>
             <w:fldChar w:fldCharType="separate"/>
@@ -1566,7 +1613,7 @@
           </w:r>
           <w:r>
             <w:rPr>
-              <w:rFonts w:ascii="宋体" w:eastAsia="宋体" w:hAnsi="宋体" w:cs="宋体" w:hint="eastAsia"/>
+              <w:rFonts w:hint="eastAsia" w:ascii="宋体" w:hAnsi="宋体" w:eastAsia="宋体" w:cs="宋体"/>
               <w:szCs w:val="24"/>
             </w:rPr>
             <w:fldChar w:fldCharType="end"/>
@@ -1574,28 +1621,28 @@
         </w:p>
         <w:p>
           <w:pPr>
-            <w:pStyle w:val="TOC1"/>
+            <w:pStyle w:val="16"/>
             <w:tabs>
               <w:tab w:val="right" w:leader="dot" w:pos="8306"/>
             </w:tabs>
           </w:pPr>
           <w:r>
             <w:rPr>
-              <w:rFonts w:ascii="宋体" w:eastAsia="宋体" w:hAnsi="宋体" w:cs="宋体" w:hint="eastAsia"/>
+              <w:rFonts w:hint="eastAsia" w:ascii="宋体" w:hAnsi="宋体" w:eastAsia="宋体" w:cs="宋体"/>
               <w:szCs w:val="24"/>
             </w:rPr>
             <w:fldChar w:fldCharType="begin"/>
           </w:r>
           <w:r>
             <w:rPr>
-              <w:rFonts w:ascii="宋体" w:eastAsia="宋体" w:hAnsi="宋体" w:cs="宋体" w:hint="eastAsia"/>
+              <w:rFonts w:hint="eastAsia" w:ascii="宋体" w:hAnsi="宋体" w:eastAsia="宋体" w:cs="宋体"/>
               <w:szCs w:val="24"/>
             </w:rPr>
             <w:instrText xml:space="preserve"> HYPERLINK \l _Toc936 </w:instrText>
           </w:r>
           <w:r>
             <w:rPr>
-              <w:rFonts w:ascii="宋体" w:eastAsia="宋体" w:hAnsi="宋体" w:cs="宋体" w:hint="eastAsia"/>
+              <w:rFonts w:hint="eastAsia" w:ascii="宋体" w:hAnsi="宋体" w:eastAsia="宋体" w:cs="宋体"/>
               <w:szCs w:val="24"/>
             </w:rPr>
             <w:fldChar w:fldCharType="separate"/>
@@ -1634,7 +1681,7 @@
           </w:r>
           <w:r>
             <w:rPr>
-              <w:rFonts w:ascii="宋体" w:eastAsia="宋体" w:hAnsi="宋体" w:cs="宋体" w:hint="eastAsia"/>
+              <w:rFonts w:hint="eastAsia" w:ascii="宋体" w:hAnsi="宋体" w:eastAsia="宋体" w:cs="宋体"/>
               <w:szCs w:val="24"/>
             </w:rPr>
             <w:fldChar w:fldCharType="end"/>
@@ -1642,28 +1689,28 @@
         </w:p>
         <w:p>
           <w:pPr>
-            <w:pStyle w:val="TOC1"/>
+            <w:pStyle w:val="16"/>
             <w:tabs>
               <w:tab w:val="right" w:leader="dot" w:pos="8306"/>
             </w:tabs>
           </w:pPr>
           <w:r>
             <w:rPr>
-              <w:rFonts w:ascii="宋体" w:eastAsia="宋体" w:hAnsi="宋体" w:cs="宋体" w:hint="eastAsia"/>
+              <w:rFonts w:hint="eastAsia" w:ascii="宋体" w:hAnsi="宋体" w:eastAsia="宋体" w:cs="宋体"/>
               <w:szCs w:val="24"/>
             </w:rPr>
             <w:fldChar w:fldCharType="begin"/>
           </w:r>
           <w:r>
             <w:rPr>
-              <w:rFonts w:ascii="宋体" w:eastAsia="宋体" w:hAnsi="宋体" w:cs="宋体" w:hint="eastAsia"/>
+              <w:rFonts w:hint="eastAsia" w:ascii="宋体" w:hAnsi="宋体" w:eastAsia="宋体" w:cs="宋体"/>
               <w:szCs w:val="24"/>
             </w:rPr>
             <w:instrText xml:space="preserve"> HYPERLINK \l _Toc18926 </w:instrText>
           </w:r>
           <w:r>
             <w:rPr>
-              <w:rFonts w:ascii="宋体" w:eastAsia="宋体" w:hAnsi="宋体" w:cs="宋体" w:hint="eastAsia"/>
+              <w:rFonts w:hint="eastAsia" w:ascii="宋体" w:hAnsi="宋体" w:eastAsia="宋体" w:cs="宋体"/>
               <w:szCs w:val="24"/>
             </w:rPr>
             <w:fldChar w:fldCharType="separate"/>
@@ -1704,7 +1751,7 @@
           </w:r>
           <w:r>
             <w:rPr>
-              <w:rFonts w:ascii="宋体" w:eastAsia="宋体" w:hAnsi="宋体" w:cs="宋体" w:hint="eastAsia"/>
+              <w:rFonts w:hint="eastAsia" w:ascii="宋体" w:hAnsi="宋体" w:eastAsia="宋体" w:cs="宋体"/>
               <w:szCs w:val="24"/>
             </w:rPr>
             <w:fldChar w:fldCharType="end"/>
@@ -1712,28 +1759,28 @@
         </w:p>
         <w:p>
           <w:pPr>
-            <w:pStyle w:val="TOC1"/>
+            <w:pStyle w:val="16"/>
             <w:tabs>
               <w:tab w:val="right" w:leader="dot" w:pos="8306"/>
             </w:tabs>
           </w:pPr>
           <w:r>
             <w:rPr>
-              <w:rFonts w:ascii="宋体" w:eastAsia="宋体" w:hAnsi="宋体" w:cs="宋体" w:hint="eastAsia"/>
+              <w:rFonts w:hint="eastAsia" w:ascii="宋体" w:hAnsi="宋体" w:eastAsia="宋体" w:cs="宋体"/>
               <w:szCs w:val="24"/>
             </w:rPr>
             <w:fldChar w:fldCharType="begin"/>
           </w:r>
           <w:r>
             <w:rPr>
-              <w:rFonts w:ascii="宋体" w:eastAsia="宋体" w:hAnsi="宋体" w:cs="宋体" w:hint="eastAsia"/>
+              <w:rFonts w:hint="eastAsia" w:ascii="宋体" w:hAnsi="宋体" w:eastAsia="宋体" w:cs="宋体"/>
               <w:szCs w:val="24"/>
             </w:rPr>
             <w:instrText xml:space="preserve"> HYPERLINK \l _Toc9035 </w:instrText>
           </w:r>
           <w:r>
             <w:rPr>
-              <w:rFonts w:ascii="宋体" w:eastAsia="宋体" w:hAnsi="宋体" w:cs="宋体" w:hint="eastAsia"/>
+              <w:rFonts w:hint="eastAsia" w:ascii="宋体" w:hAnsi="宋体" w:eastAsia="宋体" w:cs="宋体"/>
               <w:szCs w:val="24"/>
             </w:rPr>
             <w:fldChar w:fldCharType="separate"/>
@@ -1772,7 +1819,7 @@
           </w:r>
           <w:r>
             <w:rPr>
-              <w:rFonts w:ascii="宋体" w:eastAsia="宋体" w:hAnsi="宋体" w:cs="宋体" w:hint="eastAsia"/>
+              <w:rFonts w:hint="eastAsia" w:ascii="宋体" w:hAnsi="宋体" w:eastAsia="宋体" w:cs="宋体"/>
               <w:szCs w:val="24"/>
             </w:rPr>
             <w:fldChar w:fldCharType="end"/>
@@ -1780,28 +1827,28 @@
         </w:p>
         <w:p>
           <w:pPr>
-            <w:pStyle w:val="TOC2"/>
+            <w:pStyle w:val="17"/>
             <w:tabs>
               <w:tab w:val="right" w:leader="dot" w:pos="8306"/>
             </w:tabs>
           </w:pPr>
           <w:r>
             <w:rPr>
-              <w:rFonts w:ascii="宋体" w:eastAsia="宋体" w:hAnsi="宋体" w:cs="宋体" w:hint="eastAsia"/>
+              <w:rFonts w:hint="eastAsia" w:ascii="宋体" w:hAnsi="宋体" w:eastAsia="宋体" w:cs="宋体"/>
               <w:szCs w:val="24"/>
             </w:rPr>
             <w:fldChar w:fldCharType="begin"/>
           </w:r>
           <w:r>
             <w:rPr>
-              <w:rFonts w:ascii="宋体" w:eastAsia="宋体" w:hAnsi="宋体" w:cs="宋体" w:hint="eastAsia"/>
+              <w:rFonts w:hint="eastAsia" w:ascii="宋体" w:hAnsi="宋体" w:eastAsia="宋体" w:cs="宋体"/>
               <w:szCs w:val="24"/>
             </w:rPr>
             <w:instrText xml:space="preserve"> HYPERLINK \l _Toc31188 </w:instrText>
           </w:r>
           <w:r>
             <w:rPr>
-              <w:rFonts w:ascii="宋体" w:eastAsia="宋体" w:hAnsi="宋体" w:cs="宋体" w:hint="eastAsia"/>
+              <w:rFonts w:hint="eastAsia" w:ascii="宋体" w:hAnsi="宋体" w:eastAsia="宋体" w:cs="宋体"/>
               <w:szCs w:val="24"/>
             </w:rPr>
             <w:fldChar w:fldCharType="separate"/>
@@ -1840,7 +1887,7 @@
           </w:r>
           <w:r>
             <w:rPr>
-              <w:rFonts w:ascii="宋体" w:eastAsia="宋体" w:hAnsi="宋体" w:cs="宋体" w:hint="eastAsia"/>
+              <w:rFonts w:hint="eastAsia" w:ascii="宋体" w:hAnsi="宋体" w:eastAsia="宋体" w:cs="宋体"/>
               <w:szCs w:val="24"/>
             </w:rPr>
             <w:fldChar w:fldCharType="end"/>
@@ -1848,28 +1895,28 @@
         </w:p>
         <w:p>
           <w:pPr>
-            <w:pStyle w:val="TOC2"/>
+            <w:pStyle w:val="17"/>
             <w:tabs>
               <w:tab w:val="right" w:leader="dot" w:pos="8306"/>
             </w:tabs>
           </w:pPr>
           <w:r>
             <w:rPr>
-              <w:rFonts w:ascii="宋体" w:eastAsia="宋体" w:hAnsi="宋体" w:cs="宋体" w:hint="eastAsia"/>
+              <w:rFonts w:hint="eastAsia" w:ascii="宋体" w:hAnsi="宋体" w:eastAsia="宋体" w:cs="宋体"/>
               <w:szCs w:val="24"/>
             </w:rPr>
             <w:fldChar w:fldCharType="begin"/>
           </w:r>
           <w:r>
             <w:rPr>
-              <w:rFonts w:ascii="宋体" w:eastAsia="宋体" w:hAnsi="宋体" w:cs="宋体" w:hint="eastAsia"/>
+              <w:rFonts w:hint="eastAsia" w:ascii="宋体" w:hAnsi="宋体" w:eastAsia="宋体" w:cs="宋体"/>
               <w:szCs w:val="24"/>
             </w:rPr>
             <w:instrText xml:space="preserve"> HYPERLINK \l _Toc22730 </w:instrText>
           </w:r>
           <w:r>
             <w:rPr>
-              <w:rFonts w:ascii="宋体" w:eastAsia="宋体" w:hAnsi="宋体" w:cs="宋体" w:hint="eastAsia"/>
+              <w:rFonts w:hint="eastAsia" w:ascii="宋体" w:hAnsi="宋体" w:eastAsia="宋体" w:cs="宋体"/>
               <w:szCs w:val="24"/>
             </w:rPr>
             <w:fldChar w:fldCharType="separate"/>
@@ -1908,7 +1955,7 @@
           </w:r>
           <w:r>
             <w:rPr>
-              <w:rFonts w:ascii="宋体" w:eastAsia="宋体" w:hAnsi="宋体" w:cs="宋体" w:hint="eastAsia"/>
+              <w:rFonts w:hint="eastAsia" w:ascii="宋体" w:hAnsi="宋体" w:eastAsia="宋体" w:cs="宋体"/>
               <w:szCs w:val="24"/>
             </w:rPr>
             <w:fldChar w:fldCharType="end"/>
@@ -1916,28 +1963,28 @@
         </w:p>
         <w:p>
           <w:pPr>
-            <w:pStyle w:val="TOC1"/>
+            <w:pStyle w:val="16"/>
             <w:tabs>
               <w:tab w:val="right" w:leader="dot" w:pos="8306"/>
             </w:tabs>
           </w:pPr>
           <w:r>
             <w:rPr>
-              <w:rFonts w:ascii="宋体" w:eastAsia="宋体" w:hAnsi="宋体" w:cs="宋体" w:hint="eastAsia"/>
+              <w:rFonts w:hint="eastAsia" w:ascii="宋体" w:hAnsi="宋体" w:eastAsia="宋体" w:cs="宋体"/>
               <w:szCs w:val="24"/>
             </w:rPr>
             <w:fldChar w:fldCharType="begin"/>
           </w:r>
           <w:r>
             <w:rPr>
-              <w:rFonts w:ascii="宋体" w:eastAsia="宋体" w:hAnsi="宋体" w:cs="宋体" w:hint="eastAsia"/>
+              <w:rFonts w:hint="eastAsia" w:ascii="宋体" w:hAnsi="宋体" w:eastAsia="宋体" w:cs="宋体"/>
               <w:szCs w:val="24"/>
             </w:rPr>
             <w:instrText xml:space="preserve"> HYPERLINK \l _Toc13542 </w:instrText>
           </w:r>
           <w:r>
             <w:rPr>
-              <w:rFonts w:ascii="宋体" w:eastAsia="宋体" w:hAnsi="宋体" w:cs="宋体" w:hint="eastAsia"/>
+              <w:rFonts w:hint="eastAsia" w:ascii="宋体" w:hAnsi="宋体" w:eastAsia="宋体" w:cs="宋体"/>
               <w:szCs w:val="24"/>
             </w:rPr>
             <w:fldChar w:fldCharType="separate"/>
@@ -1976,7 +2023,7 @@
           </w:r>
           <w:r>
             <w:rPr>
-              <w:rFonts w:ascii="宋体" w:eastAsia="宋体" w:hAnsi="宋体" w:cs="宋体" w:hint="eastAsia"/>
+              <w:rFonts w:hint="eastAsia" w:ascii="宋体" w:hAnsi="宋体" w:eastAsia="宋体" w:cs="宋体"/>
               <w:szCs w:val="24"/>
             </w:rPr>
             <w:fldChar w:fldCharType="end"/>
@@ -1984,28 +2031,28 @@
         </w:p>
         <w:p>
           <w:pPr>
-            <w:pStyle w:val="TOC2"/>
+            <w:pStyle w:val="17"/>
             <w:tabs>
               <w:tab w:val="right" w:leader="dot" w:pos="8306"/>
             </w:tabs>
           </w:pPr>
           <w:r>
             <w:rPr>
-              <w:rFonts w:ascii="宋体" w:eastAsia="宋体" w:hAnsi="宋体" w:cs="宋体" w:hint="eastAsia"/>
+              <w:rFonts w:hint="eastAsia" w:ascii="宋体" w:hAnsi="宋体" w:eastAsia="宋体" w:cs="宋体"/>
               <w:szCs w:val="24"/>
             </w:rPr>
             <w:fldChar w:fldCharType="begin"/>
           </w:r>
           <w:r>
             <w:rPr>
-              <w:rFonts w:ascii="宋体" w:eastAsia="宋体" w:hAnsi="宋体" w:cs="宋体" w:hint="eastAsia"/>
+              <w:rFonts w:hint="eastAsia" w:ascii="宋体" w:hAnsi="宋体" w:eastAsia="宋体" w:cs="宋体"/>
               <w:szCs w:val="24"/>
             </w:rPr>
             <w:instrText xml:space="preserve"> HYPERLINK \l _Toc4999 </w:instrText>
           </w:r>
           <w:r>
             <w:rPr>
-              <w:rFonts w:ascii="宋体" w:eastAsia="宋体" w:hAnsi="宋体" w:cs="宋体" w:hint="eastAsia"/>
+              <w:rFonts w:hint="eastAsia" w:ascii="宋体" w:hAnsi="宋体" w:eastAsia="宋体" w:cs="宋体"/>
               <w:szCs w:val="24"/>
             </w:rPr>
             <w:fldChar w:fldCharType="separate"/>
@@ -2044,7 +2091,7 @@
           </w:r>
           <w:r>
             <w:rPr>
-              <w:rFonts w:ascii="宋体" w:eastAsia="宋体" w:hAnsi="宋体" w:cs="宋体" w:hint="eastAsia"/>
+              <w:rFonts w:hint="eastAsia" w:ascii="宋体" w:hAnsi="宋体" w:eastAsia="宋体" w:cs="宋体"/>
               <w:szCs w:val="24"/>
             </w:rPr>
             <w:fldChar w:fldCharType="end"/>
@@ -2052,28 +2099,28 @@
         </w:p>
         <w:p>
           <w:pPr>
-            <w:pStyle w:val="TOC3"/>
+            <w:pStyle w:val="13"/>
             <w:tabs>
               <w:tab w:val="right" w:leader="dot" w:pos="8306"/>
             </w:tabs>
           </w:pPr>
           <w:r>
             <w:rPr>
-              <w:rFonts w:ascii="宋体" w:eastAsia="宋体" w:hAnsi="宋体" w:cs="宋体" w:hint="eastAsia"/>
+              <w:rFonts w:hint="eastAsia" w:ascii="宋体" w:hAnsi="宋体" w:eastAsia="宋体" w:cs="宋体"/>
               <w:szCs w:val="24"/>
             </w:rPr>
             <w:fldChar w:fldCharType="begin"/>
           </w:r>
           <w:r>
             <w:rPr>
-              <w:rFonts w:ascii="宋体" w:eastAsia="宋体" w:hAnsi="宋体" w:cs="宋体" w:hint="eastAsia"/>
+              <w:rFonts w:hint="eastAsia" w:ascii="宋体" w:hAnsi="宋体" w:eastAsia="宋体" w:cs="宋体"/>
               <w:szCs w:val="24"/>
             </w:rPr>
             <w:instrText xml:space="preserve"> HYPERLINK \l _Toc17657 </w:instrText>
           </w:r>
           <w:r>
             <w:rPr>
-              <w:rFonts w:ascii="宋体" w:eastAsia="宋体" w:hAnsi="宋体" w:cs="宋体" w:hint="eastAsia"/>
+              <w:rFonts w:hint="eastAsia" w:ascii="宋体" w:hAnsi="宋体" w:eastAsia="宋体" w:cs="宋体"/>
               <w:szCs w:val="24"/>
             </w:rPr>
             <w:fldChar w:fldCharType="separate"/>
@@ -2107,7 +2154,7 @@
           </w:r>
           <w:r>
             <w:rPr>
-              <w:rFonts w:ascii="宋体" w:eastAsia="宋体" w:hAnsi="宋体" w:cs="宋体" w:hint="eastAsia"/>
+              <w:rFonts w:hint="eastAsia" w:ascii="宋体" w:hAnsi="宋体" w:eastAsia="宋体" w:cs="宋体"/>
               <w:szCs w:val="24"/>
             </w:rPr>
             <w:fldChar w:fldCharType="end"/>
@@ -2115,28 +2162,28 @@
         </w:p>
         <w:p>
           <w:pPr>
-            <w:pStyle w:val="TOC3"/>
+            <w:pStyle w:val="13"/>
             <w:tabs>
               <w:tab w:val="right" w:leader="dot" w:pos="8306"/>
             </w:tabs>
           </w:pPr>
           <w:r>
             <w:rPr>
-              <w:rFonts w:ascii="宋体" w:eastAsia="宋体" w:hAnsi="宋体" w:cs="宋体" w:hint="eastAsia"/>
+              <w:rFonts w:hint="eastAsia" w:ascii="宋体" w:hAnsi="宋体" w:eastAsia="宋体" w:cs="宋体"/>
               <w:szCs w:val="24"/>
             </w:rPr>
             <w:fldChar w:fldCharType="begin"/>
           </w:r>
           <w:r>
             <w:rPr>
-              <w:rFonts w:ascii="宋体" w:eastAsia="宋体" w:hAnsi="宋体" w:cs="宋体" w:hint="eastAsia"/>
+              <w:rFonts w:hint="eastAsia" w:ascii="宋体" w:hAnsi="宋体" w:eastAsia="宋体" w:cs="宋体"/>
               <w:szCs w:val="24"/>
             </w:rPr>
             <w:instrText xml:space="preserve"> HYPERLINK \l _Toc5652 </w:instrText>
           </w:r>
           <w:r>
             <w:rPr>
-              <w:rFonts w:ascii="宋体" w:eastAsia="宋体" w:hAnsi="宋体" w:cs="宋体" w:hint="eastAsia"/>
+              <w:rFonts w:hint="eastAsia" w:ascii="宋体" w:hAnsi="宋体" w:eastAsia="宋体" w:cs="宋体"/>
               <w:szCs w:val="24"/>
             </w:rPr>
             <w:fldChar w:fldCharType="separate"/>
@@ -2170,7 +2217,7 @@
           </w:r>
           <w:r>
             <w:rPr>
-              <w:rFonts w:ascii="宋体" w:eastAsia="宋体" w:hAnsi="宋体" w:cs="宋体" w:hint="eastAsia"/>
+              <w:rFonts w:hint="eastAsia" w:ascii="宋体" w:hAnsi="宋体" w:eastAsia="宋体" w:cs="宋体"/>
               <w:szCs w:val="24"/>
             </w:rPr>
             <w:fldChar w:fldCharType="end"/>
@@ -2178,28 +2225,28 @@
         </w:p>
         <w:p>
           <w:pPr>
-            <w:pStyle w:val="TOC3"/>
+            <w:pStyle w:val="13"/>
             <w:tabs>
               <w:tab w:val="right" w:leader="dot" w:pos="8306"/>
             </w:tabs>
           </w:pPr>
           <w:r>
             <w:rPr>
-              <w:rFonts w:ascii="宋体" w:eastAsia="宋体" w:hAnsi="宋体" w:cs="宋体" w:hint="eastAsia"/>
+              <w:rFonts w:hint="eastAsia" w:ascii="宋体" w:hAnsi="宋体" w:eastAsia="宋体" w:cs="宋体"/>
               <w:szCs w:val="24"/>
             </w:rPr>
             <w:fldChar w:fldCharType="begin"/>
           </w:r>
           <w:r>
             <w:rPr>
-              <w:rFonts w:ascii="宋体" w:eastAsia="宋体" w:hAnsi="宋体" w:cs="宋体" w:hint="eastAsia"/>
+              <w:rFonts w:hint="eastAsia" w:ascii="宋体" w:hAnsi="宋体" w:eastAsia="宋体" w:cs="宋体"/>
               <w:szCs w:val="24"/>
             </w:rPr>
             <w:instrText xml:space="preserve"> HYPERLINK \l _Toc18973 </w:instrText>
           </w:r>
           <w:r>
             <w:rPr>
-              <w:rFonts w:ascii="宋体" w:eastAsia="宋体" w:hAnsi="宋体" w:cs="宋体" w:hint="eastAsia"/>
+              <w:rFonts w:hint="eastAsia" w:ascii="宋体" w:hAnsi="宋体" w:eastAsia="宋体" w:cs="宋体"/>
               <w:szCs w:val="24"/>
             </w:rPr>
             <w:fldChar w:fldCharType="separate"/>
@@ -2233,7 +2280,7 @@
           </w:r>
           <w:r>
             <w:rPr>
-              <w:rFonts w:ascii="宋体" w:eastAsia="宋体" w:hAnsi="宋体" w:cs="宋体" w:hint="eastAsia"/>
+              <w:rFonts w:hint="eastAsia" w:ascii="宋体" w:hAnsi="宋体" w:eastAsia="宋体" w:cs="宋体"/>
               <w:szCs w:val="24"/>
             </w:rPr>
             <w:fldChar w:fldCharType="end"/>
@@ -2241,28 +2288,28 @@
         </w:p>
         <w:p>
           <w:pPr>
-            <w:pStyle w:val="TOC3"/>
+            <w:pStyle w:val="13"/>
             <w:tabs>
               <w:tab w:val="right" w:leader="dot" w:pos="8306"/>
             </w:tabs>
           </w:pPr>
           <w:r>
             <w:rPr>
-              <w:rFonts w:ascii="宋体" w:eastAsia="宋体" w:hAnsi="宋体" w:cs="宋体" w:hint="eastAsia"/>
+              <w:rFonts w:hint="eastAsia" w:ascii="宋体" w:hAnsi="宋体" w:eastAsia="宋体" w:cs="宋体"/>
               <w:szCs w:val="24"/>
             </w:rPr>
             <w:fldChar w:fldCharType="begin"/>
           </w:r>
           <w:r>
             <w:rPr>
-              <w:rFonts w:ascii="宋体" w:eastAsia="宋体" w:hAnsi="宋体" w:cs="宋体" w:hint="eastAsia"/>
+              <w:rFonts w:hint="eastAsia" w:ascii="宋体" w:hAnsi="宋体" w:eastAsia="宋体" w:cs="宋体"/>
               <w:szCs w:val="24"/>
             </w:rPr>
             <w:instrText xml:space="preserve"> HYPERLINK \l _Toc28901 </w:instrText>
           </w:r>
           <w:r>
             <w:rPr>
-              <w:rFonts w:ascii="宋体" w:eastAsia="宋体" w:hAnsi="宋体" w:cs="宋体" w:hint="eastAsia"/>
+              <w:rFonts w:hint="eastAsia" w:ascii="宋体" w:hAnsi="宋体" w:eastAsia="宋体" w:cs="宋体"/>
               <w:szCs w:val="24"/>
             </w:rPr>
             <w:fldChar w:fldCharType="separate"/>
@@ -2296,7 +2343,7 @@
           </w:r>
           <w:r>
             <w:rPr>
-              <w:rFonts w:ascii="宋体" w:eastAsia="宋体" w:hAnsi="宋体" w:cs="宋体" w:hint="eastAsia"/>
+              <w:rFonts w:hint="eastAsia" w:ascii="宋体" w:hAnsi="宋体" w:eastAsia="宋体" w:cs="宋体"/>
               <w:szCs w:val="24"/>
             </w:rPr>
             <w:fldChar w:fldCharType="end"/>
@@ -2304,28 +2351,28 @@
         </w:p>
         <w:p>
           <w:pPr>
-            <w:pStyle w:val="TOC3"/>
+            <w:pStyle w:val="13"/>
             <w:tabs>
               <w:tab w:val="right" w:leader="dot" w:pos="8306"/>
             </w:tabs>
           </w:pPr>
           <w:r>
             <w:rPr>
-              <w:rFonts w:ascii="宋体" w:eastAsia="宋体" w:hAnsi="宋体" w:cs="宋体" w:hint="eastAsia"/>
+              <w:rFonts w:hint="eastAsia" w:ascii="宋体" w:hAnsi="宋体" w:eastAsia="宋体" w:cs="宋体"/>
               <w:szCs w:val="24"/>
             </w:rPr>
             <w:fldChar w:fldCharType="begin"/>
           </w:r>
           <w:r>
             <w:rPr>
-              <w:rFonts w:ascii="宋体" w:eastAsia="宋体" w:hAnsi="宋体" w:cs="宋体" w:hint="eastAsia"/>
+              <w:rFonts w:hint="eastAsia" w:ascii="宋体" w:hAnsi="宋体" w:eastAsia="宋体" w:cs="宋体"/>
               <w:szCs w:val="24"/>
             </w:rPr>
             <w:instrText xml:space="preserve"> HYPERLINK \l _Toc18708 </w:instrText>
           </w:r>
           <w:r>
             <w:rPr>
-              <w:rFonts w:ascii="宋体" w:eastAsia="宋体" w:hAnsi="宋体" w:cs="宋体" w:hint="eastAsia"/>
+              <w:rFonts w:hint="eastAsia" w:ascii="宋体" w:hAnsi="宋体" w:eastAsia="宋体" w:cs="宋体"/>
               <w:szCs w:val="24"/>
             </w:rPr>
             <w:fldChar w:fldCharType="separate"/>
@@ -2359,7 +2406,7 @@
           </w:r>
           <w:r>
             <w:rPr>
-              <w:rFonts w:ascii="宋体" w:eastAsia="宋体" w:hAnsi="宋体" w:cs="宋体" w:hint="eastAsia"/>
+              <w:rFonts w:hint="eastAsia" w:ascii="宋体" w:hAnsi="宋体" w:eastAsia="宋体" w:cs="宋体"/>
               <w:szCs w:val="24"/>
             </w:rPr>
             <w:fldChar w:fldCharType="end"/>
@@ -2367,28 +2414,28 @@
         </w:p>
         <w:p>
           <w:pPr>
-            <w:pStyle w:val="TOC3"/>
+            <w:pStyle w:val="13"/>
             <w:tabs>
               <w:tab w:val="right" w:leader="dot" w:pos="8306"/>
             </w:tabs>
           </w:pPr>
           <w:r>
             <w:rPr>
-              <w:rFonts w:ascii="宋体" w:eastAsia="宋体" w:hAnsi="宋体" w:cs="宋体" w:hint="eastAsia"/>
+              <w:rFonts w:hint="eastAsia" w:ascii="宋体" w:hAnsi="宋体" w:eastAsia="宋体" w:cs="宋体"/>
               <w:szCs w:val="24"/>
             </w:rPr>
             <w:fldChar w:fldCharType="begin"/>
           </w:r>
           <w:r>
             <w:rPr>
-              <w:rFonts w:ascii="宋体" w:eastAsia="宋体" w:hAnsi="宋体" w:cs="宋体" w:hint="eastAsia"/>
+              <w:rFonts w:hint="eastAsia" w:ascii="宋体" w:hAnsi="宋体" w:eastAsia="宋体" w:cs="宋体"/>
               <w:szCs w:val="24"/>
             </w:rPr>
             <w:instrText xml:space="preserve"> HYPERLINK \l _Toc23398 </w:instrText>
           </w:r>
           <w:r>
             <w:rPr>
-              <w:rFonts w:ascii="宋体" w:eastAsia="宋体" w:hAnsi="宋体" w:cs="宋体" w:hint="eastAsia"/>
+              <w:rFonts w:hint="eastAsia" w:ascii="宋体" w:hAnsi="宋体" w:eastAsia="宋体" w:cs="宋体"/>
               <w:szCs w:val="24"/>
             </w:rPr>
             <w:fldChar w:fldCharType="separate"/>
@@ -2422,7 +2469,7 @@
           </w:r>
           <w:r>
             <w:rPr>
-              <w:rFonts w:ascii="宋体" w:eastAsia="宋体" w:hAnsi="宋体" w:cs="宋体" w:hint="eastAsia"/>
+              <w:rFonts w:hint="eastAsia" w:ascii="宋体" w:hAnsi="宋体" w:eastAsia="宋体" w:cs="宋体"/>
               <w:szCs w:val="24"/>
             </w:rPr>
             <w:fldChar w:fldCharType="end"/>
@@ -2430,28 +2477,28 @@
         </w:p>
         <w:p>
           <w:pPr>
-            <w:pStyle w:val="TOC3"/>
+            <w:pStyle w:val="13"/>
             <w:tabs>
               <w:tab w:val="right" w:leader="dot" w:pos="8306"/>
             </w:tabs>
           </w:pPr>
           <w:r>
             <w:rPr>
-              <w:rFonts w:ascii="宋体" w:eastAsia="宋体" w:hAnsi="宋体" w:cs="宋体" w:hint="eastAsia"/>
+              <w:rFonts w:hint="eastAsia" w:ascii="宋体" w:hAnsi="宋体" w:eastAsia="宋体" w:cs="宋体"/>
               <w:szCs w:val="24"/>
             </w:rPr>
             <w:fldChar w:fldCharType="begin"/>
           </w:r>
           <w:r>
             <w:rPr>
-              <w:rFonts w:ascii="宋体" w:eastAsia="宋体" w:hAnsi="宋体" w:cs="宋体" w:hint="eastAsia"/>
+              <w:rFonts w:hint="eastAsia" w:ascii="宋体" w:hAnsi="宋体" w:eastAsia="宋体" w:cs="宋体"/>
               <w:szCs w:val="24"/>
             </w:rPr>
             <w:instrText xml:space="preserve"> HYPERLINK \l _Toc4737 </w:instrText>
           </w:r>
           <w:r>
             <w:rPr>
-              <w:rFonts w:ascii="宋体" w:eastAsia="宋体" w:hAnsi="宋体" w:cs="宋体" w:hint="eastAsia"/>
+              <w:rFonts w:hint="eastAsia" w:ascii="宋体" w:hAnsi="宋体" w:eastAsia="宋体" w:cs="宋体"/>
               <w:szCs w:val="24"/>
             </w:rPr>
             <w:fldChar w:fldCharType="separate"/>
@@ -2485,7 +2532,7 @@
           </w:r>
           <w:r>
             <w:rPr>
-              <w:rFonts w:ascii="宋体" w:eastAsia="宋体" w:hAnsi="宋体" w:cs="宋体" w:hint="eastAsia"/>
+              <w:rFonts w:hint="eastAsia" w:ascii="宋体" w:hAnsi="宋体" w:eastAsia="宋体" w:cs="宋体"/>
               <w:szCs w:val="24"/>
             </w:rPr>
             <w:fldChar w:fldCharType="end"/>
@@ -2493,28 +2540,28 @@
         </w:p>
         <w:p>
           <w:pPr>
-            <w:pStyle w:val="TOC3"/>
+            <w:pStyle w:val="13"/>
             <w:tabs>
               <w:tab w:val="right" w:leader="dot" w:pos="8306"/>
             </w:tabs>
           </w:pPr>
           <w:r>
             <w:rPr>
-              <w:rFonts w:ascii="宋体" w:eastAsia="宋体" w:hAnsi="宋体" w:cs="宋体" w:hint="eastAsia"/>
+              <w:rFonts w:hint="eastAsia" w:ascii="宋体" w:hAnsi="宋体" w:eastAsia="宋体" w:cs="宋体"/>
               <w:szCs w:val="24"/>
             </w:rPr>
             <w:fldChar w:fldCharType="begin"/>
           </w:r>
           <w:r>
             <w:rPr>
-              <w:rFonts w:ascii="宋体" w:eastAsia="宋体" w:hAnsi="宋体" w:cs="宋体" w:hint="eastAsia"/>
+              <w:rFonts w:hint="eastAsia" w:ascii="宋体" w:hAnsi="宋体" w:eastAsia="宋体" w:cs="宋体"/>
               <w:szCs w:val="24"/>
             </w:rPr>
             <w:instrText xml:space="preserve"> HYPERLINK \l _Toc9965 </w:instrText>
           </w:r>
           <w:r>
             <w:rPr>
-              <w:rFonts w:ascii="宋体" w:eastAsia="宋体" w:hAnsi="宋体" w:cs="宋体" w:hint="eastAsia"/>
+              <w:rFonts w:hint="eastAsia" w:ascii="宋体" w:hAnsi="宋体" w:eastAsia="宋体" w:cs="宋体"/>
               <w:szCs w:val="24"/>
             </w:rPr>
             <w:fldChar w:fldCharType="separate"/>
@@ -2548,7 +2595,7 @@
           </w:r>
           <w:r>
             <w:rPr>
-              <w:rFonts w:ascii="宋体" w:eastAsia="宋体" w:hAnsi="宋体" w:cs="宋体" w:hint="eastAsia"/>
+              <w:rFonts w:hint="eastAsia" w:ascii="宋体" w:hAnsi="宋体" w:eastAsia="宋体" w:cs="宋体"/>
               <w:szCs w:val="24"/>
             </w:rPr>
             <w:fldChar w:fldCharType="end"/>
@@ -2556,28 +2603,28 @@
         </w:p>
         <w:p>
           <w:pPr>
-            <w:pStyle w:val="TOC2"/>
+            <w:pStyle w:val="17"/>
             <w:tabs>
               <w:tab w:val="right" w:leader="dot" w:pos="8306"/>
             </w:tabs>
           </w:pPr>
           <w:r>
             <w:rPr>
-              <w:rFonts w:ascii="宋体" w:eastAsia="宋体" w:hAnsi="宋体" w:cs="宋体" w:hint="eastAsia"/>
+              <w:rFonts w:hint="eastAsia" w:ascii="宋体" w:hAnsi="宋体" w:eastAsia="宋体" w:cs="宋体"/>
               <w:szCs w:val="24"/>
             </w:rPr>
             <w:fldChar w:fldCharType="begin"/>
           </w:r>
           <w:r>
             <w:rPr>
-              <w:rFonts w:ascii="宋体" w:eastAsia="宋体" w:hAnsi="宋体" w:cs="宋体" w:hint="eastAsia"/>
+              <w:rFonts w:hint="eastAsia" w:ascii="宋体" w:hAnsi="宋体" w:eastAsia="宋体" w:cs="宋体"/>
               <w:szCs w:val="24"/>
             </w:rPr>
             <w:instrText xml:space="preserve"> HYPERLINK \l _Toc28829 </w:instrText>
           </w:r>
           <w:r>
             <w:rPr>
-              <w:rFonts w:ascii="宋体" w:eastAsia="宋体" w:hAnsi="宋体" w:cs="宋体" w:hint="eastAsia"/>
+              <w:rFonts w:hint="eastAsia" w:ascii="宋体" w:hAnsi="宋体" w:eastAsia="宋体" w:cs="宋体"/>
               <w:szCs w:val="24"/>
             </w:rPr>
             <w:fldChar w:fldCharType="separate"/>
@@ -2611,7 +2658,7 @@
           </w:r>
           <w:r>
             <w:rPr>
-              <w:rFonts w:ascii="宋体" w:eastAsia="宋体" w:hAnsi="宋体" w:cs="宋体" w:hint="eastAsia"/>
+              <w:rFonts w:hint="eastAsia" w:ascii="宋体" w:hAnsi="宋体" w:eastAsia="宋体" w:cs="宋体"/>
               <w:szCs w:val="24"/>
             </w:rPr>
             <w:fldChar w:fldCharType="end"/>
@@ -2619,28 +2666,28 @@
         </w:p>
         <w:p>
           <w:pPr>
-            <w:pStyle w:val="TOC2"/>
+            <w:pStyle w:val="17"/>
             <w:tabs>
               <w:tab w:val="right" w:leader="dot" w:pos="8306"/>
             </w:tabs>
           </w:pPr>
           <w:r>
             <w:rPr>
-              <w:rFonts w:ascii="宋体" w:eastAsia="宋体" w:hAnsi="宋体" w:cs="宋体" w:hint="eastAsia"/>
+              <w:rFonts w:hint="eastAsia" w:ascii="宋体" w:hAnsi="宋体" w:eastAsia="宋体" w:cs="宋体"/>
               <w:szCs w:val="24"/>
             </w:rPr>
             <w:fldChar w:fldCharType="begin"/>
           </w:r>
           <w:r>
             <w:rPr>
-              <w:rFonts w:ascii="宋体" w:eastAsia="宋体" w:hAnsi="宋体" w:cs="宋体" w:hint="eastAsia"/>
+              <w:rFonts w:hint="eastAsia" w:ascii="宋体" w:hAnsi="宋体" w:eastAsia="宋体" w:cs="宋体"/>
               <w:szCs w:val="24"/>
             </w:rPr>
             <w:instrText xml:space="preserve"> HYPERLINK \l _Toc8743 </w:instrText>
           </w:r>
           <w:r>
             <w:rPr>
-              <w:rFonts w:ascii="宋体" w:eastAsia="宋体" w:hAnsi="宋体" w:cs="宋体" w:hint="eastAsia"/>
+              <w:rFonts w:hint="eastAsia" w:ascii="宋体" w:hAnsi="宋体" w:eastAsia="宋体" w:cs="宋体"/>
               <w:szCs w:val="24"/>
             </w:rPr>
             <w:fldChar w:fldCharType="separate"/>
@@ -2674,7 +2721,7 @@
           </w:r>
           <w:r>
             <w:rPr>
-              <w:rFonts w:ascii="宋体" w:eastAsia="宋体" w:hAnsi="宋体" w:cs="宋体" w:hint="eastAsia"/>
+              <w:rFonts w:hint="eastAsia" w:ascii="宋体" w:hAnsi="宋体" w:eastAsia="宋体" w:cs="宋体"/>
               <w:szCs w:val="24"/>
             </w:rPr>
             <w:fldChar w:fldCharType="end"/>
@@ -2682,28 +2729,28 @@
         </w:p>
         <w:p>
           <w:pPr>
-            <w:pStyle w:val="TOC2"/>
+            <w:pStyle w:val="17"/>
             <w:tabs>
               <w:tab w:val="right" w:leader="dot" w:pos="8306"/>
             </w:tabs>
           </w:pPr>
           <w:r>
             <w:rPr>
-              <w:rFonts w:ascii="宋体" w:eastAsia="宋体" w:hAnsi="宋体" w:cs="宋体" w:hint="eastAsia"/>
+              <w:rFonts w:hint="eastAsia" w:ascii="宋体" w:hAnsi="宋体" w:eastAsia="宋体" w:cs="宋体"/>
               <w:szCs w:val="24"/>
             </w:rPr>
             <w:fldChar w:fldCharType="begin"/>
           </w:r>
           <w:r>
             <w:rPr>
-              <w:rFonts w:ascii="宋体" w:eastAsia="宋体" w:hAnsi="宋体" w:cs="宋体" w:hint="eastAsia"/>
+              <w:rFonts w:hint="eastAsia" w:ascii="宋体" w:hAnsi="宋体" w:eastAsia="宋体" w:cs="宋体"/>
               <w:szCs w:val="24"/>
             </w:rPr>
             <w:instrText xml:space="preserve"> HYPERLINK \l _Toc14186 </w:instrText>
           </w:r>
           <w:r>
             <w:rPr>
-              <w:rFonts w:ascii="宋体" w:eastAsia="宋体" w:hAnsi="宋体" w:cs="宋体" w:hint="eastAsia"/>
+              <w:rFonts w:hint="eastAsia" w:ascii="宋体" w:hAnsi="宋体" w:eastAsia="宋体" w:cs="宋体"/>
               <w:szCs w:val="24"/>
             </w:rPr>
             <w:fldChar w:fldCharType="separate"/>
@@ -2741,7 +2788,7 @@
           </w:r>
           <w:r>
             <w:rPr>
-              <w:rFonts w:ascii="宋体" w:eastAsia="宋体" w:hAnsi="宋体" w:cs="宋体" w:hint="eastAsia"/>
+              <w:rFonts w:hint="eastAsia" w:ascii="宋体" w:hAnsi="宋体" w:eastAsia="宋体" w:cs="宋体"/>
               <w:szCs w:val="24"/>
             </w:rPr>
             <w:fldChar w:fldCharType="end"/>
@@ -2749,28 +2796,28 @@
         </w:p>
         <w:p>
           <w:pPr>
-            <w:pStyle w:val="TOC2"/>
+            <w:pStyle w:val="17"/>
             <w:tabs>
               <w:tab w:val="right" w:leader="dot" w:pos="8306"/>
             </w:tabs>
           </w:pPr>
           <w:r>
             <w:rPr>
-              <w:rFonts w:ascii="宋体" w:eastAsia="宋体" w:hAnsi="宋体" w:cs="宋体" w:hint="eastAsia"/>
+              <w:rFonts w:hint="eastAsia" w:ascii="宋体" w:hAnsi="宋体" w:eastAsia="宋体" w:cs="宋体"/>
               <w:szCs w:val="24"/>
             </w:rPr>
             <w:fldChar w:fldCharType="begin"/>
           </w:r>
           <w:r>
             <w:rPr>
-              <w:rFonts w:ascii="宋体" w:eastAsia="宋体" w:hAnsi="宋体" w:cs="宋体" w:hint="eastAsia"/>
+              <w:rFonts w:hint="eastAsia" w:ascii="宋体" w:hAnsi="宋体" w:eastAsia="宋体" w:cs="宋体"/>
               <w:szCs w:val="24"/>
             </w:rPr>
             <w:instrText xml:space="preserve"> HYPERLINK \l _Toc14569 </w:instrText>
           </w:r>
           <w:r>
             <w:rPr>
-              <w:rFonts w:ascii="宋体" w:eastAsia="宋体" w:hAnsi="宋体" w:cs="宋体" w:hint="eastAsia"/>
+              <w:rFonts w:hint="eastAsia" w:ascii="宋体" w:hAnsi="宋体" w:eastAsia="宋体" w:cs="宋体"/>
               <w:szCs w:val="24"/>
             </w:rPr>
             <w:fldChar w:fldCharType="separate"/>
@@ -2804,7 +2851,7 @@
           </w:r>
           <w:r>
             <w:rPr>
-              <w:rFonts w:ascii="宋体" w:eastAsia="宋体" w:hAnsi="宋体" w:cs="宋体" w:hint="eastAsia"/>
+              <w:rFonts w:hint="eastAsia" w:ascii="宋体" w:hAnsi="宋体" w:eastAsia="宋体" w:cs="宋体"/>
               <w:szCs w:val="24"/>
             </w:rPr>
             <w:fldChar w:fldCharType="end"/>
@@ -2812,42 +2859,42 @@
         </w:p>
         <w:p>
           <w:pPr>
-            <w:pStyle w:val="TOC1"/>
+            <w:pStyle w:val="16"/>
             <w:tabs>
               <w:tab w:val="right" w:leader="dot" w:pos="8306"/>
             </w:tabs>
           </w:pPr>
           <w:r>
             <w:rPr>
-              <w:rFonts w:ascii="宋体" w:eastAsia="宋体" w:hAnsi="宋体" w:cs="宋体" w:hint="eastAsia"/>
+              <w:rFonts w:hint="eastAsia" w:ascii="宋体" w:hAnsi="宋体" w:eastAsia="宋体" w:cs="宋体"/>
               <w:szCs w:val="24"/>
             </w:rPr>
             <w:fldChar w:fldCharType="begin"/>
           </w:r>
           <w:r>
             <w:rPr>
-              <w:rFonts w:ascii="宋体" w:eastAsia="宋体" w:hAnsi="宋体" w:cs="宋体" w:hint="eastAsia"/>
+              <w:rFonts w:hint="eastAsia" w:ascii="宋体" w:hAnsi="宋体" w:eastAsia="宋体" w:cs="宋体"/>
               <w:szCs w:val="24"/>
             </w:rPr>
             <w:instrText xml:space="preserve"> HYPERLINK \l _Toc29639 </w:instrText>
           </w:r>
           <w:r>
             <w:rPr>
-              <w:rFonts w:ascii="宋体" w:eastAsia="宋体" w:hAnsi="宋体" w:cs="宋体" w:hint="eastAsia"/>
+              <w:rFonts w:hint="eastAsia" w:ascii="宋体" w:hAnsi="宋体" w:eastAsia="宋体" w:cs="宋体"/>
               <w:szCs w:val="24"/>
             </w:rPr>
             <w:fldChar w:fldCharType="separate"/>
           </w:r>
           <w:r>
             <w:rPr>
-              <w:rFonts w:eastAsia="宋体" w:hint="default"/>
+              <w:rFonts w:hint="default" w:eastAsia="宋体"/>
               <w:lang w:val="en-US" w:eastAsia="zh-CN"/>
             </w:rPr>
             <w:t xml:space="preserve">6. </w:t>
           </w:r>
           <w:r>
             <w:rPr>
-              <w:rFonts w:eastAsia="宋体" w:hint="eastAsia"/>
+              <w:rFonts w:hint="eastAsia" w:eastAsia="宋体"/>
               <w:lang w:val="en-US" w:eastAsia="zh-CN"/>
             </w:rPr>
             <w:t>附则</w:t>
@@ -2872,7 +2919,7 @@
           </w:r>
           <w:r>
             <w:rPr>
-              <w:rFonts w:ascii="宋体" w:eastAsia="宋体" w:hAnsi="宋体" w:cs="宋体" w:hint="eastAsia"/>
+              <w:rFonts w:hint="eastAsia" w:ascii="宋体" w:hAnsi="宋体" w:eastAsia="宋体" w:cs="宋体"/>
               <w:szCs w:val="24"/>
             </w:rPr>
             <w:fldChar w:fldCharType="end"/>
@@ -2880,28 +2927,28 @@
         </w:p>
         <w:p>
           <w:pPr>
-            <w:pStyle w:val="TOC1"/>
+            <w:pStyle w:val="16"/>
             <w:tabs>
               <w:tab w:val="right" w:leader="dot" w:pos="8306"/>
             </w:tabs>
           </w:pPr>
           <w:r>
             <w:rPr>
-              <w:rFonts w:ascii="宋体" w:eastAsia="宋体" w:hAnsi="宋体" w:cs="宋体" w:hint="eastAsia"/>
+              <w:rFonts w:hint="eastAsia" w:ascii="宋体" w:hAnsi="宋体" w:eastAsia="宋体" w:cs="宋体"/>
               <w:szCs w:val="24"/>
             </w:rPr>
             <w:fldChar w:fldCharType="begin"/>
           </w:r>
           <w:r>
             <w:rPr>
-              <w:rFonts w:ascii="宋体" w:eastAsia="宋体" w:hAnsi="宋体" w:cs="宋体" w:hint="eastAsia"/>
+              <w:rFonts w:hint="eastAsia" w:ascii="宋体" w:hAnsi="宋体" w:eastAsia="宋体" w:cs="宋体"/>
               <w:szCs w:val="24"/>
             </w:rPr>
             <w:instrText xml:space="preserve"> HYPERLINK \l _Toc15245 </w:instrText>
           </w:r>
           <w:r>
             <w:rPr>
-              <w:rFonts w:ascii="宋体" w:eastAsia="宋体" w:hAnsi="宋体" w:cs="宋体" w:hint="eastAsia"/>
+              <w:rFonts w:hint="eastAsia" w:ascii="宋体" w:hAnsi="宋体" w:eastAsia="宋体" w:cs="宋体"/>
               <w:szCs w:val="24"/>
             </w:rPr>
             <w:fldChar w:fldCharType="separate"/>
@@ -2940,7 +2987,7 @@
           </w:r>
           <w:r>
             <w:rPr>
-              <w:rFonts w:ascii="宋体" w:eastAsia="宋体" w:hAnsi="宋体" w:cs="宋体" w:hint="eastAsia"/>
+              <w:rFonts w:hint="eastAsia" w:ascii="宋体" w:hAnsi="宋体" w:eastAsia="宋体" w:cs="宋体"/>
               <w:szCs w:val="24"/>
             </w:rPr>
             <w:fldChar w:fldCharType="end"/>
@@ -2948,28 +2995,28 @@
         </w:p>
         <w:p>
           <w:pPr>
-            <w:pStyle w:val="TOC1"/>
+            <w:pStyle w:val="16"/>
             <w:tabs>
               <w:tab w:val="right" w:leader="dot" w:pos="8306"/>
             </w:tabs>
           </w:pPr>
           <w:r>
             <w:rPr>
-              <w:rFonts w:ascii="宋体" w:eastAsia="宋体" w:hAnsi="宋体" w:cs="宋体" w:hint="eastAsia"/>
+              <w:rFonts w:hint="eastAsia" w:ascii="宋体" w:hAnsi="宋体" w:eastAsia="宋体" w:cs="宋体"/>
               <w:szCs w:val="24"/>
             </w:rPr>
             <w:fldChar w:fldCharType="begin"/>
           </w:r>
           <w:r>
             <w:rPr>
-              <w:rFonts w:ascii="宋体" w:eastAsia="宋体" w:hAnsi="宋体" w:cs="宋体" w:hint="eastAsia"/>
+              <w:rFonts w:hint="eastAsia" w:ascii="宋体" w:hAnsi="宋体" w:eastAsia="宋体" w:cs="宋体"/>
               <w:szCs w:val="24"/>
             </w:rPr>
             <w:instrText xml:space="preserve"> HYPERLINK \l _Toc6093 </w:instrText>
           </w:r>
           <w:r>
             <w:rPr>
-              <w:rFonts w:ascii="宋体" w:eastAsia="宋体" w:hAnsi="宋体" w:cs="宋体" w:hint="eastAsia"/>
+              <w:rFonts w:hint="eastAsia" w:ascii="宋体" w:hAnsi="宋体" w:eastAsia="宋体" w:cs="宋体"/>
               <w:szCs w:val="24"/>
             </w:rPr>
             <w:fldChar w:fldCharType="separate"/>
@@ -3008,7 +3055,7 @@
           </w:r>
           <w:r>
             <w:rPr>
-              <w:rFonts w:ascii="宋体" w:eastAsia="宋体" w:hAnsi="宋体" w:cs="宋体" w:hint="eastAsia"/>
+              <w:rFonts w:hint="eastAsia" w:ascii="宋体" w:hAnsi="宋体" w:eastAsia="宋体" w:cs="宋体"/>
               <w:szCs w:val="24"/>
             </w:rPr>
             <w:fldChar w:fldCharType="end"/>
@@ -3018,7 +3065,7 @@
           <w:pPr>
             <w:bidi w:val="0"/>
             <w:rPr>
-              <w:rFonts w:ascii="宋体" w:eastAsia="宋体" w:hAnsi="宋体" w:cs="宋体" w:hint="eastAsia"/>
+              <w:rFonts w:hint="eastAsia" w:ascii="宋体" w:hAnsi="宋体" w:eastAsia="宋体" w:cs="宋体"/>
               <w:snapToGrid w:val="0"/>
               <w:color w:val="000000"/>
               <w:kern w:val="0"/>
@@ -3029,7 +3076,7 @@
           </w:pPr>
           <w:r>
             <w:rPr>
-              <w:rFonts w:ascii="宋体" w:eastAsia="宋体" w:hAnsi="宋体" w:cs="宋体" w:hint="eastAsia"/>
+              <w:rFonts w:hint="eastAsia" w:ascii="宋体" w:hAnsi="宋体" w:eastAsia="宋体" w:cs="宋体"/>
               <w:szCs w:val="24"/>
             </w:rPr>
             <w:fldChar w:fldCharType="end"/>
@@ -3040,7 +3087,7 @@
     <w:p>
       <w:pPr>
         <w:rPr>
-          <w:rFonts w:ascii="Arial" w:eastAsia="Arial" w:hAnsi="Arial" w:cs="Arial"/>
+          <w:rFonts w:ascii="Arial" w:hAnsi="Arial" w:eastAsia="Arial" w:cs="Arial"/>
           <w:snapToGrid w:val="0"/>
           <w:color w:val="000000"/>
           <w:kern w:val="0"/>
@@ -3051,7 +3098,7 @@
       </w:pPr>
       <w:r>
         <w:rPr>
-          <w:rFonts w:ascii="Arial" w:eastAsia="Arial" w:hAnsi="Arial" w:cs="Arial"/>
+          <w:rFonts w:ascii="Arial" w:hAnsi="Arial" w:eastAsia="Arial" w:cs="Arial"/>
           <w:snapToGrid w:val="0"/>
           <w:color w:val="000000"/>
           <w:kern w:val="0"/>
@@ -3064,7 +3111,7 @@
     </w:p>
     <w:p>
       <w:pPr>
-        <w:pStyle w:val="1"/>
+        <w:pStyle w:val="28"/>
         <w:bidi w:val="0"/>
       </w:pPr>
       <w:bookmarkStart w:id="2" w:name="_Toc23125"/>
@@ -3075,10 +3122,10 @@
     </w:p>
     <w:p>
       <w:pPr>
-        <w:pStyle w:val="a1"/>
-        <w:bidi w:val="0"/>
-        <w:rPr>
-          <w:rFonts w:eastAsia="宋体" w:hint="eastAsia"/>
+        <w:pStyle w:val="29"/>
+        <w:bidi w:val="0"/>
+        <w:rPr>
+          <w:rFonts w:hint="eastAsia" w:eastAsia="宋体"/>
           <w:lang w:eastAsia="zh-CN"/>
         </w:rPr>
       </w:pPr>
@@ -3095,15 +3142,15 @@
     </w:p>
     <w:p>
       <w:pPr>
-        <w:pStyle w:val="1"/>
+        <w:pStyle w:val="28"/>
         <w:bidi w:val="0"/>
         <w:rPr>
           <w:rFonts w:hint="eastAsia"/>
           <w:lang w:val="en-US" w:eastAsia="zh-CN"/>
         </w:rPr>
       </w:pPr>
-      <w:bookmarkStart w:id="3" w:name="_Toc3209"/>
-      <w:bookmarkStart w:id="4" w:name="_Toc936"/>
+      <w:bookmarkStart w:id="3" w:name="_Toc936"/>
+      <w:bookmarkStart w:id="4" w:name="_Toc3209"/>
       <w:r>
         <w:rPr>
           <w:rFonts w:hint="eastAsia"/>
@@ -3116,13 +3163,13 @@
     </w:p>
     <w:p>
       <w:pPr>
-        <w:pStyle w:val="a1"/>
+        <w:pStyle w:val="29"/>
         <w:numPr>
           <w:ilvl w:val="0"/>
           <w:numId w:val="2"/>
         </w:numPr>
         <w:bidi w:val="0"/>
-        <w:ind w:left="425" w:hanging="425" w:leftChars="0" w:firstLineChars="0"/>
+        <w:ind w:left="425" w:leftChars="0" w:hanging="425" w:firstLineChars="0"/>
       </w:pPr>
       <w:r>
         <w:t>客户至上原则</w:t>
@@ -3130,7 +3177,7 @@
     </w:p>
     <w:p>
       <w:pPr>
-        <w:pStyle w:val="a1"/>
+        <w:pStyle w:val="29"/>
         <w:bidi w:val="0"/>
       </w:pPr>
       <w:r>
@@ -3142,13 +3189,13 @@
     </w:p>
     <w:p>
       <w:pPr>
-        <w:pStyle w:val="a1"/>
+        <w:pStyle w:val="29"/>
         <w:numPr>
           <w:ilvl w:val="0"/>
           <w:numId w:val="2"/>
         </w:numPr>
         <w:bidi w:val="0"/>
-        <w:ind w:left="425" w:hanging="425" w:leftChars="0" w:firstLineChars="0"/>
+        <w:ind w:left="425" w:leftChars="0" w:hanging="425" w:firstLineChars="0"/>
         <w:rPr>
           <w:rFonts w:hint="default"/>
         </w:rPr>
@@ -3162,7 +3209,7 @@
     </w:p>
     <w:p>
       <w:pPr>
-        <w:pStyle w:val="a1"/>
+        <w:pStyle w:val="29"/>
         <w:bidi w:val="0"/>
       </w:pPr>
       <w:r>
@@ -3174,13 +3221,13 @@
     </w:p>
     <w:p>
       <w:pPr>
-        <w:pStyle w:val="a1"/>
+        <w:pStyle w:val="29"/>
         <w:numPr>
           <w:ilvl w:val="0"/>
           <w:numId w:val="2"/>
         </w:numPr>
         <w:bidi w:val="0"/>
-        <w:ind w:left="425" w:hanging="425" w:leftChars="0" w:firstLineChars="0"/>
+        <w:ind w:left="425" w:leftChars="0" w:hanging="425" w:firstLineChars="0"/>
         <w:rPr>
           <w:rFonts w:hint="default"/>
         </w:rPr>
@@ -3194,7 +3241,7 @@
     </w:p>
     <w:p>
       <w:pPr>
-        <w:pStyle w:val="a1"/>
+        <w:pStyle w:val="29"/>
         <w:bidi w:val="0"/>
       </w:pPr>
       <w:r>
@@ -3206,13 +3253,13 @@
     </w:p>
     <w:p>
       <w:pPr>
-        <w:pStyle w:val="a1"/>
+        <w:pStyle w:val="29"/>
         <w:numPr>
           <w:ilvl w:val="0"/>
           <w:numId w:val="2"/>
         </w:numPr>
         <w:bidi w:val="0"/>
-        <w:ind w:left="425" w:hanging="425" w:leftChars="0" w:firstLineChars="0"/>
+        <w:ind w:left="425" w:leftChars="0" w:hanging="425" w:firstLineChars="0"/>
         <w:rPr>
           <w:rFonts w:hint="default"/>
         </w:rPr>
@@ -3226,7 +3273,7 @@
     </w:p>
     <w:p>
       <w:pPr>
-        <w:pStyle w:val="a1"/>
+        <w:pStyle w:val="29"/>
         <w:bidi w:val="0"/>
       </w:pPr>
       <w:r>
@@ -3238,13 +3285,13 @@
     </w:p>
     <w:p>
       <w:pPr>
-        <w:pStyle w:val="a1"/>
+        <w:pStyle w:val="29"/>
         <w:numPr>
           <w:ilvl w:val="0"/>
           <w:numId w:val="2"/>
         </w:numPr>
         <w:bidi w:val="0"/>
-        <w:ind w:left="425" w:hanging="425" w:leftChars="0" w:firstLineChars="0"/>
+        <w:ind w:left="425" w:leftChars="0" w:hanging="425" w:firstLineChars="0"/>
         <w:rPr>
           <w:rFonts w:hint="default"/>
         </w:rPr>
@@ -3258,7 +3305,7 @@
     </w:p>
     <w:p>
       <w:pPr>
-        <w:pStyle w:val="a1"/>
+        <w:pStyle w:val="29"/>
         <w:bidi w:val="0"/>
       </w:pPr>
       <w:r>
@@ -3270,7 +3317,7 @@
     </w:p>
     <w:p>
       <w:pPr>
-        <w:pStyle w:val="1"/>
+        <w:pStyle w:val="28"/>
         <w:bidi w:val="0"/>
       </w:pPr>
       <w:bookmarkStart w:id="5" w:name="_Toc18926"/>
@@ -3288,7 +3335,7 @@
     </w:p>
     <w:p>
       <w:pPr>
-        <w:pStyle w:val="a1"/>
+        <w:pStyle w:val="29"/>
         <w:bidi w:val="0"/>
       </w:pPr>
       <w:r>
@@ -3297,7 +3344,7 @@
     </w:p>
     <w:p>
       <w:pPr>
-        <w:pStyle w:val="1"/>
+        <w:pStyle w:val="28"/>
         <w:bidi w:val="0"/>
         <w:rPr>
           <w:rFonts w:hint="eastAsia"/>
@@ -3316,15 +3363,15 @@
     </w:p>
     <w:p>
       <w:pPr>
-        <w:pStyle w:val="2"/>
-        <w:bidi w:val="0"/>
-        <w:rPr>
-          <w:rFonts w:hint="default"/>
-          <w:lang w:val="en-US" w:eastAsia="zh-CN"/>
-        </w:rPr>
-      </w:pPr>
-      <w:bookmarkStart w:id="7" w:name="_Toc31188"/>
-      <w:bookmarkStart w:id="8" w:name="_Toc18908"/>
+        <w:pStyle w:val="30"/>
+        <w:bidi w:val="0"/>
+        <w:rPr>
+          <w:rFonts w:hint="default"/>
+          <w:lang w:val="en-US" w:eastAsia="zh-CN"/>
+        </w:rPr>
+      </w:pPr>
+      <w:bookmarkStart w:id="7" w:name="_Toc18908"/>
+      <w:bookmarkStart w:id="8" w:name="_Toc31188"/>
       <w:r>
         <w:rPr>
           <w:rFonts w:hint="eastAsia"/>
@@ -3340,7 +3387,7 @@
         <w:spacing w:before="102" w:line="227" w:lineRule="auto"/>
         <w:ind w:left="124"/>
         <w:rPr>
-          <w:rFonts w:ascii="宋体" w:eastAsia="宋体" w:hAnsi="宋体" w:cs="宋体" w:hint="default"/>
+          <w:rFonts w:hint="default" w:ascii="宋体" w:hAnsi="宋体" w:eastAsia="宋体" w:cs="宋体"/>
           <w:sz w:val="24"/>
           <w:szCs w:val="24"/>
           <w:lang w:val="en-US" w:eastAsia="zh-CN"/>
@@ -3348,7 +3395,7 @@
       </w:pPr>
       <w:r>
         <w:rPr>
-          <w:rFonts w:ascii="宋体" w:eastAsia="宋体" w:hAnsi="宋体" w:cs="宋体"/>
+          <w:rFonts w:ascii="宋体" w:hAnsi="宋体" w:eastAsia="宋体" w:cs="宋体"/>
           <w:spacing w:val="-2"/>
           <w:sz w:val="24"/>
           <w:szCs w:val="24"/>
@@ -3357,7 +3404,7 @@
       </w:r>
       <w:r>
         <w:rPr>
-          <w:rFonts w:ascii="宋体" w:eastAsia="宋体" w:hAnsi="宋体" w:cs="宋体" w:hint="eastAsia"/>
+          <w:rFonts w:hint="eastAsia" w:ascii="宋体" w:hAnsi="宋体" w:eastAsia="宋体" w:cs="宋体"/>
           <w:spacing w:val="-2"/>
           <w:sz w:val="24"/>
           <w:szCs w:val="24"/>
@@ -3367,7 +3414,7 @@
       </w:r>
       <w:r>
         <w:rPr>
-          <w:rFonts w:ascii="宋体" w:eastAsia="宋体" w:hAnsi="宋体" w:cs="宋体"/>
+          <w:rFonts w:ascii="宋体" w:hAnsi="宋体" w:eastAsia="宋体" w:cs="宋体"/>
           <w:spacing w:val="-2"/>
           <w:sz w:val="24"/>
           <w:szCs w:val="24"/>
@@ -3376,7 +3423,7 @@
       </w:r>
       <w:r>
         <w:rPr>
-          <w:rFonts w:ascii="宋体" w:eastAsia="宋体" w:hAnsi="宋体" w:cs="宋体" w:hint="eastAsia"/>
+          <w:rFonts w:hint="eastAsia" w:ascii="宋体" w:hAnsi="宋体" w:eastAsia="宋体" w:cs="宋体"/>
           <w:spacing w:val="-2"/>
           <w:sz w:val="24"/>
           <w:szCs w:val="24"/>
@@ -3390,7 +3437,7 @@
         <w:spacing w:before="172" w:line="227" w:lineRule="auto"/>
         <w:ind w:left="124"/>
         <w:rPr>
-          <w:rFonts w:ascii="宋体" w:eastAsia="宋体" w:hAnsi="宋体" w:cs="宋体" w:hint="eastAsia"/>
+          <w:rFonts w:hint="eastAsia" w:ascii="宋体" w:hAnsi="宋体" w:eastAsia="宋体" w:cs="宋体"/>
           <w:sz w:val="24"/>
           <w:szCs w:val="24"/>
           <w:lang w:eastAsia="zh-CN"/>
@@ -3398,7 +3445,7 @@
       </w:pPr>
       <w:r>
         <w:rPr>
-          <w:rFonts w:ascii="宋体" w:eastAsia="宋体" w:hAnsi="宋体" w:cs="宋体"/>
+          <w:rFonts w:ascii="宋体" w:hAnsi="宋体" w:eastAsia="宋体" w:cs="宋体"/>
           <w:spacing w:val="-2"/>
           <w:sz w:val="24"/>
           <w:szCs w:val="24"/>
@@ -3407,7 +3454,7 @@
       </w:r>
       <w:r>
         <w:rPr>
-          <w:rFonts w:ascii="宋体" w:eastAsia="宋体" w:hAnsi="宋体" w:cs="宋体" w:hint="eastAsia"/>
+          <w:rFonts w:hint="eastAsia" w:ascii="宋体" w:hAnsi="宋体" w:eastAsia="宋体" w:cs="宋体"/>
           <w:spacing w:val="-2"/>
           <w:sz w:val="24"/>
           <w:szCs w:val="24"/>
@@ -3421,7 +3468,7 @@
         <w:spacing w:before="172" w:line="227" w:lineRule="auto"/>
         <w:ind w:left="124"/>
         <w:rPr>
-          <w:rFonts w:ascii="宋体" w:eastAsia="宋体" w:hAnsi="宋体" w:cs="宋体" w:hint="eastAsia"/>
+          <w:rFonts w:hint="eastAsia" w:ascii="宋体" w:hAnsi="宋体" w:eastAsia="宋体" w:cs="宋体"/>
           <w:sz w:val="24"/>
           <w:szCs w:val="24"/>
           <w:lang w:eastAsia="zh-CN"/>
@@ -3429,7 +3476,7 @@
       </w:pPr>
       <w:r>
         <w:rPr>
-          <w:rFonts w:ascii="宋体" w:eastAsia="宋体" w:hAnsi="宋体" w:cs="宋体"/>
+          <w:rFonts w:ascii="宋体" w:hAnsi="宋体" w:eastAsia="宋体" w:cs="宋体"/>
           <w:spacing w:val="-1"/>
           <w:sz w:val="24"/>
           <w:szCs w:val="24"/>
@@ -3438,7 +3485,7 @@
       </w:r>
       <w:r>
         <w:rPr>
-          <w:rFonts w:ascii="宋体" w:eastAsia="宋体" w:hAnsi="宋体" w:cs="宋体" w:hint="eastAsia"/>
+          <w:rFonts w:hint="eastAsia" w:ascii="宋体" w:hAnsi="宋体" w:eastAsia="宋体" w:cs="宋体"/>
           <w:spacing w:val="-1"/>
           <w:sz w:val="24"/>
           <w:szCs w:val="24"/>
@@ -3449,7 +3496,7 @@
     </w:p>
     <w:p>
       <w:pPr>
-        <w:pStyle w:val="2"/>
+        <w:pStyle w:val="30"/>
         <w:bidi w:val="0"/>
         <w:rPr>
           <w:rFonts w:hint="default"/>
@@ -3473,16 +3520,16 @@
           <w:numId w:val="3"/>
         </w:numPr>
         <w:spacing w:before="224" w:line="239" w:lineRule="auto"/>
-        <w:ind w:left="425" w:hanging="425" w:leftChars="0" w:firstLineChars="0"/>
-        <w:rPr>
-          <w:rFonts w:ascii="宋体" w:eastAsia="宋体" w:hAnsi="宋体" w:cs="宋体"/>
+        <w:ind w:left="425" w:leftChars="0" w:hanging="425" w:firstLineChars="0"/>
+        <w:rPr>
+          <w:rFonts w:ascii="宋体" w:hAnsi="宋体" w:eastAsia="宋体" w:cs="宋体"/>
           <w:sz w:val="24"/>
           <w:szCs w:val="24"/>
         </w:rPr>
       </w:pPr>
       <w:r>
         <w:rPr>
-          <w:rFonts w:ascii="宋体" w:eastAsia="宋体" w:hAnsi="宋体" w:cs="宋体"/>
+          <w:rFonts w:ascii="宋体" w:hAnsi="宋体" w:eastAsia="宋体" w:cs="宋体"/>
           <w:spacing w:val="-2"/>
           <w:sz w:val="24"/>
           <w:szCs w:val="24"/>
@@ -3497,16 +3544,16 @@
           <w:numId w:val="3"/>
         </w:numPr>
         <w:spacing w:before="157" w:line="239" w:lineRule="auto"/>
-        <w:ind w:left="425" w:hanging="425" w:leftChars="0" w:firstLineChars="0"/>
-        <w:rPr>
-          <w:rFonts w:ascii="宋体" w:eastAsia="宋体" w:hAnsi="宋体" w:cs="宋体"/>
+        <w:ind w:left="425" w:leftChars="0" w:hanging="425" w:firstLineChars="0"/>
+        <w:rPr>
+          <w:rFonts w:ascii="宋体" w:hAnsi="宋体" w:eastAsia="宋体" w:cs="宋体"/>
           <w:sz w:val="24"/>
           <w:szCs w:val="24"/>
         </w:rPr>
       </w:pPr>
       <w:r>
         <w:rPr>
-          <w:rFonts w:ascii="宋体" w:eastAsia="宋体" w:hAnsi="宋体" w:cs="宋体"/>
+          <w:rFonts w:ascii="宋体" w:hAnsi="宋体" w:eastAsia="宋体" w:cs="宋体"/>
           <w:spacing w:val="-1"/>
           <w:sz w:val="24"/>
           <w:szCs w:val="24"/>
@@ -3515,7 +3562,7 @@
       </w:r>
       <w:r>
         <w:rPr>
-          <w:rFonts w:ascii="宋体" w:eastAsia="宋体" w:hAnsi="宋体" w:cs="宋体" w:hint="eastAsia"/>
+          <w:rFonts w:hint="eastAsia" w:ascii="宋体" w:hAnsi="宋体" w:eastAsia="宋体" w:cs="宋体"/>
           <w:spacing w:val="-1"/>
           <w:sz w:val="24"/>
           <w:szCs w:val="24"/>
@@ -3525,7 +3572,7 @@
       </w:r>
       <w:r>
         <w:rPr>
-          <w:rFonts w:ascii="宋体" w:eastAsia="宋体" w:hAnsi="宋体" w:cs="宋体"/>
+          <w:rFonts w:ascii="宋体" w:hAnsi="宋体" w:eastAsia="宋体" w:cs="宋体"/>
           <w:spacing w:val="-1"/>
           <w:sz w:val="24"/>
           <w:szCs w:val="24"/>
@@ -3540,16 +3587,16 @@
           <w:numId w:val="3"/>
         </w:numPr>
         <w:spacing w:before="157" w:line="239" w:lineRule="auto"/>
-        <w:ind w:left="425" w:hanging="425" w:leftChars="0" w:firstLineChars="0"/>
-        <w:rPr>
-          <w:rFonts w:ascii="宋体" w:eastAsia="宋体" w:hAnsi="宋体" w:cs="宋体"/>
+        <w:ind w:left="425" w:leftChars="0" w:hanging="425" w:firstLineChars="0"/>
+        <w:rPr>
+          <w:rFonts w:ascii="宋体" w:hAnsi="宋体" w:eastAsia="宋体" w:cs="宋体"/>
           <w:sz w:val="24"/>
           <w:szCs w:val="24"/>
         </w:rPr>
       </w:pPr>
       <w:r>
         <w:rPr>
-          <w:rFonts w:ascii="宋体" w:eastAsia="宋体" w:hAnsi="宋体" w:cs="宋体"/>
+          <w:rFonts w:ascii="宋体" w:hAnsi="宋体" w:eastAsia="宋体" w:cs="宋体"/>
           <w:spacing w:val="-2"/>
           <w:sz w:val="24"/>
           <w:szCs w:val="24"/>
@@ -3558,7 +3605,7 @@
       </w:r>
       <w:r>
         <w:rPr>
-          <w:rFonts w:ascii="宋体" w:eastAsia="宋体" w:hAnsi="宋体" w:cs="宋体" w:hint="eastAsia"/>
+          <w:rFonts w:hint="eastAsia" w:ascii="宋体" w:hAnsi="宋体" w:eastAsia="宋体" w:cs="宋体"/>
           <w:spacing w:val="-2"/>
           <w:sz w:val="24"/>
           <w:szCs w:val="24"/>
@@ -3568,7 +3615,7 @@
       </w:r>
       <w:r>
         <w:rPr>
-          <w:rFonts w:ascii="宋体" w:hAnsi="宋体" w:cs="宋体" w:hint="eastAsia"/>
+          <w:rFonts w:hint="eastAsia" w:ascii="宋体" w:hAnsi="宋体" w:cs="宋体"/>
           <w:spacing w:val="-2"/>
           <w:sz w:val="24"/>
           <w:szCs w:val="24"/>
@@ -3578,7 +3625,7 @@
       </w:r>
       <w:r>
         <w:rPr>
-          <w:rFonts w:ascii="宋体" w:eastAsia="宋体" w:hAnsi="宋体" w:cs="宋体" w:hint="eastAsia"/>
+          <w:rFonts w:hint="eastAsia" w:ascii="宋体" w:hAnsi="宋体" w:eastAsia="宋体" w:cs="宋体"/>
           <w:spacing w:val="-2"/>
           <w:sz w:val="24"/>
           <w:szCs w:val="24"/>
@@ -3589,7 +3636,7 @@
     </w:p>
     <w:p>
       <w:pPr>
-        <w:pStyle w:val="1"/>
+        <w:pStyle w:val="28"/>
         <w:bidi w:val="0"/>
         <w:rPr>
           <w:rFonts w:hint="default"/>
@@ -3608,7 +3655,7 @@
     </w:p>
     <w:p>
       <w:pPr>
-        <w:pStyle w:val="a1"/>
+        <w:pStyle w:val="29"/>
         <w:bidi w:val="0"/>
       </w:pPr>
       <w:r>
@@ -3617,10 +3664,10 @@
     </w:p>
     <w:p>
       <w:pPr>
-        <w:pStyle w:val="a1"/>
-        <w:bidi w:val="0"/>
-        <w:rPr>
-          <w:rFonts w:ascii="宋体" w:eastAsia="宋体" w:hAnsi="宋体" w:cs="宋体"/>
+        <w:pStyle w:val="29"/>
+        <w:bidi w:val="0"/>
+        <w:rPr>
+          <w:rFonts w:ascii="宋体" w:hAnsi="宋体" w:eastAsia="宋体" w:cs="宋体"/>
           <w:szCs w:val="24"/>
         </w:rPr>
       </w:pPr>
@@ -3646,7 +3693,7 @@
       </w:r>
       <w:r>
         <w:rPr>
-          <w:rFonts w:ascii="宋体" w:eastAsia="宋体" w:hAnsi="宋体" w:cs="宋体"/>
+          <w:rFonts w:ascii="宋体" w:hAnsi="宋体" w:eastAsia="宋体" w:cs="宋体"/>
           <w:spacing w:val="-1"/>
           <w:szCs w:val="24"/>
         </w:rPr>
@@ -3655,7 +3702,7 @@
     </w:p>
     <w:p>
       <w:pPr>
-        <w:pStyle w:val="2"/>
+        <w:pStyle w:val="30"/>
         <w:bidi w:val="0"/>
         <w:rPr>
           <w:rFonts w:hint="default"/>
@@ -3674,7 +3721,7 @@
     </w:p>
     <w:p>
       <w:pPr>
-        <w:pStyle w:val="a1"/>
+        <w:pStyle w:val="29"/>
         <w:bidi w:val="0"/>
         <w:rPr>
           <w:rFonts w:hint="default"/>
@@ -3691,7 +3738,7 @@
     </w:p>
     <w:p>
       <w:pPr>
-        <w:pStyle w:val="a1"/>
+        <w:pStyle w:val="29"/>
         <w:jc w:val="center"/>
         <w:rPr>
           <w:rFonts w:hint="default"/>
@@ -3806,38 +3853,24 @@
           <w:lang w:val="en-US" w:eastAsia="zh-CN"/>
         </w:rPr>
         <w:object>
-          <v:shapetype id="_x0000_t75" coordsize="21600,21600" o:spt="75" o:preferrelative="t" path="m@4@5l@4@11@9@11@9@5xe" filled="f" stroked="f">
-            <v:stroke joinstyle="miter"/>
-            <v:formulas>
-              <v:f eqn="if lineDrawn pixelLineWidth 0"/>
-              <v:f eqn="sum @0 1 0"/>
-              <v:f eqn="sum 0 0 @1"/>
-              <v:f eqn="prod @2 1 2"/>
-              <v:f eqn="prod @3 21600 pixelWidth"/>
-              <v:f eqn="prod @3 21600 pixelHeight"/>
-              <v:f eqn="sum @0 0 1"/>
-              <v:f eqn="prod @6 1 2"/>
-              <v:f eqn="prod @7 21600 pixelWidth"/>
-              <v:f eqn="sum @8 21600 0"/>
-              <v:f eqn="prod @7 21600 pixelHeight"/>
-              <v:f eqn="sum @10 21600 0"/>
-            </v:formulas>
-            <v:path o:extrusionok="f" gradientshapeok="t" o:connecttype="rect"/>
+          <v:shape id="_x0000_i1025" o:spt="75" type="#_x0000_t75" style="height:179.8pt;width:230.2pt;" o:ole="t" filled="f" o:preferrelative="t" stroked="f" coordsize="21600,21600">
+            <v:path/>
+            <v:fill on="f" focussize="0,0"/>
+            <v:stroke on="f" joinstyle="miter"/>
+            <v:imagedata r:id="rId8" o:title=""/>
             <o:lock v:ext="edit" aspectratio="t"/>
-          </v:shapetype>
-          <v:shape id="_x0000_i1025" type="#_x0000_t75" style="height:179.8pt;width:230.2pt" o:oleicon="f" o:ole="" coordsize="21600,21600" o:preferrelative="t" filled="f" stroked="f">
-            <v:stroke joinstyle="miter"/>
-            <v:imagedata r:id="rId4" o:title=""/>
-            <o:lock v:ext="edit" aspectratio="t"/>
+            <w10:wrap type="none"/>
             <w10:anchorlock/>
           </v:shape>
-          <o:OLEObject Type="Embed" ProgID="Visio.Drawing.15" ShapeID="_x0000_i1025" DrawAspect="Content" ObjectID="_1468075725" r:id="rId5"/>
+          <o:OLEObject Type="Embed" ProgID="Visio.Drawing.15" ShapeID="_x0000_i1025" DrawAspect="Content" ObjectID="_1468075725" r:id="rId7">
+            <o:LockedField>false</o:LockedField>
+          </o:OLEObject>
         </w:object>
       </w:r>
     </w:p>
     <w:p>
       <w:pPr>
-        <w:pStyle w:val="3"/>
+        <w:pStyle w:val="31"/>
         <w:bidi w:val="0"/>
       </w:pPr>
       <w:bookmarkStart w:id="12" w:name="_Toc17657"/>
@@ -3848,7 +3881,7 @@
     </w:p>
     <w:p>
       <w:pPr>
-        <w:pStyle w:val="a1"/>
+        <w:pStyle w:val="29"/>
         <w:bidi w:val="0"/>
       </w:pPr>
       <w:r>
@@ -3857,7 +3890,7 @@
     </w:p>
     <w:p>
       <w:pPr>
-        <w:pStyle w:val="a1"/>
+        <w:pStyle w:val="29"/>
         <w:bidi w:val="0"/>
       </w:pPr>
       <w:r>
@@ -3866,7 +3899,7 @@
     </w:p>
     <w:p>
       <w:pPr>
-        <w:pStyle w:val="a1"/>
+        <w:pStyle w:val="29"/>
         <w:bidi w:val="0"/>
       </w:pPr>
       <w:r>
@@ -3875,7 +3908,7 @@
     </w:p>
     <w:p>
       <w:pPr>
-        <w:pStyle w:val="3"/>
+        <w:pStyle w:val="31"/>
         <w:bidi w:val="0"/>
       </w:pPr>
       <w:bookmarkStart w:id="13" w:name="_Toc5652"/>
@@ -3886,7 +3919,7 @@
     </w:p>
     <w:p>
       <w:pPr>
-        <w:pStyle w:val="a1"/>
+        <w:pStyle w:val="29"/>
         <w:bidi w:val="0"/>
       </w:pPr>
       <w:r>
@@ -3895,7 +3928,7 @@
     </w:p>
     <w:p>
       <w:pPr>
-        <w:pStyle w:val="3"/>
+        <w:pStyle w:val="31"/>
         <w:bidi w:val="0"/>
       </w:pPr>
       <w:bookmarkStart w:id="14" w:name="_Toc18973"/>
@@ -3906,7 +3939,7 @@
     </w:p>
     <w:p>
       <w:pPr>
-        <w:pStyle w:val="a1"/>
+        <w:pStyle w:val="29"/>
         <w:bidi w:val="0"/>
       </w:pPr>
       <w:r>
@@ -3925,7 +3958,7 @@
     </w:p>
     <w:p>
       <w:pPr>
-        <w:pStyle w:val="a1"/>
+        <w:pStyle w:val="29"/>
         <w:bidi w:val="0"/>
       </w:pPr>
       <w:r>
@@ -3941,7 +3974,7 @@
     </w:p>
     <w:p>
       <w:pPr>
-        <w:pStyle w:val="a1"/>
+        <w:pStyle w:val="29"/>
         <w:bidi w:val="0"/>
       </w:pPr>
       <w:r>
@@ -3950,7 +3983,7 @@
     </w:p>
     <w:p>
       <w:pPr>
-        <w:pStyle w:val="3"/>
+        <w:pStyle w:val="31"/>
         <w:bidi w:val="0"/>
       </w:pPr>
       <w:bookmarkStart w:id="15" w:name="_Toc28901"/>
@@ -3961,7 +3994,7 @@
     </w:p>
     <w:p>
       <w:pPr>
-        <w:pStyle w:val="a1"/>
+        <w:pStyle w:val="29"/>
         <w:bidi w:val="0"/>
       </w:pPr>
       <w:r>
@@ -4001,7 +4034,7 @@
     </w:p>
     <w:p>
       <w:pPr>
-        <w:pStyle w:val="3"/>
+        <w:pStyle w:val="31"/>
         <w:bidi w:val="0"/>
       </w:pPr>
       <w:bookmarkStart w:id="16" w:name="_Toc18708"/>
@@ -4012,7 +4045,7 @@
     </w:p>
     <w:p>
       <w:pPr>
-        <w:pStyle w:val="a1"/>
+        <w:pStyle w:val="29"/>
         <w:bidi w:val="0"/>
       </w:pPr>
       <w:r>
@@ -4021,7 +4054,7 @@
     </w:p>
     <w:p>
       <w:pPr>
-        <w:pStyle w:val="a1"/>
+        <w:pStyle w:val="29"/>
         <w:bidi w:val="0"/>
       </w:pPr>
       <w:r>
@@ -4030,7 +4063,7 @@
     </w:p>
     <w:p>
       <w:pPr>
-        <w:pStyle w:val="a1"/>
+        <w:pStyle w:val="29"/>
         <w:bidi w:val="0"/>
       </w:pPr>
       <w:r>
@@ -4039,7 +4072,7 @@
     </w:p>
     <w:p>
       <w:pPr>
-        <w:pStyle w:val="3"/>
+        <w:pStyle w:val="31"/>
         <w:bidi w:val="0"/>
       </w:pPr>
       <w:bookmarkStart w:id="17" w:name="_Toc23398"/>
@@ -4050,7 +4083,7 @@
     </w:p>
     <w:p>
       <w:pPr>
-        <w:pStyle w:val="a1"/>
+        <w:pStyle w:val="29"/>
         <w:bidi w:val="0"/>
       </w:pPr>
       <w:r>
@@ -4059,7 +4092,7 @@
     </w:p>
     <w:p>
       <w:pPr>
-        <w:pStyle w:val="a1"/>
+        <w:pStyle w:val="29"/>
         <w:bidi w:val="0"/>
       </w:pPr>
       <w:r>
@@ -4068,7 +4101,7 @@
     </w:p>
     <w:p>
       <w:pPr>
-        <w:pStyle w:val="3"/>
+        <w:pStyle w:val="31"/>
         <w:bidi w:val="0"/>
       </w:pPr>
       <w:bookmarkStart w:id="18" w:name="_Toc4737"/>
@@ -4079,7 +4112,7 @@
     </w:p>
     <w:p>
       <w:pPr>
-        <w:pStyle w:val="a1"/>
+        <w:pStyle w:val="29"/>
         <w:bidi w:val="0"/>
       </w:pPr>
       <w:r>
@@ -4095,7 +4128,7 @@
     </w:p>
     <w:p>
       <w:pPr>
-        <w:pStyle w:val="3"/>
+        <w:pStyle w:val="31"/>
         <w:bidi w:val="0"/>
       </w:pPr>
       <w:bookmarkStart w:id="19" w:name="_Toc9965"/>
@@ -4106,7 +4139,7 @@
     </w:p>
     <w:p>
       <w:pPr>
-        <w:pStyle w:val="a1"/>
+        <w:pStyle w:val="29"/>
         <w:bidi w:val="0"/>
       </w:pPr>
       <w:r>
@@ -4115,7 +4148,7 @@
     </w:p>
     <w:p>
       <w:pPr>
-        <w:pStyle w:val="2"/>
+        <w:pStyle w:val="30"/>
         <w:bidi w:val="0"/>
       </w:pPr>
       <w:bookmarkStart w:id="20" w:name="_Toc28829"/>
@@ -4126,10 +4159,10 @@
     </w:p>
     <w:p>
       <w:pPr>
-        <w:pStyle w:val="a1"/>
-        <w:bidi w:val="0"/>
-        <w:rPr>
-          <w:rFonts w:ascii="宋体" w:eastAsia="宋体" w:hAnsi="宋体" w:cs="宋体" w:hint="default"/>
+        <w:pStyle w:val="29"/>
+        <w:bidi w:val="0"/>
+        <w:rPr>
+          <w:rFonts w:hint="default" w:ascii="宋体" w:hAnsi="宋体" w:eastAsia="宋体" w:cs="宋体"/>
           <w:sz w:val="24"/>
           <w:szCs w:val="24"/>
           <w:lang w:val="en-US" w:eastAsia="zh-CN"/>
@@ -4164,7 +4197,7 @@
       </w:r>
       <w:r>
         <w:rPr>
-          <w:rFonts w:ascii="宋体" w:eastAsia="宋体" w:hAnsi="宋体" w:cs="宋体"/>
+          <w:rFonts w:ascii="宋体" w:hAnsi="宋体" w:eastAsia="宋体" w:cs="宋体"/>
           <w:spacing w:val="-1"/>
           <w:sz w:val="24"/>
           <w:szCs w:val="24"/>
@@ -4173,7 +4206,7 @@
       </w:r>
       <w:r>
         <w:rPr>
-          <w:rFonts w:ascii="宋体" w:hAnsi="宋体" w:cs="宋体" w:hint="eastAsia"/>
+          <w:rFonts w:hint="eastAsia" w:ascii="宋体" w:hAnsi="宋体" w:cs="宋体"/>
           <w:spacing w:val="-1"/>
           <w:sz w:val="24"/>
           <w:szCs w:val="24"/>
@@ -4183,7 +4216,7 @@
       </w:r>
       <w:r>
         <w:rPr>
-          <w:rFonts w:ascii="宋体" w:hAnsi="宋体" w:cs="宋体" w:hint="eastAsia"/>
+          <w:rFonts w:hint="eastAsia" w:ascii="宋体" w:hAnsi="宋体" w:cs="宋体"/>
           <w:spacing w:val="-1"/>
           <w:sz w:val="24"/>
           <w:szCs w:val="24"/>
@@ -4194,7 +4227,7 @@
     </w:p>
     <w:p>
       <w:pPr>
-        <w:pStyle w:val="a3"/>
+        <w:pStyle w:val="40"/>
         <w:numPr>
           <w:ilvl w:val="0"/>
           <w:numId w:val="4"/>
@@ -4207,7 +4240,7 @@
     </w:p>
     <w:p>
       <w:pPr>
-        <w:pStyle w:val="a3"/>
+        <w:pStyle w:val="40"/>
         <w:bidi w:val="0"/>
       </w:pPr>
       <w:r>
@@ -4216,7 +4249,7 @@
     </w:p>
     <w:p>
       <w:pPr>
-        <w:pStyle w:val="a3"/>
+        <w:pStyle w:val="40"/>
         <w:numPr>
           <w:ilvl w:val="0"/>
           <w:numId w:val="4"/>
@@ -4229,7 +4262,7 @@
     </w:p>
     <w:p>
       <w:pPr>
-        <w:pStyle w:val="a3"/>
+        <w:pStyle w:val="40"/>
         <w:bidi w:val="0"/>
       </w:pPr>
       <w:r>
@@ -4238,7 +4271,7 @@
     </w:p>
     <w:p>
       <w:pPr>
-        <w:pStyle w:val="a3"/>
+        <w:pStyle w:val="40"/>
         <w:numPr>
           <w:ilvl w:val="0"/>
           <w:numId w:val="4"/>
@@ -4251,7 +4284,7 @@
     </w:p>
     <w:p>
       <w:pPr>
-        <w:pStyle w:val="a3"/>
+        <w:pStyle w:val="40"/>
         <w:bidi w:val="0"/>
       </w:pPr>
       <w:r>
@@ -4260,7 +4293,7 @@
     </w:p>
     <w:p>
       <w:pPr>
-        <w:pStyle w:val="a3"/>
+        <w:pStyle w:val="40"/>
         <w:numPr>
           <w:ilvl w:val="0"/>
           <w:numId w:val="4"/>
@@ -4273,7 +4306,7 @@
     </w:p>
     <w:p>
       <w:pPr>
-        <w:pStyle w:val="a3"/>
+        <w:pStyle w:val="40"/>
         <w:bidi w:val="0"/>
       </w:pPr>
       <w:r>
@@ -4282,7 +4315,7 @@
     </w:p>
     <w:p>
       <w:pPr>
-        <w:pStyle w:val="2"/>
+        <w:pStyle w:val="30"/>
         <w:bidi w:val="0"/>
       </w:pPr>
       <w:bookmarkStart w:id="21" w:name="bookmark7"/>
@@ -4295,7 +4328,7 @@
     </w:p>
     <w:p>
       <w:pPr>
-        <w:pStyle w:val="a1"/>
+        <w:pStyle w:val="29"/>
         <w:bidi w:val="0"/>
       </w:pPr>
       <w:r>
@@ -4304,7 +4337,7 @@
     </w:p>
     <w:p>
       <w:pPr>
-        <w:pStyle w:val="2"/>
+        <w:pStyle w:val="30"/>
         <w:bidi w:val="0"/>
       </w:pPr>
       <w:bookmarkStart w:id="23" w:name="bookmark9"/>
@@ -4325,7 +4358,7 @@
     </w:p>
     <w:p>
       <w:pPr>
-        <w:pStyle w:val="a1"/>
+        <w:pStyle w:val="29"/>
         <w:bidi w:val="0"/>
         <w:rPr>
           <w:rFonts w:hint="eastAsia"/>
@@ -4355,7 +4388,7 @@
     </w:p>
     <w:p>
       <w:pPr>
-        <w:pStyle w:val="2"/>
+        <w:pStyle w:val="30"/>
         <w:bidi w:val="0"/>
         <w:rPr>
           <w:rFonts w:hint="default"/>
@@ -4372,7 +4405,7 @@
     </w:p>
     <w:p>
       <w:pPr>
-        <w:pStyle w:val="a1"/>
+        <w:pStyle w:val="29"/>
         <w:bidi w:val="0"/>
         <w:rPr>
           <w:rFonts w:hint="default"/>
@@ -4389,7 +4422,7 @@
     </w:p>
     <w:p>
       <w:pPr>
-        <w:pStyle w:val="3"/>
+        <w:pStyle w:val="31"/>
         <w:bidi w:val="0"/>
         <w:rPr>
           <w:rFonts w:hint="default"/>
@@ -4406,13 +4439,13 @@
     </w:p>
     <w:p>
       <w:pPr>
-        <w:pStyle w:val="a1"/>
+        <w:pStyle w:val="29"/>
         <w:numPr>
           <w:ilvl w:val="0"/>
           <w:numId w:val="5"/>
         </w:numPr>
         <w:bidi w:val="0"/>
-        <w:ind w:left="425" w:hanging="425" w:leftChars="0" w:firstLineChars="0"/>
+        <w:ind w:left="425" w:leftChars="0" w:hanging="425" w:firstLineChars="0"/>
         <w:rPr>
           <w:rFonts w:hint="default"/>
           <w:lang w:val="en-US" w:eastAsia="zh-CN"/>
@@ -4428,7 +4461,7 @@
     </w:p>
     <w:p>
       <w:pPr>
-        <w:pStyle w:val="a1"/>
+        <w:pStyle w:val="29"/>
         <w:bidi w:val="0"/>
         <w:rPr>
           <w:rFonts w:hint="default"/>
@@ -4445,7 +4478,7 @@
     </w:p>
     <w:p>
       <w:pPr>
-        <w:pStyle w:val="a1"/>
+        <w:pStyle w:val="29"/>
         <w:bidi w:val="0"/>
         <w:rPr>
           <w:rFonts w:hint="default"/>
@@ -4462,13 +4495,13 @@
     </w:p>
     <w:p>
       <w:pPr>
-        <w:pStyle w:val="a1"/>
+        <w:pStyle w:val="29"/>
         <w:numPr>
           <w:ilvl w:val="0"/>
           <w:numId w:val="5"/>
         </w:numPr>
         <w:bidi w:val="0"/>
-        <w:ind w:left="425" w:hanging="425" w:leftChars="0" w:firstLineChars="0"/>
+        <w:ind w:left="425" w:leftChars="0" w:hanging="425" w:firstLineChars="0"/>
         <w:rPr>
           <w:rFonts w:hint="default"/>
           <w:lang w:val="en-US" w:eastAsia="zh-CN"/>
@@ -4484,7 +4517,7 @@
     </w:p>
     <w:p>
       <w:pPr>
-        <w:pStyle w:val="a1"/>
+        <w:pStyle w:val="29"/>
         <w:bidi w:val="0"/>
         <w:rPr>
           <w:rFonts w:hint="default"/>
@@ -4501,7 +4534,7 @@
     </w:p>
     <w:p>
       <w:pPr>
-        <w:pStyle w:val="a1"/>
+        <w:pStyle w:val="29"/>
         <w:bidi w:val="0"/>
         <w:rPr>
           <w:rFonts w:hint="default"/>
@@ -4518,13 +4551,13 @@
     </w:p>
     <w:p>
       <w:pPr>
-        <w:pStyle w:val="a1"/>
+        <w:pStyle w:val="29"/>
         <w:numPr>
           <w:ilvl w:val="0"/>
           <w:numId w:val="5"/>
         </w:numPr>
         <w:bidi w:val="0"/>
-        <w:ind w:left="425" w:hanging="425" w:leftChars="0" w:firstLineChars="0"/>
+        <w:ind w:left="425" w:leftChars="0" w:hanging="425" w:firstLineChars="0"/>
         <w:rPr>
           <w:rFonts w:hint="default"/>
           <w:lang w:val="en-US" w:eastAsia="zh-CN"/>
@@ -4540,7 +4573,7 @@
     </w:p>
     <w:p>
       <w:pPr>
-        <w:pStyle w:val="a1"/>
+        <w:pStyle w:val="29"/>
         <w:bidi w:val="0"/>
         <w:rPr>
           <w:rFonts w:hint="default"/>
@@ -4557,7 +4590,7 @@
     </w:p>
     <w:p>
       <w:pPr>
-        <w:pStyle w:val="a1"/>
+        <w:pStyle w:val="29"/>
         <w:bidi w:val="0"/>
         <w:rPr>
           <w:rFonts w:hint="default"/>
@@ -4574,7 +4607,7 @@
     </w:p>
     <w:p>
       <w:pPr>
-        <w:pStyle w:val="3"/>
+        <w:pStyle w:val="31"/>
         <w:bidi w:val="0"/>
         <w:rPr>
           <w:rFonts w:hint="default"/>
@@ -4591,13 +4624,13 @@
     </w:p>
     <w:p>
       <w:pPr>
-        <w:pStyle w:val="a1"/>
+        <w:pStyle w:val="29"/>
         <w:numPr>
           <w:ilvl w:val="0"/>
           <w:numId w:val="6"/>
         </w:numPr>
         <w:bidi w:val="0"/>
-        <w:ind w:left="425" w:hanging="425" w:leftChars="0" w:firstLineChars="0"/>
+        <w:ind w:left="425" w:leftChars="0" w:hanging="425" w:firstLineChars="0"/>
         <w:rPr>
           <w:rFonts w:hint="default"/>
           <w:lang w:val="en-US" w:eastAsia="zh-CN"/>
@@ -4613,7 +4646,7 @@
     </w:p>
     <w:p>
       <w:pPr>
-        <w:pStyle w:val="a1"/>
+        <w:pStyle w:val="29"/>
         <w:bidi w:val="0"/>
         <w:rPr>
           <w:rFonts w:hint="default"/>
@@ -4630,7 +4663,7 @@
     </w:p>
     <w:p>
       <w:pPr>
-        <w:pStyle w:val="a1"/>
+        <w:pStyle w:val="29"/>
         <w:bidi w:val="0"/>
         <w:rPr>
           <w:rFonts w:hint="default"/>
@@ -4647,13 +4680,13 @@
     </w:p>
     <w:p>
       <w:pPr>
-        <w:pStyle w:val="a1"/>
+        <w:pStyle w:val="29"/>
         <w:numPr>
           <w:ilvl w:val="0"/>
           <w:numId w:val="6"/>
         </w:numPr>
         <w:bidi w:val="0"/>
-        <w:ind w:left="425" w:hanging="425" w:leftChars="0" w:firstLineChars="0"/>
+        <w:ind w:left="425" w:leftChars="0" w:hanging="425" w:firstLineChars="0"/>
         <w:rPr>
           <w:rFonts w:hint="default"/>
           <w:lang w:val="en-US" w:eastAsia="zh-CN"/>
@@ -4669,7 +4702,7 @@
     </w:p>
     <w:p>
       <w:pPr>
-        <w:pStyle w:val="a1"/>
+        <w:pStyle w:val="29"/>
         <w:bidi w:val="0"/>
         <w:rPr>
           <w:rFonts w:hint="default"/>
@@ -4686,13 +4719,13 @@
     </w:p>
     <w:p>
       <w:pPr>
-        <w:pStyle w:val="a1"/>
+        <w:pStyle w:val="29"/>
         <w:numPr>
           <w:ilvl w:val="0"/>
           <w:numId w:val="6"/>
         </w:numPr>
         <w:bidi w:val="0"/>
-        <w:ind w:left="425" w:hanging="425" w:leftChars="0" w:firstLineChars="0"/>
+        <w:ind w:left="425" w:leftChars="0" w:hanging="425" w:firstLineChars="0"/>
         <w:rPr>
           <w:rFonts w:hint="default"/>
           <w:lang w:val="en-US" w:eastAsia="zh-CN"/>
@@ -4708,7 +4741,7 @@
     </w:p>
     <w:p>
       <w:pPr>
-        <w:pStyle w:val="a1"/>
+        <w:pStyle w:val="29"/>
         <w:bidi w:val="0"/>
         <w:rPr>
           <w:rFonts w:hint="default"/>
@@ -4725,7 +4758,7 @@
     </w:p>
     <w:p>
       <w:pPr>
-        <w:pStyle w:val="a1"/>
+        <w:pStyle w:val="29"/>
         <w:bidi w:val="0"/>
         <w:rPr>
           <w:rFonts w:hint="default"/>
@@ -4742,7 +4775,7 @@
     </w:p>
     <w:p>
       <w:pPr>
-        <w:pStyle w:val="a1"/>
+        <w:pStyle w:val="29"/>
         <w:bidi w:val="0"/>
         <w:rPr>
           <w:rFonts w:hint="default"/>
@@ -4759,7 +4792,7 @@
     </w:p>
     <w:p>
       <w:pPr>
-        <w:pStyle w:val="2"/>
+        <w:pStyle w:val="30"/>
         <w:bidi w:val="0"/>
       </w:pPr>
       <w:bookmarkStart w:id="27" w:name="_Toc14569"/>
@@ -4770,16 +4803,16 @@
     </w:p>
     <w:tbl>
       <w:tblPr>
-        <w:tblStyle w:val="TableGrid"/>
+        <w:tblStyle w:val="21"/>
         <w:tblW w:w="0" w:type="auto"/>
         <w:jc w:val="center"/>
         <w:tblBorders>
-          <w:top w:val="single" w:sz="4" w:space="0" w:color="auto"/>
-          <w:left w:val="single" w:sz="4" w:space="0" w:color="auto"/>
-          <w:bottom w:val="single" w:sz="4" w:space="0" w:color="auto"/>
-          <w:right w:val="single" w:sz="4" w:space="0" w:color="auto"/>
-          <w:insideH w:val="single" w:sz="4" w:space="0" w:color="auto"/>
-          <w:insideV w:val="single" w:sz="4" w:space="0" w:color="auto"/>
+          <w:top w:val="single" w:color="auto" w:sz="4" w:space="0"/>
+          <w:left w:val="single" w:color="auto" w:sz="4" w:space="0"/>
+          <w:bottom w:val="single" w:color="auto" w:sz="4" w:space="0"/>
+          <w:right w:val="single" w:color="auto" w:sz="4" w:space="0"/>
+          <w:insideH w:val="single" w:color="auto" w:sz="4" w:space="0"/>
+          <w:insideV w:val="single" w:color="auto" w:sz="4" w:space="0"/>
         </w:tblBorders>
         <w:tblLayout w:type="fixed"/>
         <w:tblCellMar>
@@ -4797,17 +4830,14 @@
       </w:tblGrid>
       <w:tr>
         <w:tblPrEx>
-          <w:tblW w:w="0" w:type="auto"/>
-          <w:jc w:val="center"/>
           <w:tblBorders>
-            <w:top w:val="single" w:sz="4" w:space="0" w:color="auto"/>
-            <w:left w:val="single" w:sz="4" w:space="0" w:color="auto"/>
-            <w:bottom w:val="single" w:sz="4" w:space="0" w:color="auto"/>
-            <w:right w:val="single" w:sz="4" w:space="0" w:color="auto"/>
-            <w:insideH w:val="single" w:sz="4" w:space="0" w:color="auto"/>
-            <w:insideV w:val="single" w:sz="4" w:space="0" w:color="auto"/>
+            <w:top w:val="single" w:color="auto" w:sz="4" w:space="0"/>
+            <w:left w:val="single" w:color="auto" w:sz="4" w:space="0"/>
+            <w:bottom w:val="single" w:color="auto" w:sz="4" w:space="0"/>
+            <w:right w:val="single" w:color="auto" w:sz="4" w:space="0"/>
+            <w:insideH w:val="single" w:color="auto" w:sz="4" w:space="0"/>
+            <w:insideV w:val="single" w:color="auto" w:sz="4" w:space="0"/>
           </w:tblBorders>
-          <w:tblLayout w:type="fixed"/>
           <w:tblCellMar>
             <w:top w:w="0" w:type="dxa"/>
             <w:left w:w="108" w:type="dxa"/>
@@ -4925,9 +4955,14 @@
       </w:tr>
       <w:tr>
         <w:tblPrEx>
-          <w:tblW w:w="0" w:type="auto"/>
-          <w:jc w:val="center"/>
-          <w:tblLayout w:type="fixed"/>
+          <w:tblBorders>
+            <w:top w:val="single" w:color="auto" w:sz="4" w:space="0"/>
+            <w:left w:val="single" w:color="auto" w:sz="4" w:space="0"/>
+            <w:bottom w:val="single" w:color="auto" w:sz="4" w:space="0"/>
+            <w:right w:val="single" w:color="auto" w:sz="4" w:space="0"/>
+            <w:insideH w:val="single" w:color="auto" w:sz="4" w:space="0"/>
+            <w:insideV w:val="single" w:color="auto" w:sz="4" w:space="0"/>
+          </w:tblBorders>
           <w:tblCellMar>
             <w:top w:w="0" w:type="dxa"/>
             <w:left w:w="108" w:type="dxa"/>
@@ -4955,16 +4990,7 @@
                 <w:rFonts w:hint="eastAsia"/>
                 <w:lang w:val="en-US" w:eastAsia="zh-CN"/>
               </w:rPr>
-              <w:t>投诉24小时内有效</w:t>
-            </w:r>
-            <w:bookmarkStart w:id="28" w:name="_GoBack"/>
-            <w:bookmarkEnd w:id="28"/>
-            <w:r>
-              <w:rPr>
-                <w:rFonts w:hint="eastAsia"/>
-                <w:lang w:val="en-US" w:eastAsia="zh-CN"/>
-              </w:rPr>
-              <w:t>处理率</w:t>
+              <w:t>投诉24小时内有效处理率</w:t>
             </w:r>
           </w:p>
         </w:tc>
@@ -5026,9 +5052,14 @@
       </w:tr>
       <w:tr>
         <w:tblPrEx>
-          <w:tblW w:w="0" w:type="auto"/>
-          <w:jc w:val="center"/>
-          <w:tblLayout w:type="fixed"/>
+          <w:tblBorders>
+            <w:top w:val="single" w:color="auto" w:sz="4" w:space="0"/>
+            <w:left w:val="single" w:color="auto" w:sz="4" w:space="0"/>
+            <w:bottom w:val="single" w:color="auto" w:sz="4" w:space="0"/>
+            <w:right w:val="single" w:color="auto" w:sz="4" w:space="0"/>
+            <w:insideH w:val="single" w:color="auto" w:sz="4" w:space="0"/>
+            <w:insideV w:val="single" w:color="auto" w:sz="4" w:space="0"/>
+          </w:tblBorders>
           <w:tblCellMar>
             <w:top w:w="0" w:type="dxa"/>
             <w:left w:w="108" w:type="dxa"/>
@@ -5124,34 +5155,34 @@
     </w:tbl>
     <w:p>
       <w:pPr>
-        <w:pStyle w:val="1"/>
-        <w:bidi w:val="0"/>
-        <w:rPr>
-          <w:rStyle w:val="1Char"/>
-          <w:rFonts w:eastAsia="宋体" w:hint="default"/>
-          <w:lang w:val="en-US" w:eastAsia="zh-CN"/>
-        </w:rPr>
-      </w:pPr>
-      <w:bookmarkStart w:id="29" w:name="bookmark3"/>
+        <w:pStyle w:val="28"/>
+        <w:bidi w:val="0"/>
+        <w:rPr>
+          <w:rStyle w:val="38"/>
+          <w:rFonts w:hint="default" w:eastAsia="宋体"/>
+          <w:lang w:val="en-US" w:eastAsia="zh-CN"/>
+        </w:rPr>
+      </w:pPr>
+      <w:bookmarkStart w:id="28" w:name="bookmark3"/>
+      <w:bookmarkEnd w:id="28"/>
+      <w:bookmarkStart w:id="29" w:name="_Toc17424"/>
+      <w:bookmarkStart w:id="30" w:name="_Toc30996"/>
+      <w:bookmarkStart w:id="31" w:name="_Toc29639"/>
+      <w:r>
+        <w:rPr>
+          <w:rStyle w:val="38"/>
+          <w:rFonts w:hint="eastAsia" w:eastAsia="宋体"/>
+          <w:lang w:val="en-US" w:eastAsia="zh-CN"/>
+        </w:rPr>
+        <w:t>附则</w:t>
+      </w:r>
       <w:bookmarkEnd w:id="29"/>
-      <w:bookmarkStart w:id="30" w:name="_Toc30996"/>
-      <w:bookmarkStart w:id="31" w:name="_Toc17424"/>
-      <w:bookmarkStart w:id="32" w:name="_Toc29639"/>
-      <w:r>
-        <w:rPr>
-          <w:rStyle w:val="1Char"/>
-          <w:rFonts w:eastAsia="宋体" w:hint="eastAsia"/>
-          <w:lang w:val="en-US" w:eastAsia="zh-CN"/>
-        </w:rPr>
-        <w:t>附则</w:t>
-      </w:r>
       <w:bookmarkEnd w:id="30"/>
       <w:bookmarkEnd w:id="31"/>
-      <w:bookmarkEnd w:id="32"/>
-    </w:p>
-    <w:p>
-      <w:pPr>
-        <w:pStyle w:val="a3"/>
+    </w:p>
+    <w:p>
+      <w:pPr>
+        <w:pStyle w:val="40"/>
         <w:numPr>
           <w:ilvl w:val="0"/>
           <w:numId w:val="7"/>
@@ -5174,7 +5205,7 @@
     </w:p>
     <w:p>
       <w:pPr>
-        <w:pStyle w:val="a3"/>
+        <w:pStyle w:val="40"/>
         <w:numPr>
           <w:ilvl w:val="0"/>
           <w:numId w:val="7"/>
@@ -5191,69 +5222,69 @@
     </w:p>
     <w:p>
       <w:pPr>
-        <w:pStyle w:val="1"/>
-        <w:bidi w:val="0"/>
-        <w:rPr>
-          <w:rFonts w:hint="default"/>
-          <w:lang w:val="en-US" w:eastAsia="zh-CN"/>
-        </w:rPr>
-      </w:pPr>
-      <w:bookmarkStart w:id="33" w:name="bookmark14"/>
+        <w:pStyle w:val="28"/>
+        <w:bidi w:val="0"/>
+        <w:rPr>
+          <w:rFonts w:hint="default"/>
+          <w:lang w:val="en-US" w:eastAsia="zh-CN"/>
+        </w:rPr>
+      </w:pPr>
+      <w:bookmarkStart w:id="32" w:name="bookmark14"/>
+      <w:bookmarkEnd w:id="32"/>
+      <w:bookmarkStart w:id="33" w:name="_Toc15245"/>
+      <w:r>
+        <w:rPr>
+          <w:rFonts w:hint="eastAsia"/>
+          <w:lang w:val="en-US" w:eastAsia="zh-CN"/>
+        </w:rPr>
+        <w:t>附件</w:t>
+      </w:r>
       <w:bookmarkEnd w:id="33"/>
-      <w:bookmarkStart w:id="34" w:name="_Toc15245"/>
+    </w:p>
+    <w:p>
+      <w:pPr>
+        <w:pStyle w:val="29"/>
+        <w:rPr>
+          <w:rFonts w:hint="default"/>
+          <w:lang w:val="en-US" w:eastAsia="zh-CN"/>
+        </w:rPr>
+      </w:pPr>
       <w:r>
         <w:rPr>
           <w:rFonts w:hint="eastAsia"/>
           <w:lang w:val="en-US" w:eastAsia="zh-CN"/>
         </w:rPr>
-        <w:t>附件</w:t>
+        <w:t>无</w:t>
+      </w:r>
+    </w:p>
+    <w:p>
+      <w:pPr>
+        <w:pStyle w:val="28"/>
+        <w:bidi w:val="0"/>
+        <w:rPr>
+          <w:rFonts w:hint="eastAsia"/>
+          <w:lang w:val="en-US" w:eastAsia="zh-CN"/>
+        </w:rPr>
+      </w:pPr>
+      <w:bookmarkStart w:id="34" w:name="_Toc6093"/>
+      <w:r>
+        <w:rPr>
+          <w:rFonts w:hint="eastAsia"/>
+          <w:lang w:val="en-US" w:eastAsia="zh-CN"/>
+        </w:rPr>
+        <w:t>记录</w:t>
       </w:r>
       <w:bookmarkEnd w:id="34"/>
     </w:p>
     <w:p>
       <w:pPr>
-        <w:pStyle w:val="a1"/>
-        <w:rPr>
-          <w:rFonts w:hint="default"/>
-          <w:lang w:val="en-US" w:eastAsia="zh-CN"/>
-        </w:rPr>
-      </w:pPr>
-      <w:r>
-        <w:rPr>
-          <w:rFonts w:hint="eastAsia"/>
-          <w:lang w:val="en-US" w:eastAsia="zh-CN"/>
-        </w:rPr>
-        <w:t>无</w:t>
-      </w:r>
-    </w:p>
-    <w:p>
-      <w:pPr>
-        <w:pStyle w:val="1"/>
-        <w:bidi w:val="0"/>
-        <w:rPr>
-          <w:rFonts w:hint="eastAsia"/>
-          <w:lang w:val="en-US" w:eastAsia="zh-CN"/>
-        </w:rPr>
-      </w:pPr>
-      <w:bookmarkStart w:id="35" w:name="_Toc6093"/>
-      <w:r>
-        <w:rPr>
-          <w:rFonts w:hint="eastAsia"/>
-          <w:lang w:val="en-US" w:eastAsia="zh-CN"/>
-        </w:rPr>
-        <w:t>记录</w:t>
-      </w:r>
-      <w:bookmarkEnd w:id="35"/>
-    </w:p>
-    <w:p>
-      <w:pPr>
-        <w:pStyle w:val="a3"/>
+        <w:pStyle w:val="40"/>
         <w:numPr>
           <w:ilvl w:val="0"/>
           <w:numId w:val="8"/>
         </w:numPr>
         <w:bidi w:val="0"/>
-        <w:ind w:left="425" w:hanging="425" w:leftChars="0" w:firstLineChars="0"/>
+        <w:ind w:left="425" w:leftChars="0" w:hanging="425" w:firstLineChars="0"/>
       </w:pPr>
       <w:r>
         <w:t>《电话接听记录表》</w:t>
@@ -5261,33 +5292,33 @@
     </w:p>
     <w:p>
       <w:pPr>
-        <w:pStyle w:val="a3"/>
+        <w:pStyle w:val="40"/>
         <w:numPr>
           <w:ilvl w:val="0"/>
           <w:numId w:val="8"/>
         </w:numPr>
         <w:bidi w:val="0"/>
-        <w:ind w:left="425" w:hanging="425" w:leftChars="0" w:firstLineChars="0"/>
+        <w:ind w:left="425" w:leftChars="0" w:hanging="425" w:firstLineChars="0"/>
         <w:rPr>
           <w:rFonts w:hint="eastAsia"/>
           <w:lang w:val="en-US" w:eastAsia="zh-CN"/>
         </w:rPr>
       </w:pPr>
-      <w:bookmarkStart w:id="36" w:name="bookmark13"/>
-      <w:bookmarkEnd w:id="36"/>
+      <w:bookmarkStart w:id="35" w:name="bookmark13"/>
+      <w:bookmarkEnd w:id="35"/>
       <w:r>
         <w:t>《客户投诉反馈表》</w:t>
       </w:r>
     </w:p>
     <w:p>
       <w:pPr>
-        <w:pStyle w:val="a1"/>
+        <w:pStyle w:val="29"/>
         <w:numPr>
           <w:ilvl w:val="0"/>
           <w:numId w:val="8"/>
         </w:numPr>
         <w:bidi w:val="0"/>
-        <w:ind w:left="425" w:hanging="425" w:leftChars="0" w:firstLineChars="0"/>
+        <w:ind w:left="425" w:leftChars="0" w:hanging="425" w:firstLineChars="0"/>
         <w:rPr>
           <w:rFonts w:hint="default"/>
           <w:lang w:val="en-US" w:eastAsia="zh-CN"/>
@@ -5303,13 +5334,13 @@
     </w:p>
     <w:p>
       <w:pPr>
-        <w:pStyle w:val="a1"/>
+        <w:pStyle w:val="29"/>
         <w:numPr>
           <w:ilvl w:val="0"/>
           <w:numId w:val="8"/>
         </w:numPr>
         <w:bidi w:val="0"/>
-        <w:ind w:left="425" w:hanging="425" w:leftChars="0" w:firstLineChars="0"/>
+        <w:ind w:left="425" w:leftChars="0" w:hanging="425" w:firstLineChars="0"/>
         <w:rPr>
           <w:rFonts w:hint="default"/>
           <w:lang w:val="en-US" w:eastAsia="zh-CN"/>
@@ -5325,13 +5356,13 @@
     </w:p>
     <w:p>
       <w:pPr>
-        <w:pStyle w:val="a1"/>
+        <w:pStyle w:val="29"/>
         <w:numPr>
           <w:ilvl w:val="0"/>
           <w:numId w:val="8"/>
         </w:numPr>
         <w:bidi w:val="0"/>
-        <w:ind w:left="425" w:hanging="425" w:leftChars="0" w:firstLineChars="0"/>
+        <w:ind w:left="425" w:leftChars="0" w:hanging="425" w:firstLineChars="0"/>
         <w:rPr>
           <w:rFonts w:hint="default"/>
           <w:lang w:val="en-US" w:eastAsia="zh-CN"/>
@@ -5347,13 +5378,13 @@
     </w:p>
     <w:p>
       <w:pPr>
-        <w:pStyle w:val="a1"/>
+        <w:pStyle w:val="29"/>
         <w:numPr>
           <w:ilvl w:val="0"/>
           <w:numId w:val="8"/>
         </w:numPr>
         <w:bidi w:val="0"/>
-        <w:ind w:left="425" w:hanging="425" w:leftChars="0" w:firstLineChars="0"/>
+        <w:ind w:left="425" w:leftChars="0" w:hanging="425" w:firstLineChars="0"/>
         <w:rPr>
           <w:rFonts w:hint="eastAsia"/>
           <w:lang w:val="en-US" w:eastAsia="zh-CN"/>
@@ -5369,13 +5400,13 @@
     </w:p>
     <w:p>
       <w:pPr>
-        <w:pStyle w:val="a1"/>
+        <w:pStyle w:val="29"/>
         <w:numPr>
           <w:ilvl w:val="0"/>
           <w:numId w:val="8"/>
         </w:numPr>
         <w:bidi w:val="0"/>
-        <w:ind w:left="425" w:hanging="425" w:leftChars="0" w:firstLineChars="0"/>
+        <w:ind w:left="425" w:leftChars="0" w:hanging="425" w:firstLineChars="0"/>
         <w:rPr>
           <w:rFonts w:hint="eastAsia"/>
           <w:lang w:val="en-US" w:eastAsia="zh-CN"/>
@@ -5390,33 +5421,83 @@
       </w:r>
     </w:p>
     <w:sectPr>
-      <w:headerReference w:type="default" r:id="rId6"/>
+      <w:headerReference r:id="rId5" w:type="default"/>
       <w:pgSz w:w="11906" w:h="16838"/>
       <w:pgMar w:top="1417" w:right="1800" w:bottom="1440" w:left="1800" w:header="1140" w:footer="992" w:gutter="0"/>
-      <w:cols w:num="1" w:space="425"/>
+      <w:cols w:space="425" w:num="1"/>
       <w:docGrid w:type="lines" w:linePitch="312" w:charSpace="0"/>
     </w:sectPr>
   </w:body>
 </w:document>
 </file>
 
+<file path=word/endnotes.xml><?xml version="1.0" encoding="utf-8"?>
+<w:endnotes xmlns:wpc="http://schemas.microsoft.com/office/word/2010/wordprocessingCanvas" xmlns:mc="http://schemas.openxmlformats.org/markup-compatibility/2006" xmlns:o="urn:schemas-microsoft-com:office:office" xmlns:r="http://schemas.openxmlformats.org/officeDocument/2006/relationships" xmlns:m="http://schemas.openxmlformats.org/officeDocument/2006/math" xmlns:v="urn:schemas-microsoft-com:vml" xmlns:wp14="http://schemas.microsoft.com/office/word/2010/wordprocessingDrawing" xmlns:wp="http://schemas.openxmlformats.org/drawingml/2006/wordprocessingDrawing" xmlns:w="http://schemas.openxmlformats.org/wordprocessingml/2006/main" xmlns:w14="http://schemas.microsoft.com/office/word/2010/wordml" xmlns:w15="http://schemas.microsoft.com/office/word/2012/wordml" xmlns:w10="urn:schemas-microsoft-com:office:word" xmlns:wpg="http://schemas.microsoft.com/office/word/2010/wordprocessingGroup" xmlns:wpi="http://schemas.microsoft.com/office/word/2010/wordprocessingInk" xmlns:wne="http://schemas.microsoft.com/office/word/2006/wordml" xmlns:wps="http://schemas.microsoft.com/office/word/2010/wordprocessingShape" xmlns:wpsCustomData="http://www.wps.cn/officeDocument/2013/wpsCustomData" mc:Ignorable="w14 w15 wp14">
+  <w:endnote w:type="separator" w:id="0">
+    <w:p>
+      <w:pPr>
+        <w:spacing w:line="240" w:lineRule="auto"/>
+      </w:pPr>
+      <w:r>
+        <w:separator/>
+      </w:r>
+    </w:p>
+  </w:endnote>
+  <w:endnote w:type="continuationSeparator" w:id="1">
+    <w:p>
+      <w:pPr>
+        <w:spacing w:line="240" w:lineRule="auto"/>
+      </w:pPr>
+      <w:r>
+        <w:continuationSeparator/>
+      </w:r>
+    </w:p>
+  </w:endnote>
+</w:endnotes>
+</file>
+
+<file path=word/footnotes.xml><?xml version="1.0" encoding="utf-8"?>
+<w:footnotes xmlns:wpc="http://schemas.microsoft.com/office/word/2010/wordprocessingCanvas" xmlns:mc="http://schemas.openxmlformats.org/markup-compatibility/2006" xmlns:o="urn:schemas-microsoft-com:office:office" xmlns:r="http://schemas.openxmlformats.org/officeDocument/2006/relationships" xmlns:m="http://schemas.openxmlformats.org/officeDocument/2006/math" xmlns:v="urn:schemas-microsoft-com:vml" xmlns:wp14="http://schemas.microsoft.com/office/word/2010/wordprocessingDrawing" xmlns:wp="http://schemas.openxmlformats.org/drawingml/2006/wordprocessingDrawing" xmlns:w="http://schemas.openxmlformats.org/wordprocessingml/2006/main" xmlns:w14="http://schemas.microsoft.com/office/word/2010/wordml" xmlns:w15="http://schemas.microsoft.com/office/word/2012/wordml" xmlns:w10="urn:schemas-microsoft-com:office:word" xmlns:wpg="http://schemas.microsoft.com/office/word/2010/wordprocessingGroup" xmlns:wpi="http://schemas.microsoft.com/office/word/2010/wordprocessingInk" xmlns:wne="http://schemas.microsoft.com/office/word/2006/wordml" xmlns:wps="http://schemas.microsoft.com/office/word/2010/wordprocessingShape" xmlns:wpsCustomData="http://www.wps.cn/officeDocument/2013/wpsCustomData" mc:Ignorable="w14 w15 wp14">
+  <w:footnote w:type="separator" w:id="0">
+    <w:p>
+      <w:pPr>
+        <w:spacing w:line="360" w:lineRule="auto"/>
+      </w:pPr>
+      <w:r>
+        <w:separator/>
+      </w:r>
+    </w:p>
+  </w:footnote>
+  <w:footnote w:type="continuationSeparator" w:id="1">
+    <w:p>
+      <w:pPr>
+        <w:spacing w:line="360" w:lineRule="auto"/>
+      </w:pPr>
+      <w:r>
+        <w:continuationSeparator/>
+      </w:r>
+    </w:p>
+  </w:footnote>
+</w:footnotes>
+</file>
+
 <file path=word/header1.xml><?xml version="1.0" encoding="utf-8"?>
-<w:hdr xmlns:wpc="http://schemas.microsoft.com/office/word/2010/wordprocessingCanvas" xmlns:mc="http://schemas.openxmlformats.org/markup-compatibility/2006" xmlns:o="urn:schemas-microsoft-com:office:office" xmlns:r="http://schemas.openxmlformats.org/officeDocument/2006/relationships" xmlns:m="http://schemas.openxmlformats.org/officeDocument/2006/math" xmlns:v="urn:schemas-microsoft-com:vml" xmlns:wp14="http://schemas.microsoft.com/office/word/2010/wordprocessingDrawing" xmlns:wp="http://schemas.openxmlformats.org/drawingml/2006/wordprocessingDrawing" xmlns:w10="urn:schemas-microsoft-com:office:word" xmlns:w="http://schemas.openxmlformats.org/wordprocessingml/2006/main" xmlns:w14="http://schemas.microsoft.com/office/word/2010/wordml" xmlns:w15="http://schemas.microsoft.com/office/word/2012/wordml" xmlns:wne="http://schemas.microsoft.com/office/word/2006/wordml" xmlns:wpg="http://schemas.microsoft.com/office/word/2010/wordprocessingGroup" xmlns:wpi="http://schemas.microsoft.com/office/word/2010/wordprocessingInk" xmlns:wps="http://schemas.microsoft.com/office/word/2010/wordprocessingShape" mc:Ignorable="w14 w15 wp14">
+<w:hdr xmlns:wpc="http://schemas.microsoft.com/office/word/2010/wordprocessingCanvas" xmlns:mc="http://schemas.openxmlformats.org/markup-compatibility/2006" xmlns:o="urn:schemas-microsoft-com:office:office" xmlns:r="http://schemas.openxmlformats.org/officeDocument/2006/relationships" xmlns:m="http://schemas.openxmlformats.org/officeDocument/2006/math" xmlns:v="urn:schemas-microsoft-com:vml" xmlns:wp14="http://schemas.microsoft.com/office/word/2010/wordprocessingDrawing" xmlns:wp="http://schemas.openxmlformats.org/drawingml/2006/wordprocessingDrawing" xmlns:w10="urn:schemas-microsoft-com:office:word" xmlns:w="http://schemas.openxmlformats.org/wordprocessingml/2006/main" xmlns:w14="http://schemas.microsoft.com/office/word/2010/wordml" xmlns:w15="http://schemas.microsoft.com/office/word/2012/wordml" xmlns:wpg="http://schemas.microsoft.com/office/word/2010/wordprocessingGroup" xmlns:wpi="http://schemas.microsoft.com/office/word/2010/wordprocessingInk" xmlns:wne="http://schemas.microsoft.com/office/word/2006/wordml" xmlns:wps="http://schemas.microsoft.com/office/word/2010/wordprocessingShape" xmlns:wpsCustomData="http://www.wps.cn/officeDocument/2013/wpsCustomData" mc:Ignorable="w14 w15 wp14">
   <w:p>
     <w:pPr>
-      <w:pStyle w:val="Header"/>
+      <w:pStyle w:val="15"/>
       <w:pBdr>
-        <w:bottom w:val="single" w:sz="4" w:space="1" w:color="auto"/>
+        <w:bottom w:val="single" w:color="auto" w:sz="4" w:space="1"/>
       </w:pBdr>
       <w:jc w:val="right"/>
       <w:rPr>
-        <w:rFonts w:eastAsiaTheme="minorEastAsia" w:hint="eastAsia"/>
+        <w:rFonts w:hint="eastAsia" w:eastAsiaTheme="minorEastAsia"/>
         <w:lang w:eastAsia="zh-CN"/>
       </w:rPr>
     </w:pPr>
     <w:r>
       <w:rPr>
-        <w:rFonts w:eastAsiaTheme="minorEastAsia" w:hint="eastAsia"/>
+        <w:rFonts w:hint="eastAsia" w:eastAsiaTheme="minorEastAsia"/>
         <w:lang w:eastAsia="zh-CN"/>
       </w:rPr>
       <w:t>天津通海信息技术有限公司</w:t>
@@ -5426,15 +5507,15 @@
 </file>
 
 <file path=word/numbering.xml><?xml version="1.0" encoding="utf-8"?>
-<w:numbering xmlns:wpc="http://schemas.microsoft.com/office/word/2010/wordprocessingCanvas" xmlns:mc="http://schemas.openxmlformats.org/markup-compatibility/2006" xmlns:o="urn:schemas-microsoft-com:office:office" xmlns:r="http://schemas.openxmlformats.org/officeDocument/2006/relationships" xmlns:m="http://schemas.openxmlformats.org/officeDocument/2006/math" xmlns:v="urn:schemas-microsoft-com:vml" xmlns:wp14="http://schemas.microsoft.com/office/word/2010/wordprocessingDrawing" xmlns:wp="http://schemas.openxmlformats.org/drawingml/2006/wordprocessingDrawing" xmlns:w10="urn:schemas-microsoft-com:office:word" xmlns:w="http://schemas.openxmlformats.org/wordprocessingml/2006/main" xmlns:w14="http://schemas.microsoft.com/office/word/2010/wordml" xmlns:w15="http://schemas.microsoft.com/office/word/2012/wordml" xmlns:wne="http://schemas.microsoft.com/office/word/2006/wordml" xmlns:wpg="http://schemas.microsoft.com/office/word/2010/wordprocessingGroup" xmlns:wpi="http://schemas.microsoft.com/office/word/2010/wordprocessingInk" xmlns:wps="http://schemas.microsoft.com/office/word/2010/wordprocessingShape" mc:Ignorable="w14 w15 wp14">
+<w:numbering xmlns:wpc="http://schemas.microsoft.com/office/word/2010/wordprocessingCanvas" xmlns:mc="http://schemas.openxmlformats.org/markup-compatibility/2006" xmlns:o="urn:schemas-microsoft-com:office:office" xmlns:r="http://schemas.openxmlformats.org/officeDocument/2006/relationships" xmlns:m="http://schemas.openxmlformats.org/officeDocument/2006/math" xmlns:v="urn:schemas-microsoft-com:vml" xmlns:wp14="http://schemas.microsoft.com/office/word/2010/wordprocessingDrawing" xmlns:wp="http://schemas.openxmlformats.org/drawingml/2006/wordprocessingDrawing" xmlns:w10="urn:schemas-microsoft-com:office:word" xmlns:w="http://schemas.openxmlformats.org/wordprocessingml/2006/main" xmlns:w14="http://schemas.microsoft.com/office/word/2010/wordml" xmlns:wpg="http://schemas.microsoft.com/office/word/2010/wordprocessingGroup" xmlns:wpi="http://schemas.microsoft.com/office/word/2010/wordprocessingInk" xmlns:wne="http://schemas.microsoft.com/office/word/2006/wordml" xmlns:wps="http://schemas.microsoft.com/office/word/2010/wordprocessingShape" xmlns:wpsCustomData="http://www.wps.cn/officeDocument/2013/wpsCustomData" mc:Ignorable="w14 wp14">
   <w:abstractNum w:abstractNumId="0">
     <w:nsid w:val="8E964DCE"/>
     <w:multiLevelType w:val="multilevel"/>
     <w:tmpl w:val="8E964DCE"/>
-    <w:lvl w:ilvl="0">
+    <w:lvl w:ilvl="0" w:tentative="0">
       <w:start w:val="1"/>
       <w:numFmt w:val="decimal"/>
-      <w:pStyle w:val="Heading1"/>
+      <w:pStyle w:val="2"/>
       <w:lvlText w:val="%1."/>
       <w:lvlJc w:val="left"/>
       <w:pPr>
@@ -5444,10 +5525,10 @@
         <w:rFonts w:hint="default"/>
       </w:rPr>
     </w:lvl>
-    <w:lvl w:ilvl="1">
+    <w:lvl w:ilvl="1" w:tentative="0">
       <w:start w:val="1"/>
       <w:numFmt w:val="decimal"/>
-      <w:pStyle w:val="Heading2"/>
+      <w:pStyle w:val="3"/>
       <w:lvlText w:val="%1.%2."/>
       <w:lvlJc w:val="left"/>
       <w:pPr>
@@ -5457,10 +5538,10 @@
         <w:rFonts w:hint="default"/>
       </w:rPr>
     </w:lvl>
-    <w:lvl w:ilvl="2">
+    <w:lvl w:ilvl="2" w:tentative="0">
       <w:start w:val="1"/>
       <w:numFmt w:val="decimal"/>
-      <w:pStyle w:val="Heading3"/>
+      <w:pStyle w:val="4"/>
       <w:lvlText w:val="%1.%2.%3."/>
       <w:lvlJc w:val="left"/>
       <w:pPr>
@@ -5470,10 +5551,10 @@
         <w:rFonts w:hint="default"/>
       </w:rPr>
     </w:lvl>
-    <w:lvl w:ilvl="3">
+    <w:lvl w:ilvl="3" w:tentative="0">
       <w:start w:val="1"/>
       <w:numFmt w:val="decimal"/>
-      <w:pStyle w:val="Heading4"/>
+      <w:pStyle w:val="5"/>
       <w:lvlText w:val="%1.%2.%3.%4."/>
       <w:lvlJc w:val="left"/>
       <w:pPr>
@@ -5483,10 +5564,10 @@
         <w:rFonts w:hint="default"/>
       </w:rPr>
     </w:lvl>
-    <w:lvl w:ilvl="4">
+    <w:lvl w:ilvl="4" w:tentative="0">
       <w:start w:val="1"/>
       <w:numFmt w:val="decimal"/>
-      <w:pStyle w:val="Heading5"/>
+      <w:pStyle w:val="6"/>
       <w:lvlText w:val="%1.%2.%3.%4.%5."/>
       <w:lvlJc w:val="left"/>
       <w:pPr>
@@ -5496,10 +5577,10 @@
         <w:rFonts w:hint="default"/>
       </w:rPr>
     </w:lvl>
-    <w:lvl w:ilvl="5">
+    <w:lvl w:ilvl="5" w:tentative="0">
       <w:start w:val="1"/>
       <w:numFmt w:val="decimal"/>
-      <w:pStyle w:val="Heading6"/>
+      <w:pStyle w:val="7"/>
       <w:lvlText w:val="%1.%2.%3.%4.%5.%6."/>
       <w:lvlJc w:val="left"/>
       <w:pPr>
@@ -5509,10 +5590,10 @@
         <w:rFonts w:hint="default"/>
       </w:rPr>
     </w:lvl>
-    <w:lvl w:ilvl="6">
+    <w:lvl w:ilvl="6" w:tentative="0">
       <w:start w:val="1"/>
       <w:numFmt w:val="decimal"/>
-      <w:pStyle w:val="Heading7"/>
+      <w:pStyle w:val="8"/>
       <w:lvlText w:val="%1.%2.%3.%4.%5.%6.%7."/>
       <w:lvlJc w:val="left"/>
       <w:pPr>
@@ -5522,10 +5603,10 @@
         <w:rFonts w:hint="default"/>
       </w:rPr>
     </w:lvl>
-    <w:lvl w:ilvl="7">
+    <w:lvl w:ilvl="7" w:tentative="0">
       <w:start w:val="1"/>
       <w:numFmt w:val="decimal"/>
-      <w:pStyle w:val="Heading8"/>
+      <w:pStyle w:val="9"/>
       <w:lvlText w:val="%1.%2.%3.%4.%5.%6.%7.%8."/>
       <w:lvlJc w:val="left"/>
       <w:pPr>
@@ -5535,10 +5616,10 @@
         <w:rFonts w:hint="default"/>
       </w:rPr>
     </w:lvl>
-    <w:lvl w:ilvl="8">
+    <w:lvl w:ilvl="8" w:tentative="0">
       <w:start w:val="1"/>
       <w:numFmt w:val="decimal"/>
-      <w:pStyle w:val="Heading9"/>
+      <w:pStyle w:val="10"/>
       <w:lvlText w:val="%1.%2.%3.%4.%5.%6.%7.%8.%9."/>
       <w:lvlJc w:val="left"/>
       <w:pPr>
@@ -5553,7 +5634,7 @@
     <w:nsid w:val="E754E816"/>
     <w:multiLevelType w:val="singleLevel"/>
     <w:tmpl w:val="E754E816"/>
-    <w:lvl w:ilvl="0">
+    <w:lvl w:ilvl="0" w:tentative="0">
       <w:start w:val="1"/>
       <w:numFmt w:val="decimal"/>
       <w:lvlText w:val="%1."/>
@@ -5570,7 +5651,7 @@
     <w:nsid w:val="0B20AE6B"/>
     <w:multiLevelType w:val="singleLevel"/>
     <w:tmpl w:val="0B20AE6B"/>
-    <w:lvl w:ilvl="0">
+    <w:lvl w:ilvl="0" w:tentative="0">
       <w:start w:val="1"/>
       <w:numFmt w:val="decimal"/>
       <w:lvlText w:val="%1."/>
@@ -5587,7 +5668,7 @@
     <w:nsid w:val="142B9677"/>
     <w:multiLevelType w:val="singleLevel"/>
     <w:tmpl w:val="142B9677"/>
-    <w:lvl w:ilvl="0">
+    <w:lvl w:ilvl="0" w:tentative="0">
       <w:start w:val="1"/>
       <w:numFmt w:val="decimal"/>
       <w:lvlText w:val="%1."/>
@@ -5604,7 +5685,7 @@
     <w:nsid w:val="254A3534"/>
     <w:multiLevelType w:val="singleLevel"/>
     <w:tmpl w:val="254A3534"/>
-    <w:lvl w:ilvl="0">
+    <w:lvl w:ilvl="0" w:tentative="0">
       <w:start w:val="1"/>
       <w:numFmt w:val="decimal"/>
       <w:lvlText w:val="%1."/>
@@ -5621,7 +5702,7 @@
     <w:nsid w:val="27DDAC8E"/>
     <w:multiLevelType w:val="singleLevel"/>
     <w:tmpl w:val="27DDAC8E"/>
-    <w:lvl w:ilvl="0">
+    <w:lvl w:ilvl="0" w:tentative="0">
       <w:start w:val="1"/>
       <w:numFmt w:val="decimal"/>
       <w:lvlText w:val="%1."/>
@@ -5638,7 +5719,7 @@
     <w:nsid w:val="3560FAAE"/>
     <w:multiLevelType w:val="singleLevel"/>
     <w:tmpl w:val="3560FAAE"/>
-    <w:lvl w:ilvl="0">
+    <w:lvl w:ilvl="0" w:tentative="0">
       <w:start w:val="1"/>
       <w:numFmt w:val="decimal"/>
       <w:lvlText w:val="%1."/>
@@ -5655,7 +5736,7 @@
     <w:nsid w:val="7837BE70"/>
     <w:multiLevelType w:val="singleLevel"/>
     <w:tmpl w:val="7837BE70"/>
-    <w:lvl w:ilvl="0">
+    <w:lvl w:ilvl="0" w:tentative="0">
       <w:start w:val="1"/>
       <w:numFmt w:val="decimal"/>
       <w:lvlText w:val="%1."/>
@@ -5696,267 +5777,269 @@
 </file>
 
 <file path=word/styles.xml><?xml version="1.0" encoding="utf-8"?>
-<w:styles xmlns:mc="http://schemas.openxmlformats.org/markup-compatibility/2006" xmlns:r="http://schemas.openxmlformats.org/officeDocument/2006/relationships" xmlns:w="http://schemas.openxmlformats.org/wordprocessingml/2006/main" xmlns:w14="http://schemas.microsoft.com/office/word/2010/wordml" xmlns:w15="http://schemas.microsoft.com/office/word/2012/wordml" mc:Ignorable="w14 w15">
+<w:styles xmlns:mc="http://schemas.openxmlformats.org/markup-compatibility/2006" xmlns:o="urn:schemas-microsoft-com:office:office" xmlns:r="http://schemas.openxmlformats.org/officeDocument/2006/relationships" xmlns:m="http://schemas.openxmlformats.org/officeDocument/2006/math" xmlns:v="urn:schemas-microsoft-com:vml" xmlns:w="http://schemas.openxmlformats.org/wordprocessingml/2006/main" xmlns:w14="http://schemas.microsoft.com/office/word/2010/wordml" xmlns:w10="urn:schemas-microsoft-com:office:word" xmlns:sl="http://schemas.openxmlformats.org/schemaLibrary/2006/main" xmlns:wpsCustomData="http://www.wps.cn/officeDocument/2013/wpsCustomData" mc:Ignorable="w14">
   <w:docDefaults>
     <w:rPrDefault>
       <w:rPr>
-        <w:rFonts w:ascii="Times New Roman" w:eastAsia="宋体" w:hAnsi="Times New Roman" w:cs="Times New Roman"/>
+        <w:rFonts w:ascii="Times New Roman" w:hAnsi="Times New Roman" w:eastAsia="宋体" w:cs="Times New Roman"/>
       </w:rPr>
     </w:rPrDefault>
     <w:pPrDefault/>
   </w:docDefaults>
-  <w:latentStyles w:defLockedState="0" w:defUIPriority="99" w:defSemiHidden="1" w:defUnhideWhenUsed="1" w:defQFormat="0" w:count="260">
-    <w:lsdException w:name="Normal" w:semiHidden="0" w:uiPriority="0" w:unhideWhenUsed="0" w:qFormat="1"/>
-    <w:lsdException w:name="heading 1" w:semiHidden="0" w:uiPriority="0" w:unhideWhenUsed="0" w:qFormat="1"/>
-    <w:lsdException w:name="heading 2" w:semiHidden="0" w:uiPriority="0" w:qFormat="1"/>
-    <w:lsdException w:name="heading 3" w:uiPriority="0" w:qFormat="1"/>
-    <w:lsdException w:name="heading 4" w:semiHidden="0" w:uiPriority="0" w:qFormat="1"/>
-    <w:lsdException w:name="heading 5" w:uiPriority="0" w:qFormat="1"/>
-    <w:lsdException w:name="heading 6" w:uiPriority="0" w:qFormat="1"/>
-    <w:lsdException w:name="heading 7" w:uiPriority="0" w:qFormat="1"/>
-    <w:lsdException w:name="heading 8" w:uiPriority="0" w:qFormat="1"/>
-    <w:lsdException w:name="heading 9" w:uiPriority="0" w:qFormat="1"/>
-    <w:lsdException w:name="index 1" w:semiHidden="0" w:uiPriority="0" w:unhideWhenUsed="0"/>
-    <w:lsdException w:name="index 2" w:semiHidden="0" w:uiPriority="0" w:unhideWhenUsed="0"/>
-    <w:lsdException w:name="index 3" w:semiHidden="0" w:uiPriority="0" w:unhideWhenUsed="0"/>
-    <w:lsdException w:name="index 4" w:semiHidden="0" w:uiPriority="0" w:unhideWhenUsed="0"/>
-    <w:lsdException w:name="index 5" w:semiHidden="0" w:uiPriority="0" w:unhideWhenUsed="0"/>
-    <w:lsdException w:name="index 6" w:semiHidden="0" w:uiPriority="0" w:unhideWhenUsed="0"/>
-    <w:lsdException w:name="index 7" w:semiHidden="0" w:uiPriority="0" w:unhideWhenUsed="0"/>
-    <w:lsdException w:name="index 8" w:semiHidden="0" w:uiPriority="0" w:unhideWhenUsed="0"/>
-    <w:lsdException w:name="index 9" w:semiHidden="0" w:uiPriority="0" w:unhideWhenUsed="0"/>
-    <w:lsdException w:name="toc 1" w:semiHidden="0" w:uiPriority="0" w:unhideWhenUsed="0" w:qFormat="1"/>
-    <w:lsdException w:name="toc 2" w:semiHidden="0" w:uiPriority="0" w:unhideWhenUsed="0" w:qFormat="1"/>
-    <w:lsdException w:name="toc 3" w:semiHidden="0" w:uiPriority="0" w:unhideWhenUsed="0" w:qFormat="1"/>
-    <w:lsdException w:name="toc 4" w:semiHidden="0" w:uiPriority="0" w:unhideWhenUsed="0"/>
-    <w:lsdException w:name="toc 5" w:semiHidden="0" w:uiPriority="0" w:unhideWhenUsed="0"/>
-    <w:lsdException w:name="toc 6" w:semiHidden="0" w:uiPriority="0" w:unhideWhenUsed="0"/>
-    <w:lsdException w:name="toc 7" w:semiHidden="0" w:uiPriority="0" w:unhideWhenUsed="0"/>
-    <w:lsdException w:name="toc 8" w:semiHidden="0" w:uiPriority="0" w:unhideWhenUsed="0"/>
-    <w:lsdException w:name="toc 9" w:semiHidden="0" w:uiPriority="0" w:unhideWhenUsed="0"/>
-    <w:lsdException w:name="Normal Indent" w:semiHidden="0" w:uiPriority="0" w:unhideWhenUsed="0"/>
-    <w:lsdException w:name="footnote text" w:semiHidden="0" w:uiPriority="0" w:unhideWhenUsed="0"/>
-    <w:lsdException w:name="annotation text" w:semiHidden="0" w:uiPriority="0" w:unhideWhenUsed="0" w:qFormat="1"/>
-    <w:lsdException w:name="header" w:semiHidden="0" w:uiPriority="0" w:unhideWhenUsed="0" w:qFormat="1"/>
-    <w:lsdException w:name="footer" w:semiHidden="0" w:uiPriority="0" w:unhideWhenUsed="0" w:qFormat="1"/>
-    <w:lsdException w:name="index heading" w:semiHidden="0" w:uiPriority="0" w:unhideWhenUsed="0"/>
-    <w:lsdException w:name="caption" w:uiPriority="0" w:qFormat="1"/>
-    <w:lsdException w:name="table of figures" w:semiHidden="0" w:uiPriority="0" w:unhideWhenUsed="0"/>
-    <w:lsdException w:name="envelope address" w:semiHidden="0" w:uiPriority="0" w:unhideWhenUsed="0"/>
-    <w:lsdException w:name="envelope return" w:semiHidden="0" w:uiPriority="0" w:unhideWhenUsed="0"/>
-    <w:lsdException w:name="footnote reference" w:semiHidden="0" w:uiPriority="0" w:unhideWhenUsed="0"/>
-    <w:lsdException w:name="annotation reference" w:semiHidden="0" w:uiPriority="0" w:unhideWhenUsed="0"/>
-    <w:lsdException w:name="line number" w:semiHidden="0" w:uiPriority="0" w:unhideWhenUsed="0"/>
-    <w:lsdException w:name="page number" w:semiHidden="0" w:uiPriority="0" w:unhideWhenUsed="0"/>
-    <w:lsdException w:name="endnote reference" w:semiHidden="0" w:uiPriority="0" w:unhideWhenUsed="0"/>
-    <w:lsdException w:name="endnote text" w:semiHidden="0" w:uiPriority="0" w:unhideWhenUsed="0"/>
-    <w:lsdException w:name="table of authorities" w:semiHidden="0" w:uiPriority="0" w:unhideWhenUsed="0"/>
-    <w:lsdException w:name="macro" w:semiHidden="0" w:uiPriority="0" w:unhideWhenUsed="0"/>
-    <w:lsdException w:name="toa heading" w:semiHidden="0" w:uiPriority="0" w:unhideWhenUsed="0"/>
-    <w:lsdException w:name="List" w:semiHidden="0" w:uiPriority="0" w:unhideWhenUsed="0"/>
-    <w:lsdException w:name="List Bullet" w:semiHidden="0" w:uiPriority="0" w:unhideWhenUsed="0"/>
-    <w:lsdException w:name="List Number" w:semiHidden="0" w:uiPriority="0" w:unhideWhenUsed="0"/>
-    <w:lsdException w:name="List 2" w:semiHidden="0" w:uiPriority="0" w:unhideWhenUsed="0"/>
-    <w:lsdException w:name="List 3" w:semiHidden="0" w:uiPriority="0" w:unhideWhenUsed="0"/>
-    <w:lsdException w:name="List 4" w:semiHidden="0" w:uiPriority="0" w:unhideWhenUsed="0"/>
-    <w:lsdException w:name="List 5" w:semiHidden="0" w:uiPriority="0" w:unhideWhenUsed="0"/>
-    <w:lsdException w:name="List Bullet 2" w:semiHidden="0" w:uiPriority="0" w:unhideWhenUsed="0"/>
-    <w:lsdException w:name="List Bullet 3" w:semiHidden="0" w:uiPriority="0" w:unhideWhenUsed="0"/>
-    <w:lsdException w:name="List Bullet 4" w:semiHidden="0" w:uiPriority="0" w:unhideWhenUsed="0"/>
-    <w:lsdException w:name="List Bullet 5" w:semiHidden="0" w:uiPriority="0" w:unhideWhenUsed="0"/>
-    <w:lsdException w:name="List Number 2" w:semiHidden="0" w:uiPriority="0" w:unhideWhenUsed="0"/>
-    <w:lsdException w:name="List Number 3" w:semiHidden="0" w:uiPriority="0" w:unhideWhenUsed="0"/>
-    <w:lsdException w:name="List Number 4" w:semiHidden="0" w:uiPriority="0" w:unhideWhenUsed="0"/>
-    <w:lsdException w:name="List Number 5" w:semiHidden="0" w:uiPriority="0" w:unhideWhenUsed="0"/>
-    <w:lsdException w:name="Title" w:semiHidden="0" w:uiPriority="0" w:unhideWhenUsed="0" w:qFormat="1"/>
-    <w:lsdException w:name="Closing" w:semiHidden="0" w:uiPriority="0" w:unhideWhenUsed="0"/>
-    <w:lsdException w:name="Signature" w:semiHidden="0" w:uiPriority="0" w:unhideWhenUsed="0"/>
-    <w:lsdException w:name="Default Paragraph Font" w:uiPriority="0" w:unhideWhenUsed="0" w:qFormat="1"/>
-    <w:lsdException w:name="Body Text" w:uiPriority="0" w:unhideWhenUsed="0" w:qFormat="1"/>
-    <w:lsdException w:name="Body Text Indent" w:semiHidden="0" w:uiPriority="0" w:unhideWhenUsed="0"/>
-    <w:lsdException w:name="List Continue" w:semiHidden="0" w:uiPriority="0" w:unhideWhenUsed="0"/>
-    <w:lsdException w:name="List Continue 2" w:semiHidden="0" w:uiPriority="0" w:unhideWhenUsed="0"/>
-    <w:lsdException w:name="List Continue 3" w:semiHidden="0" w:uiPriority="0" w:unhideWhenUsed="0"/>
-    <w:lsdException w:name="List Continue 4" w:semiHidden="0" w:uiPriority="0" w:unhideWhenUsed="0"/>
-    <w:lsdException w:name="List Continue 5" w:semiHidden="0" w:uiPriority="0" w:unhideWhenUsed="0"/>
-    <w:lsdException w:name="Message Header" w:semiHidden="0" w:uiPriority="0" w:unhideWhenUsed="0"/>
-    <w:lsdException w:name="Subtitle" w:semiHidden="0" w:uiPriority="0" w:unhideWhenUsed="0" w:qFormat="1"/>
-    <w:lsdException w:name="Salutation" w:semiHidden="0" w:uiPriority="0" w:unhideWhenUsed="0"/>
-    <w:lsdException w:name="Date" w:semiHidden="0" w:uiPriority="0" w:unhideWhenUsed="0"/>
-    <w:lsdException w:name="Body Text First Indent" w:semiHidden="0" w:uiPriority="0" w:unhideWhenUsed="0"/>
-    <w:lsdException w:name="Body Text First Indent 2" w:semiHidden="0" w:uiPriority="0" w:unhideWhenUsed="0"/>
-    <w:lsdException w:name="Body Text 2" w:semiHidden="0" w:uiPriority="0" w:unhideWhenUsed="0"/>
-    <w:lsdException w:name="Body Text 3" w:semiHidden="0" w:uiPriority="0" w:unhideWhenUsed="0"/>
-    <w:lsdException w:name="Body Text Indent 2" w:semiHidden="0" w:uiPriority="0" w:unhideWhenUsed="0"/>
-    <w:lsdException w:name="Body Text Indent 3" w:semiHidden="0" w:uiPriority="0" w:unhideWhenUsed="0"/>
-    <w:lsdException w:name="Block Text" w:semiHidden="0" w:uiPriority="0" w:unhideWhenUsed="0"/>
-    <w:lsdException w:name="Hyperlink" w:semiHidden="0" w:uiPriority="0" w:unhideWhenUsed="0"/>
-    <w:lsdException w:name="FollowedHyperlink" w:semiHidden="0" w:uiPriority="0" w:unhideWhenUsed="0"/>
-    <w:lsdException w:name="Strong" w:semiHidden="0" w:uiPriority="0" w:unhideWhenUsed="0" w:qFormat="1"/>
-    <w:lsdException w:name="Emphasis" w:semiHidden="0" w:uiPriority="0" w:unhideWhenUsed="0" w:qFormat="1"/>
-    <w:lsdException w:name="Document Map" w:semiHidden="0" w:uiPriority="0" w:unhideWhenUsed="0"/>
-    <w:lsdException w:name="Plain Text" w:semiHidden="0" w:uiPriority="0" w:unhideWhenUsed="0"/>
-    <w:lsdException w:name="E-mail Signature" w:semiHidden="0" w:uiPriority="0" w:unhideWhenUsed="0"/>
-    <w:lsdException w:name="Normal (Web)" w:semiHidden="0" w:uiPriority="0" w:unhideWhenUsed="0" w:qFormat="1"/>
-    <w:lsdException w:name="HTML Acronym" w:semiHidden="0" w:uiPriority="0" w:unhideWhenUsed="0"/>
-    <w:lsdException w:name="HTML Address" w:semiHidden="0" w:uiPriority="0" w:unhideWhenUsed="0"/>
-    <w:lsdException w:name="HTML Cite" w:semiHidden="0" w:uiPriority="0" w:unhideWhenUsed="0"/>
-    <w:lsdException w:name="HTML Code" w:semiHidden="0" w:uiPriority="0" w:unhideWhenUsed="0"/>
-    <w:lsdException w:name="HTML Definition" w:semiHidden="0" w:uiPriority="0" w:unhideWhenUsed="0"/>
-    <w:lsdException w:name="HTML Keyboard" w:semiHidden="0" w:uiPriority="0" w:unhideWhenUsed="0"/>
-    <w:lsdException w:name="HTML Preformatted" w:semiHidden="0" w:uiPriority="0" w:unhideWhenUsed="0"/>
-    <w:lsdException w:name="HTML Sample" w:semiHidden="0" w:uiPriority="0" w:unhideWhenUsed="0"/>
-    <w:lsdException w:name="HTML Typewriter" w:semiHidden="0" w:uiPriority="0" w:unhideWhenUsed="0"/>
-    <w:lsdException w:name="HTML Variable" w:semiHidden="0" w:uiPriority="0" w:unhideWhenUsed="0"/>
-    <w:lsdException w:name="Normal Table" w:uiPriority="0" w:unhideWhenUsed="0" w:qFormat="1"/>
-    <w:lsdException w:name="annotation subject" w:semiHidden="0" w:uiPriority="0" w:unhideWhenUsed="0"/>
-    <w:lsdException w:name="Table Simple 1" w:semiHidden="0" w:uiPriority="0" w:unhideWhenUsed="0"/>
-    <w:lsdException w:name="Table Simple 2" w:semiHidden="0" w:uiPriority="0" w:unhideWhenUsed="0"/>
-    <w:lsdException w:name="Table Simple 3" w:semiHidden="0" w:uiPriority="0" w:unhideWhenUsed="0"/>
-    <w:lsdException w:name="Table Classic 1" w:semiHidden="0" w:uiPriority="0" w:unhideWhenUsed="0"/>
-    <w:lsdException w:name="Table Classic 2" w:semiHidden="0" w:uiPriority="0" w:unhideWhenUsed="0"/>
-    <w:lsdException w:name="Table Classic 3" w:semiHidden="0" w:uiPriority="0" w:unhideWhenUsed="0"/>
-    <w:lsdException w:name="Table Classic 4" w:semiHidden="0" w:uiPriority="0" w:unhideWhenUsed="0"/>
-    <w:lsdException w:name="Table Colorful 1" w:semiHidden="0" w:uiPriority="0" w:unhideWhenUsed="0"/>
-    <w:lsdException w:name="Table Colorful 2" w:semiHidden="0" w:uiPriority="0" w:unhideWhenUsed="0"/>
-    <w:lsdException w:name="Table Colorful 3" w:semiHidden="0" w:uiPriority="0" w:unhideWhenUsed="0"/>
-    <w:lsdException w:name="Table Columns 1" w:semiHidden="0" w:uiPriority="0" w:unhideWhenUsed="0"/>
-    <w:lsdException w:name="Table Columns 2" w:semiHidden="0" w:uiPriority="0" w:unhideWhenUsed="0"/>
-    <w:lsdException w:name="Table Columns 3" w:semiHidden="0" w:uiPriority="0" w:unhideWhenUsed="0"/>
-    <w:lsdException w:name="Table Columns 4" w:semiHidden="0" w:uiPriority="0" w:unhideWhenUsed="0"/>
-    <w:lsdException w:name="Table Columns 5" w:semiHidden="0" w:uiPriority="0" w:unhideWhenUsed="0"/>
-    <w:lsdException w:name="Table Grid 1" w:semiHidden="0" w:uiPriority="0" w:unhideWhenUsed="0"/>
-    <w:lsdException w:name="Table Grid 2" w:semiHidden="0" w:uiPriority="0" w:unhideWhenUsed="0"/>
-    <w:lsdException w:name="Table Grid 3" w:semiHidden="0" w:uiPriority="0" w:unhideWhenUsed="0"/>
-    <w:lsdException w:name="Table Grid 4" w:semiHidden="0" w:uiPriority="0" w:unhideWhenUsed="0"/>
-    <w:lsdException w:name="Table Grid 5" w:semiHidden="0" w:uiPriority="0" w:unhideWhenUsed="0"/>
-    <w:lsdException w:name="Table Grid 6" w:semiHidden="0" w:uiPriority="0" w:unhideWhenUsed="0"/>
-    <w:lsdException w:name="Table Grid 7" w:semiHidden="0" w:uiPriority="0" w:unhideWhenUsed="0"/>
-    <w:lsdException w:name="Table Grid 8" w:semiHidden="0" w:uiPriority="0" w:unhideWhenUsed="0"/>
-    <w:lsdException w:name="Table List 1" w:semiHidden="0" w:uiPriority="0" w:unhideWhenUsed="0"/>
-    <w:lsdException w:name="Table List 2" w:semiHidden="0" w:uiPriority="0" w:unhideWhenUsed="0"/>
-    <w:lsdException w:name="Table List 3" w:semiHidden="0" w:uiPriority="0" w:unhideWhenUsed="0"/>
-    <w:lsdException w:name="Table List 4" w:semiHidden="0" w:uiPriority="0" w:unhideWhenUsed="0"/>
-    <w:lsdException w:name="Table List 5" w:semiHidden="0" w:uiPriority="0" w:unhideWhenUsed="0"/>
-    <w:lsdException w:name="Table List 6" w:semiHidden="0" w:uiPriority="0" w:unhideWhenUsed="0"/>
-    <w:lsdException w:name="Table List 7" w:semiHidden="0" w:uiPriority="0" w:unhideWhenUsed="0"/>
-    <w:lsdException w:name="Table List 8" w:semiHidden="0" w:uiPriority="0" w:unhideWhenUsed="0"/>
-    <w:lsdException w:name="Table 3D effects 1" w:semiHidden="0" w:uiPriority="0" w:unhideWhenUsed="0"/>
-    <w:lsdException w:name="Table 3D effects 2" w:semiHidden="0" w:uiPriority="0" w:unhideWhenUsed="0"/>
-    <w:lsdException w:name="Table 3D effects 3" w:semiHidden="0" w:uiPriority="0" w:unhideWhenUsed="0"/>
-    <w:lsdException w:name="Table Contemporary" w:semiHidden="0" w:uiPriority="0" w:unhideWhenUsed="0"/>
-    <w:lsdException w:name="Table Elegant" w:semiHidden="0" w:uiPriority="0" w:unhideWhenUsed="0"/>
-    <w:lsdException w:name="Table Professional" w:semiHidden="0" w:uiPriority="0" w:unhideWhenUsed="0"/>
-    <w:lsdException w:name="Table Subtle 1" w:semiHidden="0" w:uiPriority="0" w:unhideWhenUsed="0"/>
-    <w:lsdException w:name="Table Subtle 2" w:semiHidden="0" w:uiPriority="0" w:unhideWhenUsed="0"/>
-    <w:lsdException w:name="Table Web 1" w:semiHidden="0" w:uiPriority="0" w:unhideWhenUsed="0"/>
-    <w:lsdException w:name="Table Web 2" w:semiHidden="0" w:uiPriority="0" w:unhideWhenUsed="0"/>
-    <w:lsdException w:name="Table Web 3" w:semiHidden="0" w:uiPriority="0" w:unhideWhenUsed="0"/>
-    <w:lsdException w:name="Balloon Text" w:semiHidden="0" w:uiPriority="0" w:unhideWhenUsed="0"/>
-    <w:lsdException w:name="Table Grid" w:semiHidden="0" w:uiPriority="0" w:unhideWhenUsed="0" w:qFormat="1"/>
-    <w:lsdException w:name="Table Theme" w:semiHidden="0" w:uiPriority="0" w:unhideWhenUsed="0"/>
-    <w:lsdException w:name="Light Shading" w:semiHidden="0" w:uiPriority="60" w:unhideWhenUsed="0"/>
-    <w:lsdException w:name="Light List" w:semiHidden="0" w:uiPriority="61" w:unhideWhenUsed="0"/>
-    <w:lsdException w:name="Light Grid" w:semiHidden="0" w:uiPriority="62" w:unhideWhenUsed="0"/>
-    <w:lsdException w:name="Medium Shading 1" w:semiHidden="0" w:uiPriority="63" w:unhideWhenUsed="0"/>
-    <w:lsdException w:name="Medium Shading 2" w:semiHidden="0" w:uiPriority="64" w:unhideWhenUsed="0"/>
-    <w:lsdException w:name="Medium List 1" w:semiHidden="0" w:uiPriority="65" w:unhideWhenUsed="0"/>
-    <w:lsdException w:name="Medium List 2" w:semiHidden="0" w:uiPriority="66" w:unhideWhenUsed="0"/>
-    <w:lsdException w:name="Medium Grid 1" w:semiHidden="0" w:uiPriority="67" w:unhideWhenUsed="0"/>
-    <w:lsdException w:name="Medium Grid 2" w:semiHidden="0" w:uiPriority="68" w:unhideWhenUsed="0"/>
-    <w:lsdException w:name="Medium Grid 3" w:semiHidden="0" w:uiPriority="69" w:unhideWhenUsed="0"/>
-    <w:lsdException w:name="Dark List" w:semiHidden="0" w:uiPriority="70" w:unhideWhenUsed="0"/>
-    <w:lsdException w:name="Colorful Shading" w:semiHidden="0" w:uiPriority="71" w:unhideWhenUsed="0"/>
-    <w:lsdException w:name="Colorful List" w:semiHidden="0" w:uiPriority="72" w:unhideWhenUsed="0"/>
-    <w:lsdException w:name="Colorful Grid" w:semiHidden="0" w:uiPriority="73" w:unhideWhenUsed="0"/>
-    <w:lsdException w:name="Light Shading Accent 1" w:semiHidden="0" w:uiPriority="60" w:unhideWhenUsed="0"/>
-    <w:lsdException w:name="Light List Accent 1" w:semiHidden="0" w:uiPriority="61" w:unhideWhenUsed="0"/>
-    <w:lsdException w:name="Light Grid Accent 1" w:semiHidden="0" w:uiPriority="62" w:unhideWhenUsed="0"/>
-    <w:lsdException w:name="Medium Shading 1 Accent 1" w:semiHidden="0" w:uiPriority="63" w:unhideWhenUsed="0"/>
-    <w:lsdException w:name="Medium Shading 2 Accent 1" w:semiHidden="0" w:uiPriority="64" w:unhideWhenUsed="0"/>
-    <w:lsdException w:name="Medium List 1 Accent 1" w:semiHidden="0" w:uiPriority="65" w:unhideWhenUsed="0"/>
-    <w:lsdException w:name="Medium List 2 Accent 1" w:semiHidden="0" w:uiPriority="66" w:unhideWhenUsed="0"/>
-    <w:lsdException w:name="Medium Grid 1 Accent 1" w:semiHidden="0" w:uiPriority="67" w:unhideWhenUsed="0"/>
-    <w:lsdException w:name="Medium Grid 2 Accent 1" w:semiHidden="0" w:uiPriority="68" w:unhideWhenUsed="0"/>
-    <w:lsdException w:name="Medium Grid 3 Accent 1" w:semiHidden="0" w:uiPriority="69" w:unhideWhenUsed="0"/>
-    <w:lsdException w:name="Dark List Accent 1" w:semiHidden="0" w:uiPriority="70" w:unhideWhenUsed="0"/>
-    <w:lsdException w:name="Colorful Shading Accent 1" w:semiHidden="0" w:uiPriority="71" w:unhideWhenUsed="0"/>
-    <w:lsdException w:name="Colorful List Accent 1" w:semiHidden="0" w:uiPriority="72" w:unhideWhenUsed="0"/>
-    <w:lsdException w:name="Colorful Grid Accent 1" w:semiHidden="0" w:uiPriority="73" w:unhideWhenUsed="0"/>
-    <w:lsdException w:name="Light Shading Accent 2" w:semiHidden="0" w:uiPriority="60" w:unhideWhenUsed="0"/>
-    <w:lsdException w:name="Light List Accent 2" w:semiHidden="0" w:uiPriority="61" w:unhideWhenUsed="0"/>
-    <w:lsdException w:name="Light Grid Accent 2" w:semiHidden="0" w:uiPriority="62" w:unhideWhenUsed="0"/>
-    <w:lsdException w:name="Medium Shading 1 Accent 2" w:semiHidden="0" w:uiPriority="63" w:unhideWhenUsed="0"/>
-    <w:lsdException w:name="Medium Shading 2 Accent 2" w:semiHidden="0" w:uiPriority="64" w:unhideWhenUsed="0"/>
-    <w:lsdException w:name="Medium List 1 Accent 2" w:semiHidden="0" w:uiPriority="65" w:unhideWhenUsed="0"/>
-    <w:lsdException w:name="Medium List 2 Accent 2" w:semiHidden="0" w:uiPriority="66" w:unhideWhenUsed="0"/>
-    <w:lsdException w:name="Medium Grid 1 Accent 2" w:semiHidden="0" w:uiPriority="67" w:unhideWhenUsed="0"/>
-    <w:lsdException w:name="Medium Grid 2 Accent 2" w:semiHidden="0" w:uiPriority="68" w:unhideWhenUsed="0"/>
-    <w:lsdException w:name="Medium Grid 3 Accent 2" w:semiHidden="0" w:uiPriority="69" w:unhideWhenUsed="0"/>
-    <w:lsdException w:name="Dark List Accent 2" w:semiHidden="0" w:uiPriority="70" w:unhideWhenUsed="0"/>
-    <w:lsdException w:name="Colorful Shading Accent 2" w:semiHidden="0" w:uiPriority="71" w:unhideWhenUsed="0"/>
-    <w:lsdException w:name="Colorful List Accent 2" w:semiHidden="0" w:uiPriority="72" w:unhideWhenUsed="0"/>
-    <w:lsdException w:name="Colorful Grid Accent 2" w:semiHidden="0" w:uiPriority="73" w:unhideWhenUsed="0"/>
-    <w:lsdException w:name="Light Shading Accent 3" w:semiHidden="0" w:uiPriority="60" w:unhideWhenUsed="0"/>
-    <w:lsdException w:name="Light List Accent 3" w:semiHidden="0" w:uiPriority="61" w:unhideWhenUsed="0"/>
-    <w:lsdException w:name="Light Grid Accent 3" w:semiHidden="0" w:uiPriority="62" w:unhideWhenUsed="0"/>
-    <w:lsdException w:name="Medium Shading 1 Accent 3" w:semiHidden="0" w:uiPriority="63" w:unhideWhenUsed="0"/>
-    <w:lsdException w:name="Medium Shading 2 Accent 3" w:semiHidden="0" w:uiPriority="64" w:unhideWhenUsed="0"/>
-    <w:lsdException w:name="Medium List 1 Accent 3" w:semiHidden="0" w:uiPriority="65" w:unhideWhenUsed="0"/>
-    <w:lsdException w:name="Medium List 2 Accent 3" w:semiHidden="0" w:uiPriority="66" w:unhideWhenUsed="0"/>
-    <w:lsdException w:name="Medium Grid 1 Accent 3" w:semiHidden="0" w:uiPriority="67" w:unhideWhenUsed="0"/>
-    <w:lsdException w:name="Medium Grid 2 Accent 3" w:semiHidden="0" w:uiPriority="68" w:unhideWhenUsed="0"/>
-    <w:lsdException w:name="Medium Grid 3 Accent 3" w:semiHidden="0" w:uiPriority="69" w:unhideWhenUsed="0"/>
-    <w:lsdException w:name="Dark List Accent 3" w:semiHidden="0" w:uiPriority="70" w:unhideWhenUsed="0"/>
-    <w:lsdException w:name="Colorful Shading Accent 3" w:semiHidden="0" w:uiPriority="71" w:unhideWhenUsed="0"/>
-    <w:lsdException w:name="Colorful List Accent 3" w:semiHidden="0" w:uiPriority="72" w:unhideWhenUsed="0"/>
-    <w:lsdException w:name="Colorful Grid Accent 3" w:semiHidden="0" w:uiPriority="73" w:unhideWhenUsed="0"/>
-    <w:lsdException w:name="Light Shading Accent 4" w:semiHidden="0" w:uiPriority="60" w:unhideWhenUsed="0"/>
-    <w:lsdException w:name="Light List Accent 4" w:semiHidden="0" w:uiPriority="61" w:unhideWhenUsed="0"/>
-    <w:lsdException w:name="Light Grid Accent 4" w:semiHidden="0" w:uiPriority="62" w:unhideWhenUsed="0"/>
-    <w:lsdException w:name="Medium Shading 1 Accent 4" w:semiHidden="0" w:uiPriority="63" w:unhideWhenUsed="0"/>
-    <w:lsdException w:name="Medium Shading 2 Accent 4" w:semiHidden="0" w:uiPriority="64" w:unhideWhenUsed="0"/>
-    <w:lsdException w:name="Medium List 1 Accent 4" w:semiHidden="0" w:uiPriority="65" w:unhideWhenUsed="0"/>
-    <w:lsdException w:name="Medium List 2 Accent 4" w:semiHidden="0" w:uiPriority="66" w:unhideWhenUsed="0"/>
-    <w:lsdException w:name="Medium Grid 1 Accent 4" w:semiHidden="0" w:uiPriority="67" w:unhideWhenUsed="0"/>
-    <w:lsdException w:name="Medium Grid 2 Accent 4" w:semiHidden="0" w:uiPriority="68" w:unhideWhenUsed="0"/>
-    <w:lsdException w:name="Medium Grid 3 Accent 4" w:semiHidden="0" w:uiPriority="69" w:unhideWhenUsed="0"/>
-    <w:lsdException w:name="Dark List Accent 4" w:semiHidden="0" w:uiPriority="70" w:unhideWhenUsed="0"/>
-    <w:lsdException w:name="Colorful Shading Accent 4" w:semiHidden="0" w:uiPriority="71" w:unhideWhenUsed="0"/>
-    <w:lsdException w:name="Colorful List Accent 4" w:semiHidden="0" w:uiPriority="72" w:unhideWhenUsed="0"/>
-    <w:lsdException w:name="Colorful Grid Accent 4" w:semiHidden="0" w:uiPriority="73" w:unhideWhenUsed="0"/>
-    <w:lsdException w:name="Light Shading Accent 5" w:semiHidden="0" w:uiPriority="60" w:unhideWhenUsed="0"/>
-    <w:lsdException w:name="Light List Accent 5" w:semiHidden="0" w:uiPriority="61" w:unhideWhenUsed="0"/>
-    <w:lsdException w:name="Light Grid Accent 5" w:semiHidden="0" w:uiPriority="62" w:unhideWhenUsed="0"/>
-    <w:lsdException w:name="Medium Shading 1 Accent 5" w:semiHidden="0" w:uiPriority="63" w:unhideWhenUsed="0"/>
-    <w:lsdException w:name="Medium Shading 2 Accent 5" w:semiHidden="0" w:uiPriority="64" w:unhideWhenUsed="0"/>
-    <w:lsdException w:name="Medium List 1 Accent 5" w:semiHidden="0" w:uiPriority="65" w:unhideWhenUsed="0"/>
-    <w:lsdException w:name="Medium List 2 Accent 5" w:semiHidden="0" w:uiPriority="66" w:unhideWhenUsed="0"/>
-    <w:lsdException w:name="Medium Grid 1 Accent 5" w:semiHidden="0" w:uiPriority="67" w:unhideWhenUsed="0"/>
-    <w:lsdException w:name="Medium Grid 2 Accent 5" w:semiHidden="0" w:uiPriority="68" w:unhideWhenUsed="0"/>
-    <w:lsdException w:name="Medium Grid 3 Accent 5" w:semiHidden="0" w:uiPriority="69" w:unhideWhenUsed="0"/>
-    <w:lsdException w:name="Dark List Accent 5" w:semiHidden="0" w:uiPriority="70" w:unhideWhenUsed="0"/>
-    <w:lsdException w:name="Colorful Shading Accent 5" w:semiHidden="0" w:uiPriority="71" w:unhideWhenUsed="0"/>
-    <w:lsdException w:name="Colorful List Accent 5" w:semiHidden="0" w:uiPriority="72" w:unhideWhenUsed="0"/>
-    <w:lsdException w:name="Colorful Grid Accent 5" w:semiHidden="0" w:uiPriority="73" w:unhideWhenUsed="0"/>
-    <w:lsdException w:name="Light Shading Accent 6" w:semiHidden="0" w:uiPriority="60" w:unhideWhenUsed="0"/>
-    <w:lsdException w:name="Light List Accent 6" w:semiHidden="0" w:uiPriority="61" w:unhideWhenUsed="0"/>
-    <w:lsdException w:name="Light Grid Accent 6" w:semiHidden="0" w:uiPriority="62" w:unhideWhenUsed="0"/>
-    <w:lsdException w:name="Medium Shading 1 Accent 6" w:semiHidden="0" w:uiPriority="63" w:unhideWhenUsed="0"/>
-    <w:lsdException w:name="Medium Shading 2 Accent 6" w:semiHidden="0" w:uiPriority="64" w:unhideWhenUsed="0"/>
-    <w:lsdException w:name="Medium List 1 Accent 6" w:semiHidden="0" w:uiPriority="65" w:unhideWhenUsed="0"/>
-    <w:lsdException w:name="Medium List 2 Accent 6" w:semiHidden="0" w:uiPriority="66" w:unhideWhenUsed="0"/>
-    <w:lsdException w:name="Medium Grid 1 Accent 6" w:semiHidden="0" w:uiPriority="67" w:unhideWhenUsed="0"/>
-    <w:lsdException w:name="Medium Grid 2 Accent 6" w:semiHidden="0" w:uiPriority="68" w:unhideWhenUsed="0"/>
-    <w:lsdException w:name="Medium Grid 3 Accent 6" w:semiHidden="0" w:uiPriority="69" w:unhideWhenUsed="0"/>
-    <w:lsdException w:name="Dark List Accent 6" w:semiHidden="0" w:uiPriority="70" w:unhideWhenUsed="0"/>
-    <w:lsdException w:name="Colorful Shading Accent 6" w:semiHidden="0" w:uiPriority="71" w:unhideWhenUsed="0"/>
-    <w:lsdException w:name="Colorful List Accent 6" w:semiHidden="0" w:uiPriority="72" w:unhideWhenUsed="0"/>
-    <w:lsdException w:name="Colorful Grid Accent 6" w:semiHidden="0" w:uiPriority="73" w:unhideWhenUsed="0"/>
+  <w:latentStyles w:count="260" w:defQFormat="0" w:defUnhideWhenUsed="1" w:defSemiHidden="1" w:defUIPriority="99" w:defLockedState="0">
+    <w:lsdException w:qFormat="1" w:unhideWhenUsed="0" w:uiPriority="0" w:semiHidden="0" w:name="Normal"/>
+    <w:lsdException w:qFormat="1" w:unhideWhenUsed="0" w:uiPriority="0" w:semiHidden="0" w:name="heading 1"/>
+    <w:lsdException w:qFormat="1" w:uiPriority="0" w:semiHidden="0" w:name="heading 2"/>
+    <w:lsdException w:qFormat="1" w:uiPriority="0" w:name="heading 3"/>
+    <w:lsdException w:qFormat="1" w:uiPriority="0" w:semiHidden="0" w:name="heading 4"/>
+    <w:lsdException w:qFormat="1" w:uiPriority="0" w:name="heading 5"/>
+    <w:lsdException w:qFormat="1" w:uiPriority="0" w:name="heading 6"/>
+    <w:lsdException w:qFormat="1" w:uiPriority="0" w:name="heading 7"/>
+    <w:lsdException w:qFormat="1" w:uiPriority="0" w:name="heading 8"/>
+    <w:lsdException w:qFormat="1" w:uiPriority="0" w:name="heading 9"/>
+    <w:lsdException w:unhideWhenUsed="0" w:uiPriority="0" w:semiHidden="0" w:name="index 1"/>
+    <w:lsdException w:unhideWhenUsed="0" w:uiPriority="0" w:semiHidden="0" w:name="index 2"/>
+    <w:lsdException w:unhideWhenUsed="0" w:uiPriority="0" w:semiHidden="0" w:name="index 3"/>
+    <w:lsdException w:unhideWhenUsed="0" w:uiPriority="0" w:semiHidden="0" w:name="index 4"/>
+    <w:lsdException w:unhideWhenUsed="0" w:uiPriority="0" w:semiHidden="0" w:name="index 5"/>
+    <w:lsdException w:unhideWhenUsed="0" w:uiPriority="0" w:semiHidden="0" w:name="index 6"/>
+    <w:lsdException w:unhideWhenUsed="0" w:uiPriority="0" w:semiHidden="0" w:name="index 7"/>
+    <w:lsdException w:unhideWhenUsed="0" w:uiPriority="0" w:semiHidden="0" w:name="index 8"/>
+    <w:lsdException w:unhideWhenUsed="0" w:uiPriority="0" w:semiHidden="0" w:name="index 9"/>
+    <w:lsdException w:qFormat="1" w:unhideWhenUsed="0" w:uiPriority="0" w:semiHidden="0" w:name="toc 1"/>
+    <w:lsdException w:qFormat="1" w:unhideWhenUsed="0" w:uiPriority="0" w:semiHidden="0" w:name="toc 2"/>
+    <w:lsdException w:qFormat="1" w:unhideWhenUsed="0" w:uiPriority="0" w:semiHidden="0" w:name="toc 3"/>
+    <w:lsdException w:unhideWhenUsed="0" w:uiPriority="0" w:semiHidden="0" w:name="toc 4"/>
+    <w:lsdException w:unhideWhenUsed="0" w:uiPriority="0" w:semiHidden="0" w:name="toc 5"/>
+    <w:lsdException w:unhideWhenUsed="0" w:uiPriority="0" w:semiHidden="0" w:name="toc 6"/>
+    <w:lsdException w:unhideWhenUsed="0" w:uiPriority="0" w:semiHidden="0" w:name="toc 7"/>
+    <w:lsdException w:unhideWhenUsed="0" w:uiPriority="0" w:semiHidden="0" w:name="toc 8"/>
+    <w:lsdException w:unhideWhenUsed="0" w:uiPriority="0" w:semiHidden="0" w:name="toc 9"/>
+    <w:lsdException w:unhideWhenUsed="0" w:uiPriority="0" w:semiHidden="0" w:name="Normal Indent"/>
+    <w:lsdException w:unhideWhenUsed="0" w:uiPriority="0" w:semiHidden="0" w:name="footnote text"/>
+    <w:lsdException w:qFormat="1" w:unhideWhenUsed="0" w:uiPriority="0" w:semiHidden="0" w:name="annotation text"/>
+    <w:lsdException w:qFormat="1" w:unhideWhenUsed="0" w:uiPriority="0" w:semiHidden="0" w:name="header"/>
+    <w:lsdException w:qFormat="1" w:unhideWhenUsed="0" w:uiPriority="0" w:semiHidden="0" w:name="footer"/>
+    <w:lsdException w:unhideWhenUsed="0" w:uiPriority="0" w:semiHidden="0" w:name="index heading"/>
+    <w:lsdException w:qFormat="1" w:uiPriority="0" w:name="caption"/>
+    <w:lsdException w:unhideWhenUsed="0" w:uiPriority="0" w:semiHidden="0" w:name="table of figures"/>
+    <w:lsdException w:unhideWhenUsed="0" w:uiPriority="0" w:semiHidden="0" w:name="envelope address"/>
+    <w:lsdException w:unhideWhenUsed="0" w:uiPriority="0" w:semiHidden="0" w:name="envelope return"/>
+    <w:lsdException w:unhideWhenUsed="0" w:uiPriority="0" w:semiHidden="0" w:name="footnote reference"/>
+    <w:lsdException w:unhideWhenUsed="0" w:uiPriority="0" w:semiHidden="0" w:name="annotation reference"/>
+    <w:lsdException w:unhideWhenUsed="0" w:uiPriority="0" w:semiHidden="0" w:name="line number"/>
+    <w:lsdException w:unhideWhenUsed="0" w:uiPriority="0" w:semiHidden="0" w:name="page number"/>
+    <w:lsdException w:unhideWhenUsed="0" w:uiPriority="0" w:semiHidden="0" w:name="endnote reference"/>
+    <w:lsdException w:unhideWhenUsed="0" w:uiPriority="0" w:semiHidden="0" w:name="endnote text"/>
+    <w:lsdException w:unhideWhenUsed="0" w:uiPriority="0" w:semiHidden="0" w:name="table of authorities"/>
+    <w:lsdException w:unhideWhenUsed="0" w:uiPriority="0" w:semiHidden="0" w:name="macro"/>
+    <w:lsdException w:unhideWhenUsed="0" w:uiPriority="0" w:semiHidden="0" w:name="toa heading"/>
+    <w:lsdException w:unhideWhenUsed="0" w:uiPriority="0" w:semiHidden="0" w:name="List"/>
+    <w:lsdException w:unhideWhenUsed="0" w:uiPriority="0" w:semiHidden="0" w:name="List Bullet"/>
+    <w:lsdException w:unhideWhenUsed="0" w:uiPriority="0" w:semiHidden="0" w:name="List Number"/>
+    <w:lsdException w:unhideWhenUsed="0" w:uiPriority="0" w:semiHidden="0" w:name="List 2"/>
+    <w:lsdException w:unhideWhenUsed="0" w:uiPriority="0" w:semiHidden="0" w:name="List 3"/>
+    <w:lsdException w:unhideWhenUsed="0" w:uiPriority="0" w:semiHidden="0" w:name="List 4"/>
+    <w:lsdException w:unhideWhenUsed="0" w:uiPriority="0" w:semiHidden="0" w:name="List 5"/>
+    <w:lsdException w:unhideWhenUsed="0" w:uiPriority="0" w:semiHidden="0" w:name="List Bullet 2"/>
+    <w:lsdException w:unhideWhenUsed="0" w:uiPriority="0" w:semiHidden="0" w:name="List Bullet 3"/>
+    <w:lsdException w:unhideWhenUsed="0" w:uiPriority="0" w:semiHidden="0" w:name="List Bullet 4"/>
+    <w:lsdException w:unhideWhenUsed="0" w:uiPriority="0" w:semiHidden="0" w:name="List Bullet 5"/>
+    <w:lsdException w:unhideWhenUsed="0" w:uiPriority="0" w:semiHidden="0" w:name="List Number 2"/>
+    <w:lsdException w:unhideWhenUsed="0" w:uiPriority="0" w:semiHidden="0" w:name="List Number 3"/>
+    <w:lsdException w:unhideWhenUsed="0" w:uiPriority="0" w:semiHidden="0" w:name="List Number 4"/>
+    <w:lsdException w:unhideWhenUsed="0" w:uiPriority="0" w:semiHidden="0" w:name="List Number 5"/>
+    <w:lsdException w:qFormat="1" w:unhideWhenUsed="0" w:uiPriority="0" w:semiHidden="0" w:name="Title"/>
+    <w:lsdException w:unhideWhenUsed="0" w:uiPriority="0" w:semiHidden="0" w:name="Closing"/>
+    <w:lsdException w:unhideWhenUsed="0" w:uiPriority="0" w:semiHidden="0" w:name="Signature"/>
+    <w:lsdException w:qFormat="1" w:unhideWhenUsed="0" w:uiPriority="0" w:name="Default Paragraph Font"/>
+    <w:lsdException w:qFormat="1" w:unhideWhenUsed="0" w:uiPriority="0" w:name="Body Text"/>
+    <w:lsdException w:unhideWhenUsed="0" w:uiPriority="0" w:semiHidden="0" w:name="Body Text Indent"/>
+    <w:lsdException w:unhideWhenUsed="0" w:uiPriority="0" w:semiHidden="0" w:name="List Continue"/>
+    <w:lsdException w:unhideWhenUsed="0" w:uiPriority="0" w:semiHidden="0" w:name="List Continue 2"/>
+    <w:lsdException w:unhideWhenUsed="0" w:uiPriority="0" w:semiHidden="0" w:name="List Continue 3"/>
+    <w:lsdException w:unhideWhenUsed="0" w:uiPriority="0" w:semiHidden="0" w:name="List Continue 4"/>
+    <w:lsdException w:unhideWhenUsed="0" w:uiPriority="0" w:semiHidden="0" w:name="List Continue 5"/>
+    <w:lsdException w:unhideWhenUsed="0" w:uiPriority="0" w:semiHidden="0" w:name="Message Header"/>
+    <w:lsdException w:qFormat="1" w:unhideWhenUsed="0" w:uiPriority="0" w:semiHidden="0" w:name="Subtitle"/>
+    <w:lsdException w:unhideWhenUsed="0" w:uiPriority="0" w:semiHidden="0" w:name="Salutation"/>
+    <w:lsdException w:unhideWhenUsed="0" w:uiPriority="0" w:semiHidden="0" w:name="Date"/>
+    <w:lsdException w:unhideWhenUsed="0" w:uiPriority="0" w:semiHidden="0" w:name="Body Text First Indent"/>
+    <w:lsdException w:unhideWhenUsed="0" w:uiPriority="0" w:semiHidden="0" w:name="Body Text First Indent 2"/>
+    <w:lsdException w:uiPriority="99" w:name="Note Heading"/>
+    <w:lsdException w:unhideWhenUsed="0" w:uiPriority="0" w:semiHidden="0" w:name="Body Text 2"/>
+    <w:lsdException w:unhideWhenUsed="0" w:uiPriority="0" w:semiHidden="0" w:name="Body Text 3"/>
+    <w:lsdException w:unhideWhenUsed="0" w:uiPriority="0" w:semiHidden="0" w:name="Body Text Indent 2"/>
+    <w:lsdException w:unhideWhenUsed="0" w:uiPriority="0" w:semiHidden="0" w:name="Body Text Indent 3"/>
+    <w:lsdException w:unhideWhenUsed="0" w:uiPriority="0" w:semiHidden="0" w:name="Block Text"/>
+    <w:lsdException w:unhideWhenUsed="0" w:uiPriority="0" w:semiHidden="0" w:name="Hyperlink"/>
+    <w:lsdException w:unhideWhenUsed="0" w:uiPriority="0" w:semiHidden="0" w:name="FollowedHyperlink"/>
+    <w:lsdException w:qFormat="1" w:unhideWhenUsed="0" w:uiPriority="0" w:semiHidden="0" w:name="Strong"/>
+    <w:lsdException w:qFormat="1" w:unhideWhenUsed="0" w:uiPriority="0" w:semiHidden="0" w:name="Emphasis"/>
+    <w:lsdException w:unhideWhenUsed="0" w:uiPriority="0" w:semiHidden="0" w:name="Document Map"/>
+    <w:lsdException w:unhideWhenUsed="0" w:uiPriority="0" w:semiHidden="0" w:name="Plain Text"/>
+    <w:lsdException w:unhideWhenUsed="0" w:uiPriority="0" w:semiHidden="0" w:name="E-mail Signature"/>
+    <w:lsdException w:qFormat="1" w:unhideWhenUsed="0" w:uiPriority="0" w:semiHidden="0" w:name="Normal (Web)"/>
+    <w:lsdException w:unhideWhenUsed="0" w:uiPriority="0" w:semiHidden="0" w:name="HTML Acronym"/>
+    <w:lsdException w:unhideWhenUsed="0" w:uiPriority="0" w:semiHidden="0" w:name="HTML Address"/>
+    <w:lsdException w:unhideWhenUsed="0" w:uiPriority="0" w:semiHidden="0" w:name="HTML Cite"/>
+    <w:lsdException w:unhideWhenUsed="0" w:uiPriority="0" w:semiHidden="0" w:name="HTML Code"/>
+    <w:lsdException w:unhideWhenUsed="0" w:uiPriority="0" w:semiHidden="0" w:name="HTML Definition"/>
+    <w:lsdException w:unhideWhenUsed="0" w:uiPriority="0" w:semiHidden="0" w:name="HTML Keyboard"/>
+    <w:lsdException w:unhideWhenUsed="0" w:uiPriority="0" w:semiHidden="0" w:name="HTML Preformatted"/>
+    <w:lsdException w:unhideWhenUsed="0" w:uiPriority="0" w:semiHidden="0" w:name="HTML Sample"/>
+    <w:lsdException w:unhideWhenUsed="0" w:uiPriority="0" w:semiHidden="0" w:name="HTML Typewriter"/>
+    <w:lsdException w:unhideWhenUsed="0" w:uiPriority="0" w:semiHidden="0" w:name="HTML Variable"/>
+    <w:lsdException w:qFormat="1" w:unhideWhenUsed="0" w:uiPriority="0" w:name="Normal Table"/>
+    <w:lsdException w:unhideWhenUsed="0" w:uiPriority="0" w:semiHidden="0" w:name="annotation subject"/>
+    <w:lsdException w:unhideWhenUsed="0" w:uiPriority="0" w:semiHidden="0" w:name="Table Simple 1"/>
+    <w:lsdException w:unhideWhenUsed="0" w:uiPriority="0" w:semiHidden="0" w:name="Table Simple 2"/>
+    <w:lsdException w:unhideWhenUsed="0" w:uiPriority="0" w:semiHidden="0" w:name="Table Simple 3"/>
+    <w:lsdException w:unhideWhenUsed="0" w:uiPriority="0" w:semiHidden="0" w:name="Table Classic 1"/>
+    <w:lsdException w:unhideWhenUsed="0" w:uiPriority="0" w:semiHidden="0" w:name="Table Classic 2"/>
+    <w:lsdException w:unhideWhenUsed="0" w:uiPriority="0" w:semiHidden="0" w:name="Table Classic 3"/>
+    <w:lsdException w:unhideWhenUsed="0" w:uiPriority="0" w:semiHidden="0" w:name="Table Classic 4"/>
+    <w:lsdException w:unhideWhenUsed="0" w:uiPriority="0" w:semiHidden="0" w:name="Table Colorful 1"/>
+    <w:lsdException w:unhideWhenUsed="0" w:uiPriority="0" w:semiHidden="0" w:name="Table Colorful 2"/>
+    <w:lsdException w:unhideWhenUsed="0" w:uiPriority="0" w:semiHidden="0" w:name="Table Colorful 3"/>
+    <w:lsdException w:unhideWhenUsed="0" w:uiPriority="0" w:semiHidden="0" w:name="Table Columns 1"/>
+    <w:lsdException w:unhideWhenUsed="0" w:uiPriority="0" w:semiHidden="0" w:name="Table Columns 2"/>
+    <w:lsdException w:unhideWhenUsed="0" w:uiPriority="0" w:semiHidden="0" w:name="Table Columns 3"/>
+    <w:lsdException w:unhideWhenUsed="0" w:uiPriority="0" w:semiHidden="0" w:name="Table Columns 4"/>
+    <w:lsdException w:unhideWhenUsed="0" w:uiPriority="0" w:semiHidden="0" w:name="Table Columns 5"/>
+    <w:lsdException w:unhideWhenUsed="0" w:uiPriority="0" w:semiHidden="0" w:name="Table Grid 1"/>
+    <w:lsdException w:unhideWhenUsed="0" w:uiPriority="0" w:semiHidden="0" w:name="Table Grid 2"/>
+    <w:lsdException w:unhideWhenUsed="0" w:uiPriority="0" w:semiHidden="0" w:name="Table Grid 3"/>
+    <w:lsdException w:unhideWhenUsed="0" w:uiPriority="0" w:semiHidden="0" w:name="Table Grid 4"/>
+    <w:lsdException w:unhideWhenUsed="0" w:uiPriority="0" w:semiHidden="0" w:name="Table Grid 5"/>
+    <w:lsdException w:unhideWhenUsed="0" w:uiPriority="0" w:semiHidden="0" w:name="Table Grid 6"/>
+    <w:lsdException w:unhideWhenUsed="0" w:uiPriority="0" w:semiHidden="0" w:name="Table Grid 7"/>
+    <w:lsdException w:unhideWhenUsed="0" w:uiPriority="0" w:semiHidden="0" w:name="Table Grid 8"/>
+    <w:lsdException w:unhideWhenUsed="0" w:uiPriority="0" w:semiHidden="0" w:name="Table List 1"/>
+    <w:lsdException w:unhideWhenUsed="0" w:uiPriority="0" w:semiHidden="0" w:name="Table List 2"/>
+    <w:lsdException w:unhideWhenUsed="0" w:uiPriority="0" w:semiHidden="0" w:name="Table List 3"/>
+    <w:lsdException w:unhideWhenUsed="0" w:uiPriority="0" w:semiHidden="0" w:name="Table List 4"/>
+    <w:lsdException w:unhideWhenUsed="0" w:uiPriority="0" w:semiHidden="0" w:name="Table List 5"/>
+    <w:lsdException w:unhideWhenUsed="0" w:uiPriority="0" w:semiHidden="0" w:name="Table List 6"/>
+    <w:lsdException w:unhideWhenUsed="0" w:uiPriority="0" w:semiHidden="0" w:name="Table List 7"/>
+    <w:lsdException w:unhideWhenUsed="0" w:uiPriority="0" w:semiHidden="0" w:name="Table List 8"/>
+    <w:lsdException w:unhideWhenUsed="0" w:uiPriority="0" w:semiHidden="0" w:name="Table 3D effects 1"/>
+    <w:lsdException w:unhideWhenUsed="0" w:uiPriority="0" w:semiHidden="0" w:name="Table 3D effects 2"/>
+    <w:lsdException w:unhideWhenUsed="0" w:uiPriority="0" w:semiHidden="0" w:name="Table 3D effects 3"/>
+    <w:lsdException w:unhideWhenUsed="0" w:uiPriority="0" w:semiHidden="0" w:name="Table Contemporary"/>
+    <w:lsdException w:unhideWhenUsed="0" w:uiPriority="0" w:semiHidden="0" w:name="Table Elegant"/>
+    <w:lsdException w:unhideWhenUsed="0" w:uiPriority="0" w:semiHidden="0" w:name="Table Professional"/>
+    <w:lsdException w:unhideWhenUsed="0" w:uiPriority="0" w:semiHidden="0" w:name="Table Subtle 1"/>
+    <w:lsdException w:unhideWhenUsed="0" w:uiPriority="0" w:semiHidden="0" w:name="Table Subtle 2"/>
+    <w:lsdException w:unhideWhenUsed="0" w:uiPriority="0" w:semiHidden="0" w:name="Table Web 1"/>
+    <w:lsdException w:unhideWhenUsed="0" w:uiPriority="0" w:semiHidden="0" w:name="Table Web 2"/>
+    <w:lsdException w:unhideWhenUsed="0" w:uiPriority="0" w:semiHidden="0" w:name="Table Web 3"/>
+    <w:lsdException w:unhideWhenUsed="0" w:uiPriority="0" w:semiHidden="0" w:name="Balloon Text"/>
+    <w:lsdException w:qFormat="1" w:unhideWhenUsed="0" w:uiPriority="0" w:semiHidden="0" w:name="Table Grid"/>
+    <w:lsdException w:unhideWhenUsed="0" w:uiPriority="0" w:semiHidden="0" w:name="Table Theme"/>
+    <w:lsdException w:unhideWhenUsed="0" w:uiPriority="60" w:semiHidden="0" w:name="Light Shading"/>
+    <w:lsdException w:unhideWhenUsed="0" w:uiPriority="61" w:semiHidden="0" w:name="Light List"/>
+    <w:lsdException w:unhideWhenUsed="0" w:uiPriority="62" w:semiHidden="0" w:name="Light Grid"/>
+    <w:lsdException w:unhideWhenUsed="0" w:uiPriority="63" w:semiHidden="0" w:name="Medium Shading 1"/>
+    <w:lsdException w:unhideWhenUsed="0" w:uiPriority="64" w:semiHidden="0" w:name="Medium Shading 2"/>
+    <w:lsdException w:unhideWhenUsed="0" w:uiPriority="65" w:semiHidden="0" w:name="Medium List 1"/>
+    <w:lsdException w:unhideWhenUsed="0" w:uiPriority="66" w:semiHidden="0" w:name="Medium List 2"/>
+    <w:lsdException w:unhideWhenUsed="0" w:uiPriority="67" w:semiHidden="0" w:name="Medium Grid 1"/>
+    <w:lsdException w:unhideWhenUsed="0" w:uiPriority="68" w:semiHidden="0" w:name="Medium Grid 2"/>
+    <w:lsdException w:unhideWhenUsed="0" w:uiPriority="69" w:semiHidden="0" w:name="Medium Grid 3"/>
+    <w:lsdException w:unhideWhenUsed="0" w:uiPriority="70" w:semiHidden="0" w:name="Dark List"/>
+    <w:lsdException w:unhideWhenUsed="0" w:uiPriority="71" w:semiHidden="0" w:name="Colorful Shading"/>
+    <w:lsdException w:unhideWhenUsed="0" w:uiPriority="72" w:semiHidden="0" w:name="Colorful List"/>
+    <w:lsdException w:unhideWhenUsed="0" w:uiPriority="73" w:semiHidden="0" w:name="Colorful Grid"/>
+    <w:lsdException w:unhideWhenUsed="0" w:uiPriority="60" w:semiHidden="0" w:name="Light Shading Accent 1"/>
+    <w:lsdException w:unhideWhenUsed="0" w:uiPriority="61" w:semiHidden="0" w:name="Light List Accent 1"/>
+    <w:lsdException w:unhideWhenUsed="0" w:uiPriority="62" w:semiHidden="0" w:name="Light Grid Accent 1"/>
+    <w:lsdException w:unhideWhenUsed="0" w:uiPriority="63" w:semiHidden="0" w:name="Medium Shading 1 Accent 1"/>
+    <w:lsdException w:unhideWhenUsed="0" w:uiPriority="64" w:semiHidden="0" w:name="Medium Shading 2 Accent 1"/>
+    <w:lsdException w:unhideWhenUsed="0" w:uiPriority="65" w:semiHidden="0" w:name="Medium List 1 Accent 1"/>
+    <w:lsdException w:unhideWhenUsed="0" w:uiPriority="66" w:semiHidden="0" w:name="Medium List 2 Accent 1"/>
+    <w:lsdException w:unhideWhenUsed="0" w:uiPriority="67" w:semiHidden="0" w:name="Medium Grid 1 Accent 1"/>
+    <w:lsdException w:unhideWhenUsed="0" w:uiPriority="68" w:semiHidden="0" w:name="Medium Grid 2 Accent 1"/>
+    <w:lsdException w:unhideWhenUsed="0" w:uiPriority="69" w:semiHidden="0" w:name="Medium Grid 3 Accent 1"/>
+    <w:lsdException w:unhideWhenUsed="0" w:uiPriority="70" w:semiHidden="0" w:name="Dark List Accent 1"/>
+    <w:lsdException w:unhideWhenUsed="0" w:uiPriority="71" w:semiHidden="0" w:name="Colorful Shading Accent 1"/>
+    <w:lsdException w:unhideWhenUsed="0" w:uiPriority="72" w:semiHidden="0" w:name="Colorful List Accent 1"/>
+    <w:lsdException w:unhideWhenUsed="0" w:uiPriority="73" w:semiHidden="0" w:name="Colorful Grid Accent 1"/>
+    <w:lsdException w:unhideWhenUsed="0" w:uiPriority="60" w:semiHidden="0" w:name="Light Shading Accent 2"/>
+    <w:lsdException w:unhideWhenUsed="0" w:uiPriority="61" w:semiHidden="0" w:name="Light List Accent 2"/>
+    <w:lsdException w:unhideWhenUsed="0" w:uiPriority="62" w:semiHidden="0" w:name="Light Grid Accent 2"/>
+    <w:lsdException w:unhideWhenUsed="0" w:uiPriority="63" w:semiHidden="0" w:name="Medium Shading 1 Accent 2"/>
+    <w:lsdException w:unhideWhenUsed="0" w:uiPriority="64" w:semiHidden="0" w:name="Medium Shading 2 Accent 2"/>
+    <w:lsdException w:unhideWhenUsed="0" w:uiPriority="65" w:semiHidden="0" w:name="Medium List 1 Accent 2"/>
+    <w:lsdException w:unhideWhenUsed="0" w:uiPriority="66" w:semiHidden="0" w:name="Medium List 2 Accent 2"/>
+    <w:lsdException w:unhideWhenUsed="0" w:uiPriority="67" w:semiHidden="0" w:name="Medium Grid 1 Accent 2"/>
+    <w:lsdException w:unhideWhenUsed="0" w:uiPriority="68" w:semiHidden="0" w:name="Medium Grid 2 Accent 2"/>
+    <w:lsdException w:unhideWhenUsed="0" w:uiPriority="69" w:semiHidden="0" w:name="Medium Grid 3 Accent 2"/>
+    <w:lsdException w:unhideWhenUsed="0" w:uiPriority="70" w:semiHidden="0" w:name="Dark List Accent 2"/>
+    <w:lsdException w:unhideWhenUsed="0" w:uiPriority="71" w:semiHidden="0" w:name="Colorful Shading Accent 2"/>
+    <w:lsdException w:unhideWhenUsed="0" w:uiPriority="72" w:semiHidden="0" w:name="Colorful List Accent 2"/>
+    <w:lsdException w:unhideWhenUsed="0" w:uiPriority="73" w:semiHidden="0" w:name="Colorful Grid Accent 2"/>
+    <w:lsdException w:unhideWhenUsed="0" w:uiPriority="60" w:semiHidden="0" w:name="Light Shading Accent 3"/>
+    <w:lsdException w:unhideWhenUsed="0" w:uiPriority="61" w:semiHidden="0" w:name="Light List Accent 3"/>
+    <w:lsdException w:unhideWhenUsed="0" w:uiPriority="62" w:semiHidden="0" w:name="Light Grid Accent 3"/>
+    <w:lsdException w:unhideWhenUsed="0" w:uiPriority="63" w:semiHidden="0" w:name="Medium Shading 1 Accent 3"/>
+    <w:lsdException w:unhideWhenUsed="0" w:uiPriority="64" w:semiHidden="0" w:name="Medium Shading 2 Accent 3"/>
+    <w:lsdException w:unhideWhenUsed="0" w:uiPriority="65" w:semiHidden="0" w:name="Medium List 1 Accent 3"/>
+    <w:lsdException w:unhideWhenUsed="0" w:uiPriority="66" w:semiHidden="0" w:name="Medium List 2 Accent 3"/>
+    <w:lsdException w:unhideWhenUsed="0" w:uiPriority="67" w:semiHidden="0" w:name="Medium Grid 1 Accent 3"/>
+    <w:lsdException w:unhideWhenUsed="0" w:uiPriority="68" w:semiHidden="0" w:name="Medium Grid 2 Accent 3"/>
+    <w:lsdException w:unhideWhenUsed="0" w:uiPriority="69" w:semiHidden="0" w:name="Medium Grid 3 Accent 3"/>
+    <w:lsdException w:unhideWhenUsed="0" w:uiPriority="70" w:semiHidden="0" w:name="Dark List Accent 3"/>
+    <w:lsdException w:unhideWhenUsed="0" w:uiPriority="71" w:semiHidden="0" w:name="Colorful Shading Accent 3"/>
+    <w:lsdException w:unhideWhenUsed="0" w:uiPriority="72" w:semiHidden="0" w:name="Colorful List Accent 3"/>
+    <w:lsdException w:unhideWhenUsed="0" w:uiPriority="73" w:semiHidden="0" w:name="Colorful Grid Accent 3"/>
+    <w:lsdException w:unhideWhenUsed="0" w:uiPriority="60" w:semiHidden="0" w:name="Light Shading Accent 4"/>
+    <w:lsdException w:unhideWhenUsed="0" w:uiPriority="61" w:semiHidden="0" w:name="Light List Accent 4"/>
+    <w:lsdException w:unhideWhenUsed="0" w:uiPriority="62" w:semiHidden="0" w:name="Light Grid Accent 4"/>
+    <w:lsdException w:unhideWhenUsed="0" w:uiPriority="63" w:semiHidden="0" w:name="Medium Shading 1 Accent 4"/>
+    <w:lsdException w:unhideWhenUsed="0" w:uiPriority="64" w:semiHidden="0" w:name="Medium Shading 2 Accent 4"/>
+    <w:lsdException w:unhideWhenUsed="0" w:uiPriority="65" w:semiHidden="0" w:name="Medium List 1 Accent 4"/>
+    <w:lsdException w:unhideWhenUsed="0" w:uiPriority="66" w:semiHidden="0" w:name="Medium List 2 Accent 4"/>
+    <w:lsdException w:unhideWhenUsed="0" w:uiPriority="67" w:semiHidden="0" w:name="Medium Grid 1 Accent 4"/>
+    <w:lsdException w:unhideWhenUsed="0" w:uiPriority="68" w:semiHidden="0" w:name="Medium Grid 2 Accent 4"/>
+    <w:lsdException w:unhideWhenUsed="0" w:uiPriority="69" w:semiHidden="0" w:name="Medium Grid 3 Accent 4"/>
+    <w:lsdException w:unhideWhenUsed="0" w:uiPriority="70" w:semiHidden="0" w:name="Dark List Accent 4"/>
+    <w:lsdException w:unhideWhenUsed="0" w:uiPriority="71" w:semiHidden="0" w:name="Colorful Shading Accent 4"/>
+    <w:lsdException w:unhideWhenUsed="0" w:uiPriority="72" w:semiHidden="0" w:name="Colorful List Accent 4"/>
+    <w:lsdException w:unhideWhenUsed="0" w:uiPriority="73" w:semiHidden="0" w:name="Colorful Grid Accent 4"/>
+    <w:lsdException w:unhideWhenUsed="0" w:uiPriority="60" w:semiHidden="0" w:name="Light Shading Accent 5"/>
+    <w:lsdException w:unhideWhenUsed="0" w:uiPriority="61" w:semiHidden="0" w:name="Light List Accent 5"/>
+    <w:lsdException w:unhideWhenUsed="0" w:uiPriority="62" w:semiHidden="0" w:name="Light Grid Accent 5"/>
+    <w:lsdException w:unhideWhenUsed="0" w:uiPriority="63" w:semiHidden="0" w:name="Medium Shading 1 Accent 5"/>
+    <w:lsdException w:unhideWhenUsed="0" w:uiPriority="64" w:semiHidden="0" w:name="Medium Shading 2 Accent 5"/>
+    <w:lsdException w:unhideWhenUsed="0" w:uiPriority="65" w:semiHidden="0" w:name="Medium List 1 Accent 5"/>
+    <w:lsdException w:unhideWhenUsed="0" w:uiPriority="66" w:semiHidden="0" w:name="Medium List 2 Accent 5"/>
+    <w:lsdException w:unhideWhenUsed="0" w:uiPriority="67" w:semiHidden="0" w:name="Medium Grid 1 Accent 5"/>
+    <w:lsdException w:unhideWhenUsed="0" w:uiPriority="68" w:semiHidden="0" w:name="Medium Grid 2 Accent 5"/>
+    <w:lsdException w:unhideWhenUsed="0" w:uiPriority="69" w:semiHidden="0" w:name="Medium Grid 3 Accent 5"/>
+    <w:lsdException w:unhideWhenUsed="0" w:uiPriority="70" w:semiHidden="0" w:name="Dark List Accent 5"/>
+    <w:lsdException w:unhideWhenUsed="0" w:uiPriority="71" w:semiHidden="0" w:name="Colorful Shading Accent 5"/>
+    <w:lsdException w:unhideWhenUsed="0" w:uiPriority="72" w:semiHidden="0" w:name="Colorful List Accent 5"/>
+    <w:lsdException w:unhideWhenUsed="0" w:uiPriority="73" w:semiHidden="0" w:name="Colorful Grid Accent 5"/>
+    <w:lsdException w:unhideWhenUsed="0" w:uiPriority="60" w:semiHidden="0" w:name="Light Shading Accent 6"/>
+    <w:lsdException w:unhideWhenUsed="0" w:uiPriority="61" w:semiHidden="0" w:name="Light List Accent 6"/>
+    <w:lsdException w:unhideWhenUsed="0" w:uiPriority="62" w:semiHidden="0" w:name="Light Grid Accent 6"/>
+    <w:lsdException w:unhideWhenUsed="0" w:uiPriority="63" w:semiHidden="0" w:name="Medium Shading 1 Accent 6"/>
+    <w:lsdException w:unhideWhenUsed="0" w:uiPriority="64" w:semiHidden="0" w:name="Medium Shading 2 Accent 6"/>
+    <w:lsdException w:unhideWhenUsed="0" w:uiPriority="65" w:semiHidden="0" w:name="Medium List 1 Accent 6"/>
+    <w:lsdException w:unhideWhenUsed="0" w:uiPriority="66" w:semiHidden="0" w:name="Medium List 2 Accent 6"/>
+    <w:lsdException w:unhideWhenUsed="0" w:uiPriority="67" w:semiHidden="0" w:name="Medium Grid 1 Accent 6"/>
+    <w:lsdException w:unhideWhenUsed="0" w:uiPriority="68" w:semiHidden="0" w:name="Medium Grid 2 Accent 6"/>
+    <w:lsdException w:unhideWhenUsed="0" w:uiPriority="69" w:semiHidden="0" w:name="Medium Grid 3 Accent 6"/>
+    <w:lsdException w:unhideWhenUsed="0" w:uiPriority="70" w:semiHidden="0" w:name="Dark List Accent 6"/>
+    <w:lsdException w:unhideWhenUsed="0" w:uiPriority="71" w:semiHidden="0" w:name="Colorful Shading Accent 6"/>
+    <w:lsdException w:unhideWhenUsed="0" w:uiPriority="72" w:semiHidden="0" w:name="Colorful List Accent 6"/>
+    <w:lsdException w:unhideWhenUsed="0" w:uiPriority="73" w:semiHidden="0" w:name="Colorful Grid Accent 6"/>
   </w:latentStyles>
-  <w:style w:type="paragraph" w:default="1" w:styleId="Normal">
+  <w:style w:type="paragraph" w:default="1" w:styleId="1">
     <w:name w:val="Normal"/>
     <w:qFormat/>
+    <w:uiPriority w:val="0"/>
     <w:pPr>
       <w:kinsoku w:val="0"/>
       <w:autoSpaceDE w:val="0"/>
@@ -5968,7 +6051,7 @@
       <w:textAlignment w:val="baseline"/>
     </w:pPr>
     <w:rPr>
-      <w:rFonts w:ascii="Arial" w:eastAsia="宋体" w:hAnsi="Arial" w:cs="Arial"/>
+      <w:rFonts w:ascii="Arial" w:hAnsi="Arial" w:eastAsia="宋体" w:cs="Arial"/>
       <w:snapToGrid w:val="0"/>
       <w:color w:val="000000"/>
       <w:kern w:val="0"/>
@@ -5977,11 +6060,12 @@
       <w:lang w:val="en-US" w:eastAsia="en-US" w:bidi="ar-SA"/>
     </w:rPr>
   </w:style>
-  <w:style w:type="paragraph" w:styleId="Heading1">
+  <w:style w:type="paragraph" w:styleId="2">
     <w:name w:val="heading 1"/>
-    <w:basedOn w:val="Normal"/>
-    <w:next w:val="Normal"/>
+    <w:basedOn w:val="1"/>
+    <w:next w:val="1"/>
     <w:qFormat/>
+    <w:uiPriority w:val="0"/>
     <w:pPr>
       <w:keepNext/>
       <w:keepLines/>
@@ -5999,12 +6083,13 @@
       <w:sz w:val="44"/>
     </w:rPr>
   </w:style>
-  <w:style w:type="paragraph" w:styleId="Heading2">
+  <w:style w:type="paragraph" w:styleId="3">
     <w:name w:val="heading 2"/>
-    <w:basedOn w:val="Normal"/>
-    <w:next w:val="Normal"/>
+    <w:basedOn w:val="1"/>
+    <w:next w:val="1"/>
     <w:unhideWhenUsed/>
     <w:qFormat/>
+    <w:uiPriority w:val="0"/>
     <w:pPr>
       <w:keepNext/>
       <w:keepLines/>
@@ -6017,18 +6102,19 @@
       <w:outlineLvl w:val="1"/>
     </w:pPr>
     <w:rPr>
-      <w:rFonts w:ascii="Arial" w:eastAsia="黑体" w:hAnsi="Arial"/>
+      <w:rFonts w:ascii="Arial" w:hAnsi="Arial" w:eastAsia="黑体"/>
       <w:b/>
       <w:sz w:val="32"/>
     </w:rPr>
   </w:style>
-  <w:style w:type="paragraph" w:styleId="Heading3">
+  <w:style w:type="paragraph" w:styleId="4">
     <w:name w:val="heading 3"/>
-    <w:basedOn w:val="Normal"/>
-    <w:next w:val="Normal"/>
+    <w:basedOn w:val="1"/>
+    <w:next w:val="1"/>
     <w:semiHidden/>
     <w:unhideWhenUsed/>
     <w:qFormat/>
+    <w:uiPriority w:val="0"/>
     <w:pPr>
       <w:keepNext/>
       <w:keepLines/>
@@ -6045,12 +6131,13 @@
       <w:sz w:val="32"/>
     </w:rPr>
   </w:style>
-  <w:style w:type="paragraph" w:styleId="Heading4">
+  <w:style w:type="paragraph" w:styleId="5">
     <w:name w:val="heading 4"/>
-    <w:basedOn w:val="Normal"/>
-    <w:next w:val="Normal"/>
+    <w:basedOn w:val="1"/>
+    <w:next w:val="1"/>
     <w:unhideWhenUsed/>
     <w:qFormat/>
+    <w:uiPriority w:val="0"/>
     <w:pPr>
       <w:keepNext/>
       <w:keepLines/>
@@ -6063,18 +6150,19 @@
       <w:outlineLvl w:val="3"/>
     </w:pPr>
     <w:rPr>
-      <w:rFonts w:ascii="Arial" w:eastAsia="黑体" w:hAnsi="Arial"/>
+      <w:rFonts w:ascii="Arial" w:hAnsi="Arial" w:eastAsia="黑体"/>
       <w:b/>
       <w:sz w:val="28"/>
     </w:rPr>
   </w:style>
-  <w:style w:type="paragraph" w:styleId="Heading5">
+  <w:style w:type="paragraph" w:styleId="6">
     <w:name w:val="heading 5"/>
-    <w:basedOn w:val="Normal"/>
-    <w:next w:val="Normal"/>
+    <w:basedOn w:val="1"/>
+    <w:next w:val="1"/>
     <w:semiHidden/>
     <w:unhideWhenUsed/>
     <w:qFormat/>
+    <w:uiPriority w:val="0"/>
     <w:pPr>
       <w:keepNext/>
       <w:keepLines/>
@@ -6091,13 +6179,14 @@
       <w:sz w:val="28"/>
     </w:rPr>
   </w:style>
-  <w:style w:type="paragraph" w:styleId="Heading6">
+  <w:style w:type="paragraph" w:styleId="7">
     <w:name w:val="heading 6"/>
-    <w:basedOn w:val="Normal"/>
-    <w:next w:val="Normal"/>
+    <w:basedOn w:val="1"/>
+    <w:next w:val="1"/>
     <w:semiHidden/>
     <w:unhideWhenUsed/>
     <w:qFormat/>
+    <w:uiPriority w:val="0"/>
     <w:pPr>
       <w:keepNext/>
       <w:keepLines/>
@@ -6110,18 +6199,19 @@
       <w:outlineLvl w:val="5"/>
     </w:pPr>
     <w:rPr>
-      <w:rFonts w:ascii="Arial" w:eastAsia="黑体" w:hAnsi="Arial"/>
+      <w:rFonts w:ascii="Arial" w:hAnsi="Arial" w:eastAsia="黑体"/>
       <w:b/>
       <w:sz w:val="24"/>
     </w:rPr>
   </w:style>
-  <w:style w:type="paragraph" w:styleId="Heading7">
+  <w:style w:type="paragraph" w:styleId="8">
     <w:name w:val="heading 7"/>
-    <w:basedOn w:val="Normal"/>
-    <w:next w:val="Normal"/>
+    <w:basedOn w:val="1"/>
+    <w:next w:val="1"/>
     <w:semiHidden/>
     <w:unhideWhenUsed/>
     <w:qFormat/>
+    <w:uiPriority w:val="0"/>
     <w:pPr>
       <w:keepNext/>
       <w:keepLines/>
@@ -6138,13 +6228,14 @@
       <w:sz w:val="24"/>
     </w:rPr>
   </w:style>
-  <w:style w:type="paragraph" w:styleId="Heading8">
+  <w:style w:type="paragraph" w:styleId="9">
     <w:name w:val="heading 8"/>
-    <w:basedOn w:val="Normal"/>
-    <w:next w:val="Normal"/>
+    <w:basedOn w:val="1"/>
+    <w:next w:val="1"/>
     <w:semiHidden/>
     <w:unhideWhenUsed/>
     <w:qFormat/>
+    <w:uiPriority w:val="0"/>
     <w:pPr>
       <w:keepNext/>
       <w:keepLines/>
@@ -6157,17 +6248,18 @@
       <w:outlineLvl w:val="7"/>
     </w:pPr>
     <w:rPr>
-      <w:rFonts w:ascii="Arial" w:eastAsia="黑体" w:hAnsi="Arial"/>
+      <w:rFonts w:ascii="Arial" w:hAnsi="Arial" w:eastAsia="黑体"/>
       <w:sz w:val="24"/>
     </w:rPr>
   </w:style>
-  <w:style w:type="paragraph" w:styleId="Heading9">
+  <w:style w:type="paragraph" w:styleId="10">
     <w:name w:val="heading 9"/>
-    <w:basedOn w:val="Normal"/>
-    <w:next w:val="Normal"/>
+    <w:basedOn w:val="1"/>
+    <w:next w:val="1"/>
     <w:semiHidden/>
     <w:unhideWhenUsed/>
     <w:qFormat/>
+    <w:uiPriority w:val="0"/>
     <w:pPr>
       <w:keepNext/>
       <w:keepLines/>
@@ -6180,19 +6272,21 @@
       <w:outlineLvl w:val="8"/>
     </w:pPr>
     <w:rPr>
-      <w:rFonts w:ascii="Arial" w:eastAsia="黑体" w:hAnsi="Arial"/>
+      <w:rFonts w:ascii="Arial" w:hAnsi="Arial" w:eastAsia="黑体"/>
       <w:sz w:val="21"/>
     </w:rPr>
   </w:style>
-  <w:style w:type="character" w:default="1" w:styleId="DefaultParagraphFont">
+  <w:style w:type="character" w:default="1" w:styleId="22">
     <w:name w:val="Default Paragraph Font"/>
     <w:semiHidden/>
     <w:qFormat/>
+    <w:uiPriority w:val="0"/>
   </w:style>
-  <w:style w:type="table" w:default="1" w:styleId="TableNormal">
+  <w:style w:type="table" w:default="1" w:styleId="20">
     <w:name w:val="Normal Table"/>
     <w:semiHidden/>
     <w:qFormat/>
+    <w:uiPriority w:val="0"/>
     <w:tblPr>
       <w:tblCellMar>
         <w:top w:w="0" w:type="dxa"/>
@@ -6202,39 +6296,43 @@
       </w:tblCellMar>
     </w:tblPr>
   </w:style>
-  <w:style w:type="paragraph" w:styleId="CommentText">
+  <w:style w:type="paragraph" w:styleId="11">
     <w:name w:val="annotation text"/>
-    <w:basedOn w:val="Normal"/>
+    <w:basedOn w:val="1"/>
     <w:qFormat/>
+    <w:uiPriority w:val="0"/>
     <w:pPr>
       <w:jc w:val="left"/>
     </w:pPr>
   </w:style>
-  <w:style w:type="paragraph" w:styleId="BodyText">
+  <w:style w:type="paragraph" w:styleId="12">
     <w:name w:val="Body Text"/>
-    <w:basedOn w:val="Normal"/>
+    <w:basedOn w:val="1"/>
     <w:semiHidden/>
     <w:qFormat/>
+    <w:uiPriority w:val="0"/>
     <w:rPr>
-      <w:rFonts w:ascii="Arial" w:eastAsia="Arial" w:hAnsi="Arial" w:cs="Arial"/>
+      <w:rFonts w:ascii="Arial" w:hAnsi="Arial" w:eastAsia="Arial" w:cs="Arial"/>
       <w:sz w:val="21"/>
       <w:szCs w:val="21"/>
       <w:lang w:val="en-US" w:eastAsia="en-US" w:bidi="ar-SA"/>
     </w:rPr>
   </w:style>
-  <w:style w:type="paragraph" w:styleId="TOC3">
+  <w:style w:type="paragraph" w:styleId="13">
     <w:name w:val="toc 3"/>
-    <w:basedOn w:val="Normal"/>
-    <w:next w:val="Normal"/>
+    <w:basedOn w:val="1"/>
+    <w:next w:val="1"/>
     <w:qFormat/>
+    <w:uiPriority w:val="0"/>
     <w:pPr>
       <w:ind w:left="840" w:leftChars="400"/>
     </w:pPr>
   </w:style>
-  <w:style w:type="paragraph" w:styleId="Footer">
+  <w:style w:type="paragraph" w:styleId="14">
     <w:name w:val="footer"/>
-    <w:basedOn w:val="Normal"/>
+    <w:basedOn w:val="1"/>
     <w:qFormat/>
+    <w:uiPriority w:val="0"/>
     <w:pPr>
       <w:tabs>
         <w:tab w:val="center" w:pos="4153"/>
@@ -6247,16 +6345,17 @@
       <w:sz w:val="18"/>
     </w:rPr>
   </w:style>
-  <w:style w:type="paragraph" w:styleId="Header">
+  <w:style w:type="paragraph" w:styleId="15">
     <w:name w:val="header"/>
-    <w:basedOn w:val="Normal"/>
+    <w:basedOn w:val="1"/>
     <w:qFormat/>
+    <w:uiPriority w:val="0"/>
     <w:pPr>
       <w:pBdr>
-        <w:top w:val="nil"/>
-        <w:left w:val="nil"/>
-        <w:bottom w:val="nil"/>
-        <w:right w:val="nil"/>
+        <w:top w:val="none" w:color="auto" w:sz="0" w:space="0"/>
+        <w:left w:val="none" w:color="auto" w:sz="0" w:space="0"/>
+        <w:bottom w:val="none" w:color="auto" w:sz="0" w:space="0"/>
+        <w:right w:val="none" w:color="auto" w:sz="0" w:space="0"/>
       </w:pBdr>
       <w:tabs>
         <w:tab w:val="center" w:pos="4153"/>
@@ -6271,37 +6370,41 @@
       <w:sz w:val="18"/>
     </w:rPr>
   </w:style>
-  <w:style w:type="paragraph" w:styleId="TOC1">
+  <w:style w:type="paragraph" w:styleId="16">
     <w:name w:val="toc 1"/>
-    <w:basedOn w:val="Normal"/>
-    <w:next w:val="Normal"/>
+    <w:basedOn w:val="1"/>
+    <w:next w:val="1"/>
     <w:qFormat/>
+    <w:uiPriority w:val="0"/>
     <w:rPr>
-      <w:rFonts w:ascii="Arial" w:eastAsia="Microsoft JhengHei" w:hAnsi="Arial"/>
+      <w:rFonts w:ascii="Arial" w:hAnsi="Arial" w:eastAsia="Microsoft JhengHei"/>
       <w:sz w:val="24"/>
     </w:rPr>
   </w:style>
-  <w:style w:type="paragraph" w:styleId="TOC2">
+  <w:style w:type="paragraph" w:styleId="17">
     <w:name w:val="toc 2"/>
-    <w:basedOn w:val="Normal"/>
-    <w:next w:val="Normal"/>
+    <w:basedOn w:val="1"/>
+    <w:next w:val="1"/>
     <w:qFormat/>
+    <w:uiPriority w:val="0"/>
     <w:pPr>
       <w:ind w:left="420" w:leftChars="200"/>
     </w:pPr>
   </w:style>
-  <w:style w:type="paragraph" w:styleId="NormalWeb">
+  <w:style w:type="paragraph" w:styleId="18">
     <w:name w:val="Normal (Web)"/>
-    <w:basedOn w:val="Normal"/>
+    <w:basedOn w:val="1"/>
     <w:qFormat/>
+    <w:uiPriority w:val="0"/>
     <w:rPr>
       <w:sz w:val="24"/>
     </w:rPr>
   </w:style>
-  <w:style w:type="paragraph" w:styleId="Title">
+  <w:style w:type="paragraph" w:styleId="19">
     <w:name w:val="Title"/>
-    <w:basedOn w:val="Normal"/>
+    <w:basedOn w:val="1"/>
     <w:qFormat/>
+    <w:uiPriority w:val="0"/>
     <w:pPr>
       <w:spacing w:before="240" w:beforeLines="0" w:beforeAutospacing="0" w:after="60" w:afterLines="0" w:afterAutospacing="0"/>
       <w:jc w:val="center"/>
@@ -6313,68 +6416,73 @@
       <w:sz w:val="32"/>
     </w:rPr>
   </w:style>
-  <w:style w:type="table" w:styleId="TableGrid">
+  <w:style w:type="table" w:styleId="21">
     <w:name w:val="Table Grid"/>
-    <w:basedOn w:val="TableNormal"/>
+    <w:basedOn w:val="20"/>
     <w:qFormat/>
+    <w:uiPriority w:val="0"/>
     <w:pPr>
       <w:widowControl w:val="0"/>
       <w:jc w:val="both"/>
     </w:pPr>
     <w:tblPr>
       <w:tblBorders>
-        <w:top w:val="single" w:sz="4" w:space="0" w:color="auto"/>
-        <w:left w:val="single" w:sz="4" w:space="0" w:color="auto"/>
-        <w:bottom w:val="single" w:sz="4" w:space="0" w:color="auto"/>
-        <w:right w:val="single" w:sz="4" w:space="0" w:color="auto"/>
-        <w:insideH w:val="single" w:sz="4" w:space="0" w:color="auto"/>
-        <w:insideV w:val="single" w:sz="4" w:space="0" w:color="auto"/>
+        <w:top w:val="single" w:color="auto" w:sz="4" w:space="0"/>
+        <w:left w:val="single" w:color="auto" w:sz="4" w:space="0"/>
+        <w:bottom w:val="single" w:color="auto" w:sz="4" w:space="0"/>
+        <w:right w:val="single" w:color="auto" w:sz="4" w:space="0"/>
+        <w:insideH w:val="single" w:color="auto" w:sz="4" w:space="0"/>
+        <w:insideV w:val="single" w:color="auto" w:sz="4" w:space="0"/>
       </w:tblBorders>
     </w:tblPr>
   </w:style>
-  <w:style w:type="character" w:styleId="Strong">
+  <w:style w:type="character" w:styleId="23">
     <w:name w:val="Strong"/>
-    <w:basedOn w:val="DefaultParagraphFont"/>
+    <w:basedOn w:val="22"/>
     <w:qFormat/>
+    <w:uiPriority w:val="0"/>
     <w:rPr>
       <w:b/>
     </w:rPr>
   </w:style>
-  <w:style w:type="paragraph" w:customStyle="1" w:styleId="a">
+  <w:style w:type="paragraph" w:customStyle="1" w:styleId="24">
     <w:name w:val="柴_公司名"/>
-    <w:basedOn w:val="Title"/>
+    <w:basedOn w:val="19"/>
     <w:qFormat/>
+    <w:uiPriority w:val="0"/>
     <w:pPr>
       <w:spacing w:after="600" w:afterLines="600"/>
     </w:pPr>
     <w:rPr>
-      <w:rFonts w:ascii="宋体" w:eastAsia="宋体" w:hAnsi="宋体" w:cs="宋体" w:hint="eastAsia"/>
+      <w:rFonts w:hint="eastAsia" w:ascii="宋体" w:hAnsi="宋体" w:eastAsia="宋体" w:cs="宋体"/>
       <w:bCs/>
       <w:spacing w:val="-6"/>
       <w:sz w:val="52"/>
       <w:szCs w:val="52"/>
     </w:rPr>
   </w:style>
-  <w:style w:type="paragraph" w:customStyle="1" w:styleId="a0">
+  <w:style w:type="paragraph" w:customStyle="1" w:styleId="25">
     <w:name w:val="柴_文档名"/>
-    <w:basedOn w:val="Title"/>
+    <w:basedOn w:val="19"/>
     <w:qFormat/>
+    <w:uiPriority w:val="0"/>
     <w:pPr>
       <w:spacing w:after="900" w:afterLines="900"/>
     </w:pPr>
     <w:rPr>
-      <w:rFonts w:ascii="黑体" w:eastAsia="黑体" w:hAnsi="黑体" w:cs="黑体"/>
+      <w:rFonts w:ascii="黑体" w:hAnsi="黑体" w:eastAsia="黑体" w:cs="黑体"/>
       <w:bCs/>
       <w:spacing w:val="-7"/>
       <w:sz w:val="52"/>
       <w:szCs w:val="52"/>
     </w:rPr>
   </w:style>
-  <w:style w:type="table" w:customStyle="1" w:styleId="TableNormal0">
+  <w:style w:type="table" w:customStyle="1" w:styleId="26">
     <w:name w:val="Table Normal_0"/>
     <w:semiHidden/>
     <w:unhideWhenUsed/>
     <w:qFormat/>
+    <w:uiPriority w:val="0"/>
     <w:tblPr>
       <w:tblCellMar>
         <w:top w:w="0" w:type="dxa"/>
@@ -6384,82 +6492,88 @@
       </w:tblCellMar>
     </w:tblPr>
   </w:style>
-  <w:style w:type="paragraph" w:customStyle="1" w:styleId="TableText">
+  <w:style w:type="paragraph" w:customStyle="1" w:styleId="27">
     <w:name w:val="Table Text"/>
-    <w:basedOn w:val="Normal"/>
+    <w:basedOn w:val="1"/>
     <w:semiHidden/>
     <w:qFormat/>
+    <w:uiPriority w:val="0"/>
     <w:rPr>
-      <w:rFonts w:ascii="宋体" w:eastAsia="宋体" w:hAnsi="宋体" w:cs="宋体"/>
+      <w:rFonts w:ascii="宋体" w:hAnsi="宋体" w:eastAsia="宋体" w:cs="宋体"/>
       <w:sz w:val="21"/>
       <w:szCs w:val="21"/>
       <w:lang w:val="en-US" w:eastAsia="en-US" w:bidi="ar-SA"/>
     </w:rPr>
   </w:style>
-  <w:style w:type="paragraph" w:customStyle="1" w:styleId="1">
+  <w:style w:type="paragraph" w:customStyle="1" w:styleId="28">
     <w:name w:val="柴_标题1"/>
-    <w:basedOn w:val="Heading1"/>
-    <w:next w:val="a1"/>
-    <w:link w:val="1Char"/>
+    <w:basedOn w:val="2"/>
+    <w:next w:val="29"/>
+    <w:link w:val="38"/>
     <w:qFormat/>
+    <w:uiPriority w:val="0"/>
     <w:pPr>
       <w:spacing w:before="100" w:after="90" w:line="360" w:lineRule="auto"/>
     </w:pPr>
     <w:rPr>
-      <w:rFonts w:ascii="Arial" w:eastAsia="宋体" w:hAnsi="Arial"/>
+      <w:rFonts w:ascii="Arial" w:hAnsi="Arial" w:eastAsia="宋体"/>
       <w:sz w:val="32"/>
     </w:rPr>
   </w:style>
-  <w:style w:type="paragraph" w:customStyle="1" w:styleId="a1">
+  <w:style w:type="paragraph" w:customStyle="1" w:styleId="29">
     <w:name w:val="柴_正文"/>
-    <w:basedOn w:val="BodyText"/>
-    <w:link w:val="Char"/>
+    <w:basedOn w:val="12"/>
+    <w:link w:val="42"/>
     <w:qFormat/>
+    <w:uiPriority w:val="0"/>
     <w:pPr>
       <w:spacing w:line="360" w:lineRule="auto"/>
       <w:ind w:firstLine="470" w:firstLineChars="200"/>
     </w:pPr>
     <w:rPr>
-      <w:rFonts w:ascii="Arial" w:eastAsia="宋体" w:hAnsi="Arial"/>
+      <w:rFonts w:ascii="Arial" w:hAnsi="Arial" w:eastAsia="宋体"/>
       <w:sz w:val="24"/>
       <w:lang w:eastAsia="zh-CN"/>
     </w:rPr>
   </w:style>
-  <w:style w:type="paragraph" w:customStyle="1" w:styleId="2">
+  <w:style w:type="paragraph" w:customStyle="1" w:styleId="30">
     <w:name w:val="柴_标题2"/>
-    <w:basedOn w:val="Heading2"/>
-    <w:next w:val="a1"/>
+    <w:basedOn w:val="3"/>
+    <w:next w:val="29"/>
     <w:qFormat/>
+    <w:uiPriority w:val="0"/>
     <w:pPr>
       <w:spacing w:line="360" w:lineRule="auto"/>
     </w:pPr>
     <w:rPr>
-      <w:rFonts w:ascii="Arial" w:eastAsia="宋体" w:hAnsi="Arial"/>
+      <w:rFonts w:ascii="Arial" w:hAnsi="Arial" w:eastAsia="宋体"/>
       <w:sz w:val="28"/>
     </w:rPr>
   </w:style>
-  <w:style w:type="paragraph" w:customStyle="1" w:styleId="3">
+  <w:style w:type="paragraph" w:customStyle="1" w:styleId="31">
     <w:name w:val="柴_标题3"/>
-    <w:basedOn w:val="Heading3"/>
-    <w:next w:val="a1"/>
-    <w:link w:val="3Char"/>
+    <w:basedOn w:val="4"/>
+    <w:next w:val="29"/>
+    <w:link w:val="39"/>
     <w:qFormat/>
+    <w:uiPriority w:val="0"/>
     <w:pPr>
       <w:spacing w:line="360" w:lineRule="auto"/>
       <w:ind w:left="0" w:firstLine="472" w:firstLineChars="200"/>
     </w:pPr>
     <w:rPr>
-      <w:rFonts w:ascii="宋体" w:eastAsia="宋体" w:hAnsi="宋体" w:cs="宋体"/>
+      <w:rFonts w:ascii="宋体" w:hAnsi="宋体" w:eastAsia="宋体" w:cs="宋体"/>
       <w:spacing w:val="-2"/>
       <w:sz w:val="24"/>
       <w:szCs w:val="24"/>
     </w:rPr>
   </w:style>
-  <w:style w:type="paragraph" w:customStyle="1" w:styleId="a2">
+  <w:style w:type="paragraph" w:customStyle="1" w:styleId="32">
     <w:name w:val="柴_目录"/>
-    <w:basedOn w:val="Normal"/>
-    <w:next w:val="BodyText"/>
+    <w:basedOn w:val="1"/>
+    <w:next w:val="12"/>
     <w:qFormat/>
+    <w:uiPriority w:val="0"/>
     <w:pPr>
       <w:tabs>
         <w:tab w:val="right" w:leader="dot" w:pos="8442"/>
@@ -6467,59 +6581,64 @@
       <w:ind w:left="0" w:leftChars="0"/>
     </w:pPr>
     <w:rPr>
-      <w:rFonts w:ascii="Arial" w:eastAsia="Microsoft JhengHei" w:hAnsi="Arial"/>
+      <w:rFonts w:ascii="Arial" w:hAnsi="Arial" w:eastAsia="Microsoft JhengHei"/>
       <w:sz w:val="24"/>
     </w:rPr>
   </w:style>
-  <w:style w:type="paragraph" w:customStyle="1" w:styleId="WPSOffice1">
+  <w:style w:type="paragraph" w:customStyle="1" w:styleId="33">
     <w:name w:val="WPSOffice手动目录 1"/>
     <w:qFormat/>
+    <w:uiPriority w:val="0"/>
     <w:pPr>
       <w:ind w:leftChars="0"/>
     </w:pPr>
     <w:rPr>
-      <w:rFonts w:ascii="Times New Roman" w:eastAsia="宋体" w:hAnsi="Times New Roman" w:cs="Times New Roman"/>
+      <w:rFonts w:ascii="Times New Roman" w:hAnsi="Times New Roman" w:eastAsia="宋体" w:cs="Times New Roman"/>
       <w:sz w:val="20"/>
       <w:szCs w:val="20"/>
     </w:rPr>
   </w:style>
-  <w:style w:type="paragraph" w:customStyle="1" w:styleId="WPSOffice2">
+  <w:style w:type="paragraph" w:customStyle="1" w:styleId="34">
     <w:name w:val="WPSOffice手动目录 2"/>
     <w:qFormat/>
+    <w:uiPriority w:val="0"/>
     <w:pPr>
       <w:ind w:leftChars="200"/>
     </w:pPr>
     <w:rPr>
-      <w:rFonts w:ascii="Times New Roman" w:eastAsia="宋体" w:hAnsi="Times New Roman" w:cs="Times New Roman"/>
+      <w:rFonts w:ascii="Times New Roman" w:hAnsi="Times New Roman" w:eastAsia="宋体" w:cs="Times New Roman"/>
       <w:sz w:val="20"/>
       <w:szCs w:val="20"/>
     </w:rPr>
   </w:style>
-  <w:style w:type="paragraph" w:customStyle="1" w:styleId="WPSOffice3">
+  <w:style w:type="paragraph" w:customStyle="1" w:styleId="35">
     <w:name w:val="WPSOffice手动目录 3"/>
     <w:qFormat/>
+    <w:uiPriority w:val="0"/>
     <w:pPr>
       <w:ind w:leftChars="400"/>
     </w:pPr>
     <w:rPr>
-      <w:rFonts w:ascii="Times New Roman" w:eastAsia="宋体" w:hAnsi="Times New Roman" w:cs="Times New Roman"/>
+      <w:rFonts w:ascii="Times New Roman" w:hAnsi="Times New Roman" w:eastAsia="宋体" w:cs="Times New Roman"/>
       <w:sz w:val="20"/>
       <w:szCs w:val="20"/>
     </w:rPr>
   </w:style>
-  <w:style w:type="paragraph" w:customStyle="1" w:styleId="Compact">
+  <w:style w:type="paragraph" w:customStyle="1" w:styleId="36">
     <w:name w:val="Compact"/>
-    <w:basedOn w:val="BodyText"/>
+    <w:basedOn w:val="12"/>
     <w:qFormat/>
+    <w:uiPriority w:val="0"/>
     <w:pPr>
       <w:spacing w:before="36" w:after="36"/>
     </w:pPr>
   </w:style>
-  <w:style w:type="table" w:customStyle="1" w:styleId="Table">
+  <w:style w:type="table" w:customStyle="1" w:styleId="37">
     <w:name w:val="Table"/>
     <w:semiHidden/>
     <w:unhideWhenUsed/>
     <w:qFormat/>
+    <w:uiPriority w:val="0"/>
     <w:tblPr>
       <w:tblCellMar>
         <w:top w:w="0" w:type="dxa"/>
@@ -6531,36 +6650,39 @@
     <w:tblStylePr w:type="firstRow">
       <w:tcPr>
         <w:tcBorders>
-          <w:bottom w:val="single" w:sz="0" w:space="0" w:color="auto"/>
+          <w:bottom w:val="single" w:color="auto" w:sz="0" w:space="0"/>
         </w:tcBorders>
         <w:vAlign w:val="bottom"/>
       </w:tcPr>
     </w:tblStylePr>
   </w:style>
-  <w:style w:type="character" w:customStyle="1" w:styleId="1Char">
+  <w:style w:type="character" w:customStyle="1" w:styleId="38">
     <w:name w:val="柴_标题1 Char"/>
-    <w:link w:val="1"/>
+    <w:link w:val="28"/>
     <w:qFormat/>
+    <w:uiPriority w:val="0"/>
     <w:rPr>
-      <w:rFonts w:ascii="Arial" w:eastAsia="宋体" w:hAnsi="Arial"/>
+      <w:rFonts w:ascii="Arial" w:hAnsi="Arial" w:eastAsia="宋体"/>
       <w:sz w:val="32"/>
     </w:rPr>
   </w:style>
-  <w:style w:type="character" w:customStyle="1" w:styleId="3Char">
+  <w:style w:type="character" w:customStyle="1" w:styleId="39">
     <w:name w:val="柴_标题3 Char"/>
-    <w:link w:val="3"/>
+    <w:link w:val="31"/>
     <w:qFormat/>
+    <w:uiPriority w:val="0"/>
     <w:rPr>
-      <w:rFonts w:ascii="宋体" w:eastAsia="宋体" w:hAnsi="宋体" w:cs="宋体"/>
+      <w:rFonts w:ascii="宋体" w:hAnsi="宋体" w:eastAsia="宋体" w:cs="宋体"/>
       <w:spacing w:val="-2"/>
       <w:sz w:val="24"/>
       <w:szCs w:val="24"/>
     </w:rPr>
   </w:style>
-  <w:style w:type="paragraph" w:customStyle="1" w:styleId="a3">
+  <w:style w:type="paragraph" w:customStyle="1" w:styleId="40">
     <w:name w:val="柴_正文_无缩进"/>
-    <w:basedOn w:val="Normal"/>
+    <w:basedOn w:val="1"/>
     <w:qFormat/>
+    <w:uiPriority w:val="0"/>
     <w:pPr>
       <w:ind w:firstLine="0" w:firstLineChars="0"/>
     </w:pPr>
@@ -6570,29 +6692,31 @@
       <w:lang w:eastAsia="zh-CN"/>
     </w:rPr>
   </w:style>
-  <w:style w:type="paragraph" w:customStyle="1" w:styleId="4">
+  <w:style w:type="paragraph" w:customStyle="1" w:styleId="41">
     <w:name w:val="柴_标题4"/>
-    <w:basedOn w:val="Heading4"/>
-    <w:next w:val="Normal"/>
+    <w:basedOn w:val="5"/>
+    <w:next w:val="1"/>
     <w:qFormat/>
+    <w:uiPriority w:val="0"/>
     <w:pPr>
       <w:widowControl w:val="0"/>
       <w:spacing w:before="160" w:line="360" w:lineRule="auto"/>
-      <w:ind w:left="981" w:hanging="862" w:leftChars="300"/>
+      <w:ind w:left="981" w:leftChars="300" w:hanging="862"/>
     </w:pPr>
     <w:rPr>
-      <w:rFonts w:ascii="Calibri" w:eastAsia="宋体" w:hAnsi="Calibri" w:cs="宋体" w:hint="eastAsia"/>
+      <w:rFonts w:hint="eastAsia" w:ascii="Calibri" w:hAnsi="Calibri" w:eastAsia="宋体" w:cs="宋体"/>
       <w:sz w:val="24"/>
       <w:szCs w:val="24"/>
       <w:lang w:eastAsia="zh-CN" w:bidi="zh-CN"/>
     </w:rPr>
   </w:style>
-  <w:style w:type="character" w:customStyle="1" w:styleId="Char">
+  <w:style w:type="character" w:customStyle="1" w:styleId="42">
     <w:name w:val="柴_正文 Char"/>
-    <w:link w:val="a1"/>
+    <w:link w:val="29"/>
     <w:qFormat/>
+    <w:uiPriority w:val="0"/>
     <w:rPr>
-      <w:rFonts w:ascii="Arial" w:eastAsia="宋体" w:hAnsi="Arial"/>
+      <w:rFonts w:ascii="Arial" w:hAnsi="Arial" w:eastAsia="宋体"/>
       <w:sz w:val="24"/>
       <w:lang w:eastAsia="zh-CN"/>
     </w:rPr>
